--- a/Project_Report.docx
+++ b/Project_Report.docx
@@ -1,9 +1,10 @@
 
 <file path=word/document.xml><?xml version="1.0" encoding="utf-8"?>
-<w:document xmlns:wpc="http://schemas.microsoft.com/office/word/2010/wordprocessingCanvas" xmlns:cx="http://schemas.microsoft.com/office/drawing/2014/chartex" xmlns:cx1="http://schemas.microsoft.com/office/drawing/2015/9/8/chartex" xmlns:cx2="http://schemas.microsoft.com/office/drawing/2015/10/21/chartex" xmlns:cx3="http://schemas.microsoft.com/office/drawing/2016/5/9/chartex" xmlns:cx4="http://schemas.microsoft.com/office/drawing/2016/5/10/chartex" xmlns:cx5="http://schemas.microsoft.com/office/drawing/2016/5/11/chartex" xmlns:cx6="http://schemas.microsoft.com/office/drawing/2016/5/12/chartex" xmlns:cx7="http://schemas.microsoft.com/office/drawing/2016/5/13/chartex" xmlns:cx8="http://schemas.microsoft.com/office/drawing/2016/5/14/chartex" xmlns:mc="http://schemas.openxmlformats.org/markup-compatibility/2006" xmlns:aink="http://schemas.microsoft.com/office/drawing/2016/ink" xmlns:am3d="http://schemas.microsoft.com/office/drawing/2017/model3d" xmlns:o="urn:schemas-microsoft-com:office:office" xmlns:oel="http://schemas.microsoft.com/office/2019/extlst" xmlns:r="http://schemas.openxmlformats.org/officeDocument/2006/relationships" xmlns:m="http://schemas.openxmlformats.org/officeDocument/2006/math" xmlns:v="urn:schemas-microsoft-com:vml" xmlns:wp14="http://schemas.microsoft.com/office/word/2010/wordprocessingDrawing" xmlns:wp="http://schemas.openxmlformats.org/drawingml/2006/wordprocessingDrawing" xmlns:w10="urn:schemas-microsoft-com:office:word" xmlns:w="http://schemas.openxmlformats.org/wordprocessingml/2006/main" xmlns:w14="http://schemas.microsoft.com/office/word/2010/wordml" xmlns:w15="http://schemas.microsoft.com/office/word/2012/wordml" xmlns:w16cex="http://schemas.microsoft.com/office/word/2018/wordml/cex" xmlns:w16cid="http://schemas.microsoft.com/office/word/2016/wordml/cid" xmlns:w16="http://schemas.microsoft.com/office/word/2018/wordml" xmlns:w16sdtdh="http://schemas.microsoft.com/office/word/2020/wordml/sdtdatahash" xmlns:w16se="http://schemas.microsoft.com/office/word/2015/wordml/symex" xmlns:wpg="http://schemas.microsoft.com/office/word/2010/wordprocessingGroup" xmlns:wpi="http://schemas.microsoft.com/office/word/2010/wordprocessingInk" xmlns:wne="http://schemas.microsoft.com/office/word/2006/wordml" xmlns:wps="http://schemas.microsoft.com/office/word/2010/wordprocessingShape" mc:Ignorable="w14 w15 w16se w16cid w16 w16cex w16sdtdh wp14">
+<w:document xmlns:wpc="http://schemas.microsoft.com/office/word/2010/wordprocessingCanvas" xmlns:cx="http://schemas.microsoft.com/office/drawing/2014/chartex" xmlns:cx1="http://schemas.microsoft.com/office/drawing/2015/9/8/chartex" xmlns:cx2="http://schemas.microsoft.com/office/drawing/2015/10/21/chartex" xmlns:cx3="http://schemas.microsoft.com/office/drawing/2016/5/9/chartex" xmlns:cx4="http://schemas.microsoft.com/office/drawing/2016/5/10/chartex" xmlns:cx5="http://schemas.microsoft.com/office/drawing/2016/5/11/chartex" xmlns:cx6="http://schemas.microsoft.com/office/drawing/2016/5/12/chartex" xmlns:cx7="http://schemas.microsoft.com/office/drawing/2016/5/13/chartex" xmlns:cx8="http://schemas.microsoft.com/office/drawing/2016/5/14/chartex" xmlns:mc="http://schemas.openxmlformats.org/markup-compatibility/2006" xmlns:aink="http://schemas.microsoft.com/office/drawing/2016/ink" xmlns:am3d="http://schemas.microsoft.com/office/drawing/2017/model3d" xmlns:o="urn:schemas-microsoft-com:office:office" xmlns:oel="http://schemas.microsoft.com/office/2019/extlst" xmlns:r="http://schemas.openxmlformats.org/officeDocument/2006/relationships" xmlns:m="http://schemas.openxmlformats.org/officeDocument/2006/math" xmlns:v="urn:schemas-microsoft-com:vml" xmlns:wp14="http://schemas.microsoft.com/office/word/2010/wordprocessingDrawing" xmlns:wp="http://schemas.openxmlformats.org/drawingml/2006/wordprocessingDrawing" xmlns:w10="urn:schemas-microsoft-com:office:word" xmlns:w="http://schemas.openxmlformats.org/wordprocessingml/2006/main" xmlns:w14="http://schemas.microsoft.com/office/word/2010/wordml" xmlns:w15="http://schemas.microsoft.com/office/word/2012/wordml" xmlns:w16cex="http://schemas.microsoft.com/office/word/2018/wordml/cex" xmlns:w16cid="http://schemas.microsoft.com/office/word/2016/wordml/cid" xmlns:w16="http://schemas.microsoft.com/office/word/2018/wordml" xmlns:w16du="http://schemas.microsoft.com/office/word/2023/wordml/word16du" xmlns:w16sdtdh="http://schemas.microsoft.com/office/word/2020/wordml/sdtdatahash" xmlns:w16sdtfl="http://schemas.microsoft.com/office/word/2024/wordml/sdtformatlock" xmlns:w16se="http://schemas.microsoft.com/office/word/2015/wordml/symex" xmlns:wpg="http://schemas.microsoft.com/office/word/2010/wordprocessingGroup" xmlns:wpi="http://schemas.microsoft.com/office/word/2010/wordprocessingInk" xmlns:wne="http://schemas.microsoft.com/office/word/2006/wordml" xmlns:wps="http://schemas.microsoft.com/office/word/2010/wordprocessingShape" mc:Ignorable="w14 w15 w16se w16cid w16 w16cex w16sdtdh w16sdtfl w16du wp14">
   <w:body>
     <w:p>
       <w:pPr>
+        <w:ind w:left="720"/>
         <w:jc w:val="both"/>
         <w:rPr>
           <w:sz w:val="24"/>
@@ -14,7 +15,8 @@
     <w:tbl>
       <w:tblPr>
         <w:tblStyle w:val="TableGrid"/>
-        <w:tblW w:w="0" w:type="auto"/>
+        <w:tblW w:w="9350" w:type="dxa"/>
+        <w:tblInd w:w="720" w:type="dxa"/>
         <w:tblLook w:val="04A0" w:firstRow="1" w:lastRow="0" w:firstColumn="1" w:lastColumn="0" w:noHBand="0" w:noVBand="1"/>
       </w:tblPr>
       <w:tblGrid>
@@ -121,17 +123,8 @@
                 <w:sz w:val="24"/>
                 <w:szCs w:val="24"/>
               </w:rPr>
-              <w:t xml:space="preserve">TCS </w:t>
+              <w:t>TCS iON</w:t>
             </w:r>
-            <w:proofErr w:type="spellStart"/>
-            <w:r>
-              <w:rPr>
-                <w:sz w:val="24"/>
-                <w:szCs w:val="24"/>
-              </w:rPr>
-              <w:t>iON</w:t>
-            </w:r>
-            <w:proofErr w:type="spellEnd"/>
           </w:p>
         </w:tc>
       </w:tr>
@@ -180,6 +173,7 @@
     </w:tbl>
     <w:p>
       <w:pPr>
+        <w:ind w:left="720"/>
         <w:rPr>
           <w:sz w:val="24"/>
           <w:szCs w:val="24"/>
@@ -189,7 +183,8 @@
     <w:tbl>
       <w:tblPr>
         <w:tblStyle w:val="TableGrid"/>
-        <w:tblW w:w="0" w:type="auto"/>
+        <w:tblW w:w="9350" w:type="dxa"/>
+        <w:tblInd w:w="720" w:type="dxa"/>
         <w:tblLook w:val="04A0" w:firstRow="1" w:lastRow="0" w:firstColumn="1" w:lastColumn="0" w:noHBand="0" w:noVBand="1"/>
       </w:tblPr>
       <w:tblGrid>
@@ -437,14 +432,16 @@
     </w:tbl>
     <w:p>
       <w:pPr>
-        <w:rPr>
-          <w:sz w:val="24"/>
-          <w:szCs w:val="24"/>
-        </w:rPr>
-      </w:pPr>
-    </w:p>
-    <w:p>
-      <w:pPr>
+        <w:ind w:left="720"/>
+        <w:rPr>
+          <w:sz w:val="24"/>
+          <w:szCs w:val="24"/>
+        </w:rPr>
+      </w:pPr>
+    </w:p>
+    <w:p>
+      <w:pPr>
+        <w:ind w:left="720"/>
         <w:rPr>
           <w:b/>
           <w:bCs/>
@@ -469,6 +466,7 @@
           <w:ilvl w:val="0"/>
           <w:numId w:val="1"/>
         </w:numPr>
+        <w:ind w:left="1440"/>
         <w:rPr>
           <w:sz w:val="24"/>
           <w:szCs w:val="24"/>
@@ -504,6 +502,7 @@
           <w:ilvl w:val="0"/>
           <w:numId w:val="1"/>
         </w:numPr>
+        <w:ind w:left="1440"/>
         <w:rPr>
           <w:sz w:val="24"/>
           <w:szCs w:val="24"/>
@@ -539,6 +538,7 @@
           <w:ilvl w:val="0"/>
           <w:numId w:val="1"/>
         </w:numPr>
+        <w:ind w:left="1440"/>
         <w:rPr>
           <w:sz w:val="24"/>
           <w:szCs w:val="24"/>
@@ -559,6 +559,7 @@
           <w:ilvl w:val="0"/>
           <w:numId w:val="1"/>
         </w:numPr>
+        <w:ind w:left="1440"/>
         <w:rPr>
           <w:sz w:val="24"/>
           <w:szCs w:val="24"/>
@@ -579,6 +580,7 @@
           <w:ilvl w:val="0"/>
           <w:numId w:val="1"/>
         </w:numPr>
+        <w:ind w:left="1440"/>
         <w:rPr>
           <w:sz w:val="24"/>
           <w:szCs w:val="24"/>
@@ -614,6 +616,7 @@
           <w:ilvl w:val="0"/>
           <w:numId w:val="1"/>
         </w:numPr>
+        <w:ind w:left="1440"/>
         <w:rPr>
           <w:sz w:val="24"/>
           <w:szCs w:val="24"/>
@@ -642,6 +645,7 @@
           <w:ilvl w:val="0"/>
           <w:numId w:val="1"/>
         </w:numPr>
+        <w:ind w:left="1440"/>
         <w:rPr>
           <w:sz w:val="24"/>
           <w:szCs w:val="24"/>
@@ -677,6 +681,7 @@
           <w:ilvl w:val="0"/>
           <w:numId w:val="1"/>
         </w:numPr>
+        <w:ind w:left="1440"/>
         <w:rPr>
           <w:sz w:val="24"/>
           <w:szCs w:val="24"/>
@@ -721,6 +726,7 @@
           <w:ilvl w:val="0"/>
           <w:numId w:val="1"/>
         </w:numPr>
+        <w:ind w:left="1440"/>
         <w:rPr>
           <w:sz w:val="24"/>
           <w:szCs w:val="24"/>
@@ -742,6 +748,7 @@
           <w:ilvl w:val="0"/>
           <w:numId w:val="1"/>
         </w:numPr>
+        <w:ind w:left="1440"/>
         <w:rPr>
           <w:sz w:val="24"/>
           <w:szCs w:val="24"/>
@@ -777,6 +784,7 @@
           <w:ilvl w:val="0"/>
           <w:numId w:val="1"/>
         </w:numPr>
+        <w:ind w:left="1440"/>
         <w:rPr>
           <w:sz w:val="24"/>
           <w:szCs w:val="24"/>
@@ -812,6 +820,7 @@
           <w:ilvl w:val="0"/>
           <w:numId w:val="1"/>
         </w:numPr>
+        <w:ind w:left="1440"/>
         <w:rPr>
           <w:sz w:val="24"/>
           <w:szCs w:val="24"/>
@@ -847,6 +856,7 @@
           <w:ilvl w:val="0"/>
           <w:numId w:val="1"/>
         </w:numPr>
+        <w:ind w:left="1440"/>
         <w:rPr>
           <w:sz w:val="24"/>
           <w:szCs w:val="24"/>
@@ -882,6 +892,7 @@
           <w:ilvl w:val="0"/>
           <w:numId w:val="1"/>
         </w:numPr>
+        <w:ind w:left="1440"/>
         <w:rPr>
           <w:sz w:val="24"/>
           <w:szCs w:val="24"/>
@@ -917,6 +928,7 @@
           <w:ilvl w:val="0"/>
           <w:numId w:val="1"/>
         </w:numPr>
+        <w:ind w:left="1440"/>
         <w:rPr>
           <w:sz w:val="24"/>
           <w:szCs w:val="24"/>
@@ -952,6 +964,7 @@
           <w:ilvl w:val="0"/>
           <w:numId w:val="1"/>
         </w:numPr>
+        <w:ind w:left="1440"/>
         <w:rPr>
           <w:sz w:val="24"/>
           <w:szCs w:val="24"/>
@@ -987,6 +1000,7 @@
           <w:ilvl w:val="0"/>
           <w:numId w:val="1"/>
         </w:numPr>
+        <w:ind w:left="1440"/>
         <w:rPr>
           <w:sz w:val="24"/>
           <w:szCs w:val="24"/>
@@ -1051,6 +1065,11 @@
     </w:p>
     <w:p>
       <w:pPr>
+        <w:pStyle w:val="ListParagraph"/>
+        <w:numPr>
+          <w:ilvl w:val="0"/>
+          <w:numId w:val="27"/>
+        </w:numPr>
         <w:rPr>
           <w:b/>
           <w:bCs/>
@@ -1061,7 +1080,6 @@
       </w:pPr>
       <w:r>
         <w:rPr>
-          <w:rFonts w:ascii="Segoe UI Emoji" w:hAnsi="Segoe UI Emoji" w:cs="Segoe UI Emoji"/>
           <w:b/>
           <w:bCs/>
           <w:sz w:val="28"/>
@@ -1069,9 +1087,55 @@
           <w:lang w:val="en-IN"/>
         </w:rPr>
         <w:lastRenderedPageBreak/>
-        <w:t>🟩</w:t>
-      </w:r>
-      <w:r>
+        <w:t>Acknowledgement</w:t>
+      </w:r>
+    </w:p>
+    <w:p>
+      <w:pPr>
+        <w:jc w:val="both"/>
+        <w:rPr>
+          <w:sz w:val="28"/>
+          <w:szCs w:val="28"/>
+          <w:lang w:val="en-IN"/>
+        </w:rPr>
+      </w:pPr>
+      <w:r>
+        <w:rPr>
+          <w:sz w:val="28"/>
+          <w:szCs w:val="28"/>
+          <w:lang w:val="en-IN"/>
+        </w:rPr>
+        <w:t>I would like to express my sincere gratitude to TCS iON for providing this opportunity to work on the industry project. I also thank my mentors and instructors for their guidance and support throughout the project. This project helped me gain practical knowledge in data analytics and visualization.</w:t>
+      </w:r>
+    </w:p>
+    <w:p>
+      <w:pPr>
+        <w:jc w:val="both"/>
+        <w:rPr>
+          <w:sz w:val="28"/>
+          <w:szCs w:val="28"/>
+          <w:lang w:val="en-IN"/>
+        </w:rPr>
+      </w:pPr>
+      <w:r>
+        <w:rPr>
+          <w:sz w:val="28"/>
+          <w:szCs w:val="28"/>
+          <w:lang w:val="en-IN"/>
+        </w:rPr>
+        <w:pict w14:anchorId="4FF4E82E">
+          <v:rect id="_x0000_i1028" style="width:0;height:1.5pt" o:hralign="center" o:hrstd="t" o:hr="t" fillcolor="#a0a0a0" stroked="f"/>
+        </w:pict>
+      </w:r>
+    </w:p>
+    <w:p>
+      <w:pPr>
+        <w:pStyle w:val="ListParagraph"/>
+        <w:numPr>
+          <w:ilvl w:val="0"/>
+          <w:numId w:val="27"/>
+        </w:numPr>
+        <w:jc w:val="both"/>
         <w:rPr>
           <w:b/>
           <w:bCs/>
@@ -1079,65 +1143,8 @@
           <w:szCs w:val="28"/>
           <w:lang w:val="en-IN"/>
         </w:rPr>
-        <w:t xml:space="preserve"> Acknowledgement</w:t>
-      </w:r>
-    </w:p>
-    <w:p>
-      <w:pPr>
-        <w:rPr>
-          <w:sz w:val="28"/>
-          <w:szCs w:val="28"/>
-          <w:lang w:val="en-IN"/>
-        </w:rPr>
-      </w:pPr>
-      <w:r>
-        <w:rPr>
-          <w:sz w:val="28"/>
-          <w:szCs w:val="28"/>
-          <w:lang w:val="en-IN"/>
-        </w:rPr>
-        <w:t xml:space="preserve">I would like to express my sincere gratitude to TCS </w:t>
-      </w:r>
-      <w:proofErr w:type="spellStart"/>
-      <w:r>
-        <w:rPr>
-          <w:sz w:val="28"/>
-          <w:szCs w:val="28"/>
-          <w:lang w:val="en-IN"/>
-        </w:rPr>
-        <w:t>iON</w:t>
-      </w:r>
-      <w:proofErr w:type="spellEnd"/>
-      <w:r>
-        <w:rPr>
-          <w:sz w:val="28"/>
-          <w:szCs w:val="28"/>
-          <w:lang w:val="en-IN"/>
-        </w:rPr>
-        <w:t xml:space="preserve"> for providing this opportunity to work on the industry project. I also thank my mentors and instructors for their guidance and support throughout the project. This project helped me gain practical knowledge in data analytics and visualization.</w:t>
-      </w:r>
-    </w:p>
-    <w:p>
-      <w:pPr>
-        <w:rPr>
-          <w:sz w:val="28"/>
-          <w:szCs w:val="28"/>
-          <w:lang w:val="en-IN"/>
-        </w:rPr>
-      </w:pPr>
-      <w:r>
-        <w:rPr>
-          <w:sz w:val="28"/>
-          <w:szCs w:val="28"/>
-          <w:lang w:val="en-IN"/>
-        </w:rPr>
-        <w:pict w14:anchorId="4FF4E82E">
-          <v:rect id="_x0000_i1025" style="width:0;height:1.5pt" o:hralign="center" o:hrstd="t" o:hr="t" fillcolor="#a0a0a0" stroked="f"/>
-        </w:pict>
-      </w:r>
-    </w:p>
-    <w:p>
-      <w:pPr>
+      </w:pPr>
+      <w:r>
         <w:rPr>
           <w:b/>
           <w:bCs/>
@@ -1145,18 +1152,63 @@
           <w:szCs w:val="28"/>
           <w:lang w:val="en-IN"/>
         </w:rPr>
-      </w:pPr>
-      <w:r>
-        <w:rPr>
-          <w:rFonts w:ascii="Segoe UI Emoji" w:hAnsi="Segoe UI Emoji" w:cs="Segoe UI Emoji"/>
+        <w:t>Objective and Scope</w:t>
+      </w:r>
+    </w:p>
+    <w:p>
+      <w:pPr>
+        <w:jc w:val="both"/>
+        <w:rPr>
+          <w:sz w:val="28"/>
+          <w:szCs w:val="28"/>
+          <w:lang w:val="en-IN"/>
+        </w:rPr>
+      </w:pPr>
+      <w:r>
+        <w:rPr>
+          <w:sz w:val="28"/>
+          <w:szCs w:val="28"/>
+          <w:lang w:val="en-IN"/>
+        </w:rPr>
+        <w:t>The objective of this project is to develop a Retail Sales Performance Monitoring System that helps in analyzing sales data, identifying trends, and generating insights. The scope includes data preprocessing, analysis, visualization, and dashboard creation using Python and Power BI.</w:t>
+      </w:r>
+    </w:p>
+    <w:p>
+      <w:pPr>
+        <w:jc w:val="both"/>
+        <w:rPr>
+          <w:sz w:val="28"/>
+          <w:szCs w:val="28"/>
+          <w:lang w:val="en-IN"/>
+        </w:rPr>
+      </w:pPr>
+      <w:r>
+        <w:rPr>
+          <w:sz w:val="28"/>
+          <w:szCs w:val="28"/>
+          <w:lang w:val="en-IN"/>
+        </w:rPr>
+        <w:pict w14:anchorId="017BFACA">
+          <v:rect id="_x0000_i1029" style="width:0;height:1.5pt" o:hralign="center" o:hrstd="t" o:hr="t" fillcolor="#a0a0a0" stroked="f"/>
+        </w:pict>
+      </w:r>
+    </w:p>
+    <w:p>
+      <w:pPr>
+        <w:pStyle w:val="ListParagraph"/>
+        <w:numPr>
+          <w:ilvl w:val="0"/>
+          <w:numId w:val="27"/>
+        </w:numPr>
+        <w:jc w:val="both"/>
+        <w:rPr>
           <w:b/>
           <w:bCs/>
           <w:sz w:val="28"/>
           <w:szCs w:val="28"/>
           <w:lang w:val="en-IN"/>
         </w:rPr>
-        <w:t>🟩</w:t>
-      </w:r>
+      </w:pPr>
       <w:r>
         <w:rPr>
           <w:b/>
@@ -1165,65 +1217,42 @@
           <w:szCs w:val="28"/>
           <w:lang w:val="en-IN"/>
         </w:rPr>
-        <w:t xml:space="preserve"> Objective and Scope</w:t>
-      </w:r>
-    </w:p>
-    <w:p>
-      <w:pPr>
-        <w:rPr>
-          <w:sz w:val="28"/>
-          <w:szCs w:val="28"/>
-          <w:lang w:val="en-IN"/>
-        </w:rPr>
-      </w:pPr>
-      <w:r>
-        <w:rPr>
-          <w:sz w:val="28"/>
-          <w:szCs w:val="28"/>
-          <w:lang w:val="en-IN"/>
-        </w:rPr>
-        <w:t xml:space="preserve">The objective of this project is to develop a Retail Sales Performance Monitoring System that helps in </w:t>
-      </w:r>
-      <w:proofErr w:type="spellStart"/>
-      <w:r>
-        <w:rPr>
-          <w:sz w:val="28"/>
-          <w:szCs w:val="28"/>
-          <w:lang w:val="en-IN"/>
-        </w:rPr>
-        <w:t>analyzing</w:t>
-      </w:r>
-      <w:proofErr w:type="spellEnd"/>
-      <w:r>
-        <w:rPr>
-          <w:sz w:val="28"/>
-          <w:szCs w:val="28"/>
-          <w:lang w:val="en-IN"/>
-        </w:rPr>
-        <w:t xml:space="preserve"> sales data, identifying trends, and generating insights. The scope includes data preprocessing, analysis, visualization, and dashboard creation using Python and Power BI.</w:t>
-      </w:r>
-    </w:p>
-    <w:p>
-      <w:pPr>
-        <w:rPr>
-          <w:sz w:val="28"/>
-          <w:szCs w:val="28"/>
-          <w:lang w:val="en-IN"/>
-        </w:rPr>
-      </w:pPr>
-      <w:r>
-        <w:rPr>
-          <w:sz w:val="28"/>
-          <w:szCs w:val="28"/>
-          <w:lang w:val="en-IN"/>
-        </w:rPr>
-        <w:pict w14:anchorId="017BFACA">
-          <v:rect id="_x0000_i1026" style="width:0;height:1.5pt" o:hralign="center" o:hrstd="t" o:hr="t" fillcolor="#a0a0a0" stroked="f"/>
-        </w:pict>
-      </w:r>
-    </w:p>
-    <w:p>
-      <w:pPr>
+        <w:t>Problem Statement</w:t>
+      </w:r>
+    </w:p>
+    <w:p>
+      <w:pPr>
+        <w:jc w:val="both"/>
+        <w:rPr>
+          <w:sz w:val="28"/>
+          <w:szCs w:val="28"/>
+          <w:lang w:val="en-IN"/>
+        </w:rPr>
+      </w:pPr>
+      <w:r>
+        <w:rPr>
+          <w:sz w:val="28"/>
+          <w:szCs w:val="28"/>
+          <w:lang w:val="en-IN"/>
+        </w:rPr>
+        <w:t>Retail businesses often struggle to analyze large amounts of sales data efficiently. There is a need for a system that can track sales performance, identify trends, and support data-driven decision-making.</w:t>
+      </w:r>
+    </w:p>
+    <w:p>
+      <w:pPr>
+        <w:pStyle w:val="ListParagraph"/>
+        <w:numPr>
+          <w:ilvl w:val="0"/>
+          <w:numId w:val="27"/>
+        </w:numPr>
+        <w:jc w:val="both"/>
+        <w:rPr>
+          <w:sz w:val="28"/>
+          <w:szCs w:val="28"/>
+          <w:lang w:val="en-IN"/>
+        </w:rPr>
+      </w:pPr>
+      <w:r>
         <w:rPr>
           <w:b/>
           <w:bCs/>
@@ -1231,18 +1260,62 @@
           <w:szCs w:val="28"/>
           <w:lang w:val="en-IN"/>
         </w:rPr>
-      </w:pPr>
-      <w:r>
-        <w:rPr>
-          <w:rFonts w:ascii="Segoe UI Emoji" w:hAnsi="Segoe UI Emoji" w:cs="Segoe UI Emoji"/>
+        <w:t>Existing Approaches</w:t>
+      </w:r>
+    </w:p>
+    <w:p>
+      <w:pPr>
+        <w:jc w:val="both"/>
+        <w:rPr>
+          <w:sz w:val="28"/>
+          <w:szCs w:val="28"/>
+          <w:lang w:val="en-IN"/>
+        </w:rPr>
+      </w:pPr>
+      <w:r>
+        <w:rPr>
+          <w:sz w:val="28"/>
+          <w:szCs w:val="28"/>
+          <w:lang w:val="en-IN"/>
+        </w:rPr>
+        <w:t>Traditional methods like manual Excel analysis are time-consuming and less efficient. Many businesses lack proper visualization tools, making it difficult to interpret data quickly.</w:t>
+      </w:r>
+    </w:p>
+    <w:p>
+      <w:pPr>
+        <w:jc w:val="both"/>
+        <w:rPr>
+          <w:sz w:val="28"/>
+          <w:szCs w:val="28"/>
+          <w:lang w:val="en-IN"/>
+        </w:rPr>
+      </w:pPr>
+      <w:r>
+        <w:rPr>
+          <w:sz w:val="28"/>
+          <w:szCs w:val="28"/>
+          <w:lang w:val="en-IN"/>
+        </w:rPr>
+        <w:pict w14:anchorId="140FD9C0">
+          <v:rect id="_x0000_i1030" style="width:0;height:1.5pt" o:hralign="center" o:hrstd="t" o:hr="t" fillcolor="#a0a0a0" stroked="f"/>
+        </w:pict>
+      </w:r>
+    </w:p>
+    <w:p>
+      <w:pPr>
+        <w:pStyle w:val="ListParagraph"/>
+        <w:numPr>
+          <w:ilvl w:val="0"/>
+          <w:numId w:val="27"/>
+        </w:numPr>
+        <w:rPr>
           <w:b/>
           <w:bCs/>
           <w:sz w:val="28"/>
           <w:szCs w:val="28"/>
           <w:lang w:val="en-IN"/>
         </w:rPr>
-        <w:t>🟩</w:t>
-      </w:r>
+      </w:pPr>
       <w:r>
         <w:rPr>
           <w:b/>
@@ -1251,47 +1324,97 @@
           <w:szCs w:val="28"/>
           <w:lang w:val="en-IN"/>
         </w:rPr>
-        <w:t xml:space="preserve"> Problem Statement</w:t>
-      </w:r>
-    </w:p>
-    <w:p>
-      <w:pPr>
-        <w:rPr>
-          <w:sz w:val="28"/>
-          <w:szCs w:val="28"/>
-          <w:lang w:val="en-IN"/>
-        </w:rPr>
-      </w:pPr>
-      <w:r>
-        <w:rPr>
-          <w:sz w:val="28"/>
-          <w:szCs w:val="28"/>
-          <w:lang w:val="en-IN"/>
-        </w:rPr>
-        <w:t>Retail businesses often struggle to analyze large amounts of sales data efficiently. There is a need for a system that can track sales performance, identify trends, and support data-driven decision-making.</w:t>
-      </w:r>
-    </w:p>
-    <w:p>
-      <w:pPr>
-        <w:rPr>
-          <w:sz w:val="28"/>
-          <w:szCs w:val="28"/>
-          <w:lang w:val="en-IN"/>
-        </w:rPr>
-      </w:pPr>
-      <w:r>
-        <w:rPr>
-          <w:sz w:val="28"/>
-          <w:szCs w:val="28"/>
-          <w:lang w:val="en-IN"/>
-        </w:rPr>
-        <w:pict w14:anchorId="0C50D534">
-          <v:rect id="_x0000_i1027" style="width:0;height:1.5pt" o:hralign="center" o:hrstd="t" o:hr="t" fillcolor="#a0a0a0" stroked="f"/>
+        <w:t xml:space="preserve"> Approach / Methodology</w:t>
+      </w:r>
+    </w:p>
+    <w:p>
+      <w:pPr>
+        <w:rPr>
+          <w:sz w:val="28"/>
+          <w:szCs w:val="28"/>
+          <w:lang w:val="en-IN"/>
+        </w:rPr>
+      </w:pPr>
+      <w:r>
+        <w:rPr>
+          <w:sz w:val="28"/>
+          <w:szCs w:val="28"/>
+          <w:lang w:val="en-IN"/>
+        </w:rPr>
+        <w:t>The project follows a structured approach:</w:t>
+      </w:r>
+      <w:r>
+        <w:rPr>
+          <w:sz w:val="28"/>
+          <w:szCs w:val="28"/>
+          <w:lang w:val="en-IN"/>
+        </w:rPr>
+        <w:br/>
+        <w:t>1. Data collection from Kaggle dataset</w:t>
+      </w:r>
+      <w:r>
+        <w:rPr>
+          <w:sz w:val="28"/>
+          <w:szCs w:val="28"/>
+          <w:lang w:val="en-IN"/>
+        </w:rPr>
+        <w:br/>
+        <w:t>2. Data preprocessing using Python (Pandas)</w:t>
+      </w:r>
+      <w:r>
+        <w:rPr>
+          <w:sz w:val="28"/>
+          <w:szCs w:val="28"/>
+          <w:lang w:val="en-IN"/>
+        </w:rPr>
+        <w:br/>
+        <w:t>3. Data analysis and visualization using Matplotlib</w:t>
+      </w:r>
+      <w:r>
+        <w:rPr>
+          <w:sz w:val="28"/>
+          <w:szCs w:val="28"/>
+          <w:lang w:val="en-IN"/>
+        </w:rPr>
+        <w:br/>
+        <w:t>4. Dashboard creation using Power BI</w:t>
+      </w:r>
+    </w:p>
+    <w:p>
+      <w:pPr>
+        <w:rPr>
+          <w:sz w:val="28"/>
+          <w:szCs w:val="28"/>
+          <w:lang w:val="en-IN"/>
+        </w:rPr>
+      </w:pPr>
+    </w:p>
+    <w:p>
+      <w:pPr>
+        <w:rPr>
+          <w:sz w:val="28"/>
+          <w:szCs w:val="28"/>
+          <w:lang w:val="en-IN"/>
+        </w:rPr>
+      </w:pPr>
+      <w:r>
+        <w:rPr>
+          <w:sz w:val="28"/>
+          <w:szCs w:val="28"/>
+          <w:lang w:val="en-IN"/>
+        </w:rPr>
+        <w:pict w14:anchorId="3F216006">
+          <v:rect id="_x0000_i1031" style="width:0;height:1.5pt" o:hralign="center" o:bullet="t" o:hrstd="t" o:hr="t" fillcolor="#a0a0a0" stroked="f"/>
         </w:pict>
       </w:r>
     </w:p>
     <w:p>
       <w:pPr>
+        <w:pStyle w:val="ListParagraph"/>
+        <w:numPr>
+          <w:ilvl w:val="0"/>
+          <w:numId w:val="27"/>
+        </w:numPr>
         <w:rPr>
           <w:b/>
           <w:bCs/>
@@ -1302,16 +1425,59 @@
       </w:pPr>
       <w:r>
         <w:rPr>
-          <w:rFonts w:ascii="Segoe UI Emoji" w:hAnsi="Segoe UI Emoji" w:cs="Segoe UI Emoji"/>
           <w:b/>
           <w:bCs/>
           <w:sz w:val="28"/>
           <w:szCs w:val="28"/>
           <w:lang w:val="en-IN"/>
         </w:rPr>
-        <w:t>🟩</w:t>
-      </w:r>
-      <w:r>
+        <w:lastRenderedPageBreak/>
+        <w:t>Workflow</w:t>
+      </w:r>
+    </w:p>
+    <w:p>
+      <w:pPr>
+        <w:rPr>
+          <w:sz w:val="28"/>
+          <w:szCs w:val="28"/>
+          <w:lang w:val="en-IN"/>
+        </w:rPr>
+      </w:pPr>
+      <w:r>
+        <w:rPr>
+          <w:sz w:val="28"/>
+          <w:szCs w:val="28"/>
+          <w:lang w:val="en-IN"/>
+        </w:rPr>
+        <w:t>Dataset → Data Cleaning → Data Analysis → Visualization → Dashboard → Insights</w:t>
+      </w:r>
+    </w:p>
+    <w:p>
+      <w:pPr>
+        <w:rPr>
+          <w:sz w:val="28"/>
+          <w:szCs w:val="28"/>
+          <w:lang w:val="en-IN"/>
+        </w:rPr>
+      </w:pPr>
+      <w:r>
+        <w:rPr>
+          <w:sz w:val="28"/>
+          <w:szCs w:val="28"/>
+          <w:lang w:val="en-IN"/>
+        </w:rPr>
+        <w:pict w14:anchorId="7E6D8A06">
+          <v:rect id="_x0000_i1032" style="width:0;height:1.5pt" o:hralign="center" o:hrstd="t" o:hr="t" fillcolor="#a0a0a0" stroked="f"/>
+        </w:pict>
+      </w:r>
+    </w:p>
+    <w:p>
+      <w:pPr>
+        <w:pStyle w:val="ListParagraph"/>
+        <w:numPr>
+          <w:ilvl w:val="0"/>
+          <w:numId w:val="27"/>
+        </w:numPr>
         <w:rPr>
           <w:b/>
           <w:bCs/>
@@ -1319,47 +1485,8 @@
           <w:szCs w:val="28"/>
           <w:lang w:val="en-IN"/>
         </w:rPr>
-        <w:t xml:space="preserve"> Existing Approaches</w:t>
-      </w:r>
-    </w:p>
-    <w:p>
-      <w:pPr>
-        <w:rPr>
-          <w:sz w:val="28"/>
-          <w:szCs w:val="28"/>
-          <w:lang w:val="en-IN"/>
-        </w:rPr>
-      </w:pPr>
-      <w:r>
-        <w:rPr>
-          <w:sz w:val="28"/>
-          <w:szCs w:val="28"/>
-          <w:lang w:val="en-IN"/>
-        </w:rPr>
-        <w:t>Traditional methods like manual Excel analysis are time-consuming and less efficient. Many businesses lack proper visualization tools, making it difficult to interpret data quickly.</w:t>
-      </w:r>
-    </w:p>
-    <w:p>
-      <w:pPr>
-        <w:rPr>
-          <w:sz w:val="28"/>
-          <w:szCs w:val="28"/>
-          <w:lang w:val="en-IN"/>
-        </w:rPr>
-      </w:pPr>
-      <w:r>
-        <w:rPr>
-          <w:sz w:val="28"/>
-          <w:szCs w:val="28"/>
-          <w:lang w:val="en-IN"/>
-        </w:rPr>
-        <w:pict w14:anchorId="140FD9C0">
-          <v:rect id="_x0000_i1028" style="width:0;height:1.5pt" o:hralign="center" o:hrstd="t" o:hr="t" fillcolor="#a0a0a0" stroked="f"/>
-        </w:pict>
-      </w:r>
-    </w:p>
-    <w:p>
-      <w:pPr>
+      </w:pPr>
+      <w:r>
         <w:rPr>
           <w:b/>
           <w:bCs/>
@@ -1367,19 +1494,525 @@
           <w:szCs w:val="28"/>
           <w:lang w:val="en-IN"/>
         </w:rPr>
-      </w:pPr>
-      <w:r>
-        <w:rPr>
-          <w:rFonts w:ascii="Segoe UI Emoji" w:hAnsi="Segoe UI Emoji" w:cs="Segoe UI Emoji"/>
+        <w:t>Assumptions</w:t>
+      </w:r>
+    </w:p>
+    <w:p>
+      <w:pPr>
+        <w:rPr>
+          <w:sz w:val="28"/>
+          <w:szCs w:val="28"/>
+          <w:lang w:val="en-IN"/>
+        </w:rPr>
+      </w:pPr>
+      <w:r>
+        <w:rPr>
+          <w:sz w:val="28"/>
+          <w:szCs w:val="28"/>
+          <w:lang w:val="en-IN"/>
+        </w:rPr>
+        <w:t>- Dataset is accurate and reliable</w:t>
+      </w:r>
+      <w:r>
+        <w:rPr>
+          <w:sz w:val="28"/>
+          <w:szCs w:val="28"/>
+          <w:lang w:val="en-IN"/>
+        </w:rPr>
+        <w:br/>
+        <w:t>- No missing or corrupted data</w:t>
+      </w:r>
+      <w:r>
+        <w:rPr>
+          <w:sz w:val="28"/>
+          <w:szCs w:val="28"/>
+          <w:lang w:val="en-IN"/>
+        </w:rPr>
+        <w:br/>
+        <w:t>- Sales data represents real-world scenarios</w:t>
+      </w:r>
+    </w:p>
+    <w:p>
+      <w:pPr>
+        <w:rPr>
+          <w:sz w:val="28"/>
+          <w:szCs w:val="28"/>
+          <w:lang w:val="en-IN"/>
+        </w:rPr>
+      </w:pPr>
+      <w:r>
+        <w:rPr>
+          <w:sz w:val="28"/>
+          <w:szCs w:val="28"/>
+          <w:lang w:val="en-IN"/>
+        </w:rPr>
+        <w:pict w14:anchorId="7708627D">
+          <v:rect id="_x0000_i1033" style="width:0;height:1.5pt" o:hralign="center" o:hrstd="t" o:hr="t" fillcolor="#a0a0a0" stroked="f"/>
+        </w:pict>
+      </w:r>
+    </w:p>
+    <w:p>
+      <w:pPr>
+        <w:pStyle w:val="ListParagraph"/>
+        <w:rPr>
+          <w:lang w:val="en-IN"/>
+        </w:rPr>
+      </w:pPr>
+    </w:p>
+    <w:p>
+      <w:pPr>
+        <w:pStyle w:val="ListParagraph"/>
+        <w:numPr>
+          <w:ilvl w:val="0"/>
+          <w:numId w:val="27"/>
+        </w:numPr>
+        <w:rPr>
+          <w:sz w:val="28"/>
+          <w:szCs w:val="28"/>
+          <w:lang w:val="en-IN"/>
+        </w:rPr>
+      </w:pPr>
+      <w:r>
+        <w:rPr>
           <w:b/>
           <w:bCs/>
           <w:sz w:val="28"/>
           <w:szCs w:val="28"/>
           <w:lang w:val="en-IN"/>
         </w:rPr>
-        <w:t>🟩</w:t>
-      </w:r>
-      <w:r>
+        <w:t>Implementation</w:t>
+      </w:r>
+    </w:p>
+    <w:p>
+      <w:pPr>
+        <w:rPr>
+          <w:sz w:val="28"/>
+          <w:szCs w:val="28"/>
+          <w:lang w:val="en-IN"/>
+        </w:rPr>
+      </w:pPr>
+      <w:r>
+        <w:rPr>
+          <w:sz w:val="28"/>
+          <w:szCs w:val="28"/>
+          <w:lang w:val="en-IN"/>
+        </w:rPr>
+        <w:t>The dataset was loaded using Python and cleaned using Pandas. Missing values were checked and data types were corrected. Visualizations like line charts and bar charts were created to analyze trends.</w:t>
+      </w:r>
+      <w:r>
+        <w:rPr>
+          <w:sz w:val="28"/>
+          <w:szCs w:val="28"/>
+          <w:lang w:val="en-IN"/>
+        </w:rPr>
+        <w:br/>
+      </w:r>
+    </w:p>
+    <w:p>
+      <w:pPr>
+        <w:pStyle w:val="ListParagraph"/>
+        <w:numPr>
+          <w:ilvl w:val="0"/>
+          <w:numId w:val="1"/>
+        </w:numPr>
+        <w:spacing w:after="0" w:line="240" w:lineRule="auto"/>
+        <w:rPr>
+          <w:rFonts w:eastAsia="Times New Roman" w:cstheme="minorHAnsi"/>
+          <w:sz w:val="28"/>
+          <w:szCs w:val="28"/>
+          <w:lang w:val="en-IN" w:eastAsia="en-IN" w:bidi="hi-IN"/>
+        </w:rPr>
+      </w:pPr>
+      <w:r>
+        <w:rPr>
+          <w:rFonts w:eastAsia="Times New Roman" w:cstheme="minorHAnsi"/>
+          <w:sz w:val="28"/>
+          <w:szCs w:val="28"/>
+          <w:lang w:val="en-IN" w:eastAsia="en-IN" w:bidi="hi-IN"/>
+        </w:rPr>
+        <w:t xml:space="preserve">Loaded CSV dataset </w:t>
+      </w:r>
+    </w:p>
+    <w:p>
+      <w:pPr>
+        <w:pStyle w:val="ListParagraph"/>
+        <w:numPr>
+          <w:ilvl w:val="0"/>
+          <w:numId w:val="1"/>
+        </w:numPr>
+        <w:spacing w:after="0" w:line="240" w:lineRule="auto"/>
+        <w:rPr>
+          <w:rFonts w:eastAsia="Times New Roman" w:cstheme="minorHAnsi"/>
+          <w:sz w:val="28"/>
+          <w:szCs w:val="28"/>
+          <w:lang w:val="en-IN" w:eastAsia="en-IN" w:bidi="hi-IN"/>
+        </w:rPr>
+      </w:pPr>
+      <w:r>
+        <w:rPr>
+          <w:rFonts w:eastAsia="Times New Roman" w:cstheme="minorHAnsi"/>
+          <w:sz w:val="28"/>
+          <w:szCs w:val="28"/>
+          <w:lang w:val="en-IN" w:eastAsia="en-IN" w:bidi="hi-IN"/>
+        </w:rPr>
+        <w:t xml:space="preserve">Converted Date column </w:t>
+      </w:r>
+    </w:p>
+    <w:p>
+      <w:pPr>
+        <w:pStyle w:val="ListParagraph"/>
+        <w:numPr>
+          <w:ilvl w:val="0"/>
+          <w:numId w:val="1"/>
+        </w:numPr>
+        <w:spacing w:after="0" w:line="240" w:lineRule="auto"/>
+        <w:rPr>
+          <w:rFonts w:eastAsia="Times New Roman" w:cstheme="minorHAnsi"/>
+          <w:sz w:val="28"/>
+          <w:szCs w:val="28"/>
+          <w:lang w:val="en-IN" w:eastAsia="en-IN" w:bidi="hi-IN"/>
+        </w:rPr>
+      </w:pPr>
+      <w:r>
+        <w:rPr>
+          <w:rFonts w:eastAsia="Times New Roman" w:cstheme="minorHAnsi"/>
+          <w:sz w:val="28"/>
+          <w:szCs w:val="28"/>
+          <w:lang w:val="en-IN" w:eastAsia="en-IN" w:bidi="hi-IN"/>
+        </w:rPr>
+        <w:t xml:space="preserve">Checked null values </w:t>
+      </w:r>
+    </w:p>
+    <w:p>
+      <w:pPr>
+        <w:pStyle w:val="ListParagraph"/>
+        <w:numPr>
+          <w:ilvl w:val="0"/>
+          <w:numId w:val="1"/>
+        </w:numPr>
+        <w:spacing w:after="0" w:line="240" w:lineRule="auto"/>
+        <w:rPr>
+          <w:rFonts w:eastAsia="Times New Roman" w:cstheme="minorHAnsi"/>
+          <w:sz w:val="28"/>
+          <w:szCs w:val="28"/>
+          <w:lang w:val="en-IN" w:eastAsia="en-IN" w:bidi="hi-IN"/>
+        </w:rPr>
+      </w:pPr>
+      <w:r>
+        <w:rPr>
+          <w:rFonts w:eastAsia="Times New Roman" w:cstheme="minorHAnsi"/>
+          <w:sz w:val="28"/>
+          <w:szCs w:val="28"/>
+          <w:lang w:val="en-IN" w:eastAsia="en-IN" w:bidi="hi-IN"/>
+        </w:rPr>
+        <w:t xml:space="preserve">Created Month column </w:t>
+      </w:r>
+    </w:p>
+    <w:p>
+      <w:pPr>
+        <w:pStyle w:val="ListParagraph"/>
+        <w:numPr>
+          <w:ilvl w:val="0"/>
+          <w:numId w:val="1"/>
+        </w:numPr>
+        <w:spacing w:after="0" w:line="240" w:lineRule="auto"/>
+        <w:rPr>
+          <w:rFonts w:eastAsia="Times New Roman" w:cstheme="minorHAnsi"/>
+          <w:sz w:val="28"/>
+          <w:szCs w:val="28"/>
+          <w:lang w:val="en-IN" w:eastAsia="en-IN" w:bidi="hi-IN"/>
+        </w:rPr>
+      </w:pPr>
+      <w:r>
+        <w:rPr>
+          <w:rFonts w:eastAsia="Times New Roman" w:cstheme="minorHAnsi"/>
+          <w:sz w:val="28"/>
+          <w:szCs w:val="28"/>
+          <w:lang w:val="en-IN" w:eastAsia="en-IN" w:bidi="hi-IN"/>
+        </w:rPr>
+        <w:t xml:space="preserve">Generated charts </w:t>
+      </w:r>
+    </w:p>
+    <w:p>
+      <w:pPr>
+        <w:spacing w:after="0" w:line="240" w:lineRule="auto"/>
+        <w:rPr>
+          <w:rFonts w:eastAsia="Times New Roman" w:cstheme="minorHAnsi"/>
+          <w:sz w:val="28"/>
+          <w:szCs w:val="28"/>
+          <w:lang w:val="en-IN" w:eastAsia="en-IN" w:bidi="hi-IN"/>
+        </w:rPr>
+      </w:pPr>
+      <w:r>
+        <w:rPr>
+          <w:noProof/>
+        </w:rPr>
+        <w:drawing>
+          <wp:inline distT="0" distB="0" distL="0" distR="0" wp14:anchorId="2FEEC97E" wp14:editId="4E3606ED">
+            <wp:extent cx="4960759" cy="2766060"/>
+            <wp:effectExtent l="0" t="0" r="0" b="0"/>
+            <wp:docPr id="9" name="Picture 9"/>
+            <wp:cNvGraphicFramePr>
+              <a:graphicFrameLocks xmlns:a="http://schemas.openxmlformats.org/drawingml/2006/main" noChangeAspect="1"/>
+            </wp:cNvGraphicFramePr>
+            <a:graphic xmlns:a="http://schemas.openxmlformats.org/drawingml/2006/main">
+              <a:graphicData uri="http://schemas.openxmlformats.org/drawingml/2006/picture">
+                <pic:pic xmlns:pic="http://schemas.openxmlformats.org/drawingml/2006/picture">
+                  <pic:nvPicPr>
+                    <pic:cNvPr id="1" name=""/>
+                    <pic:cNvPicPr/>
+                  </pic:nvPicPr>
+                  <pic:blipFill>
+                    <a:blip r:embed="rId7"/>
+                    <a:stretch>
+                      <a:fillRect/>
+                    </a:stretch>
+                  </pic:blipFill>
+                  <pic:spPr>
+                    <a:xfrm>
+                      <a:off x="0" y="0"/>
+                      <a:ext cx="4967132" cy="2769614"/>
+                    </a:xfrm>
+                    <a:prstGeom prst="rect">
+                      <a:avLst/>
+                    </a:prstGeom>
+                  </pic:spPr>
+                </pic:pic>
+              </a:graphicData>
+            </a:graphic>
+          </wp:inline>
+        </w:drawing>
+      </w:r>
+    </w:p>
+    <w:p>
+      <w:pPr>
+        <w:spacing w:after="0" w:line="240" w:lineRule="auto"/>
+        <w:rPr>
+          <w:rFonts w:eastAsia="Times New Roman" w:cstheme="minorHAnsi"/>
+          <w:sz w:val="28"/>
+          <w:szCs w:val="28"/>
+          <w:lang w:val="en-IN" w:eastAsia="en-IN" w:bidi="hi-IN"/>
+        </w:rPr>
+      </w:pPr>
+    </w:p>
+    <w:p>
+      <w:pPr>
+        <w:pStyle w:val="ListParagraph"/>
+        <w:numPr>
+          <w:ilvl w:val="0"/>
+          <w:numId w:val="30"/>
+        </w:numPr>
+        <w:rPr>
+          <w:sz w:val="28"/>
+          <w:szCs w:val="28"/>
+          <w:lang w:val="en-IN"/>
+        </w:rPr>
+      </w:pPr>
+      <w:r>
+        <w:rPr>
+          <w:rFonts w:eastAsia="Times New Roman" w:cstheme="minorHAnsi"/>
+          <w:sz w:val="28"/>
+          <w:szCs w:val="28"/>
+          <w:lang w:val="en-IN" w:eastAsia="en-IN" w:bidi="hi-IN"/>
+        </w:rPr>
+        <w:t>Built dashboard visuals</w:t>
+      </w:r>
+      <w:r>
+        <w:rPr>
+          <w:sz w:val="28"/>
+          <w:szCs w:val="28"/>
+          <w:lang w:val="en-IN"/>
+        </w:rPr>
+        <w:br/>
+        <w:t xml:space="preserve"> </w:t>
+      </w:r>
+      <w:r>
+        <w:rPr>
+          <w:noProof/>
+        </w:rPr>
+        <w:drawing>
+          <wp:inline distT="0" distB="0" distL="0" distR="0" wp14:anchorId="16457269" wp14:editId="3BB6DA62">
+            <wp:extent cx="5943600" cy="3341654"/>
+            <wp:effectExtent l="0" t="0" r="0" b="0"/>
+            <wp:docPr id="5" name="Picture 5"/>
+            <wp:cNvGraphicFramePr>
+              <a:graphicFrameLocks xmlns:a="http://schemas.openxmlformats.org/drawingml/2006/main" noChangeAspect="1"/>
+            </wp:cNvGraphicFramePr>
+            <a:graphic xmlns:a="http://schemas.openxmlformats.org/drawingml/2006/main">
+              <a:graphicData uri="http://schemas.openxmlformats.org/drawingml/2006/picture">
+                <pic:pic xmlns:pic="http://schemas.openxmlformats.org/drawingml/2006/picture">
+                  <pic:nvPicPr>
+                    <pic:cNvPr id="1" name=""/>
+                    <pic:cNvPicPr/>
+                  </pic:nvPicPr>
+                  <pic:blipFill>
+                    <a:blip r:embed="rId8"/>
+                    <a:stretch>
+                      <a:fillRect/>
+                    </a:stretch>
+                  </pic:blipFill>
+                  <pic:spPr>
+                    <a:xfrm>
+                      <a:off x="0" y="0"/>
+                      <a:ext cx="5943600" cy="3341654"/>
+                    </a:xfrm>
+                    <a:prstGeom prst="rect">
+                      <a:avLst/>
+                    </a:prstGeom>
+                  </pic:spPr>
+                </pic:pic>
+              </a:graphicData>
+            </a:graphic>
+          </wp:inline>
+        </w:drawing>
+      </w:r>
+      <w:r>
+        <w:rPr>
+          <w:sz w:val="28"/>
+          <w:szCs w:val="28"/>
+          <w:lang w:val="en-IN"/>
+        </w:rPr>
+        <w:t xml:space="preserve"> </w:t>
+      </w:r>
+    </w:p>
+    <w:p>
+      <w:pPr>
+        <w:pStyle w:val="ListParagraph"/>
+        <w:numPr>
+          <w:ilvl w:val="0"/>
+          <w:numId w:val="30"/>
+        </w:numPr>
+        <w:rPr>
+          <w:sz w:val="28"/>
+          <w:szCs w:val="28"/>
+          <w:lang w:val="en-IN"/>
+        </w:rPr>
+      </w:pPr>
+      <w:r>
+        <w:rPr>
+          <w:sz w:val="28"/>
+          <w:szCs w:val="28"/>
+          <w:lang w:val="en-IN"/>
+        </w:rPr>
+        <w:t>Power BI was used to create dashboards including:</w:t>
+      </w:r>
+      <w:r>
+        <w:rPr>
+          <w:sz w:val="28"/>
+          <w:szCs w:val="28"/>
+          <w:lang w:val="en-IN"/>
+        </w:rPr>
+        <w:br/>
+      </w:r>
+    </w:p>
+    <w:p>
+      <w:pPr>
+        <w:pStyle w:val="ListParagraph"/>
+        <w:numPr>
+          <w:ilvl w:val="0"/>
+          <w:numId w:val="30"/>
+        </w:numPr>
+        <w:rPr>
+          <w:sz w:val="28"/>
+          <w:szCs w:val="28"/>
+          <w:lang w:val="en-IN"/>
+        </w:rPr>
+      </w:pPr>
+      <w:r>
+        <w:rPr>
+          <w:sz w:val="28"/>
+          <w:szCs w:val="28"/>
+          <w:lang w:val="en-IN"/>
+        </w:rPr>
+        <w:t xml:space="preserve"> Monthly sales trends</w:t>
+      </w:r>
+      <w:r>
+        <w:rPr>
+          <w:sz w:val="28"/>
+          <w:szCs w:val="28"/>
+          <w:lang w:val="en-IN"/>
+        </w:rPr>
+        <w:br/>
+      </w:r>
+    </w:p>
+    <w:p>
+      <w:pPr>
+        <w:pStyle w:val="ListParagraph"/>
+        <w:numPr>
+          <w:ilvl w:val="0"/>
+          <w:numId w:val="30"/>
+        </w:numPr>
+        <w:rPr>
+          <w:sz w:val="28"/>
+          <w:szCs w:val="28"/>
+          <w:lang w:val="en-IN"/>
+        </w:rPr>
+      </w:pPr>
+      <w:r>
+        <w:rPr>
+          <w:sz w:val="28"/>
+          <w:szCs w:val="28"/>
+          <w:lang w:val="en-IN"/>
+        </w:rPr>
+        <w:t xml:space="preserve"> Sales by product category</w:t>
+      </w:r>
+      <w:r>
+        <w:rPr>
+          <w:sz w:val="28"/>
+          <w:szCs w:val="28"/>
+          <w:lang w:val="en-IN"/>
+        </w:rPr>
+        <w:br/>
+      </w:r>
+    </w:p>
+    <w:p>
+      <w:pPr>
+        <w:pStyle w:val="ListParagraph"/>
+        <w:numPr>
+          <w:ilvl w:val="0"/>
+          <w:numId w:val="30"/>
+        </w:numPr>
+        <w:rPr>
+          <w:sz w:val="28"/>
+          <w:szCs w:val="28"/>
+          <w:lang w:val="en-IN"/>
+        </w:rPr>
+      </w:pPr>
+      <w:r>
+        <w:rPr>
+          <w:sz w:val="28"/>
+          <w:szCs w:val="28"/>
+          <w:lang w:val="en-IN"/>
+        </w:rPr>
+        <w:t xml:space="preserve"> Sales distribution using pie chart</w:t>
+      </w:r>
+    </w:p>
+    <w:p>
+      <w:pPr>
+        <w:rPr>
+          <w:sz w:val="28"/>
+          <w:szCs w:val="28"/>
+          <w:lang w:val="en-IN"/>
+        </w:rPr>
+      </w:pPr>
+      <w:r>
+        <w:rPr>
+          <w:sz w:val="28"/>
+          <w:szCs w:val="28"/>
+          <w:lang w:val="en-IN"/>
+        </w:rPr>
+        <w:pict w14:anchorId="180A0B1B">
+          <v:rect id="_x0000_i1034" style="width:0;height:1.5pt" o:hralign="center" o:hrstd="t" o:hr="t" fillcolor="#a0a0a0" stroked="f"/>
+        </w:pict>
+      </w:r>
+    </w:p>
+    <w:p>
+      <w:pPr>
+        <w:pStyle w:val="ListParagraph"/>
+        <w:numPr>
+          <w:ilvl w:val="0"/>
+          <w:numId w:val="27"/>
+        </w:numPr>
         <w:rPr>
           <w:b/>
           <w:bCs/>
@@ -1387,84 +2020,8 @@
           <w:szCs w:val="28"/>
           <w:lang w:val="en-IN"/>
         </w:rPr>
-        <w:t xml:space="preserve"> Approach / Methodology</w:t>
-      </w:r>
-    </w:p>
-    <w:p>
-      <w:pPr>
-        <w:rPr>
-          <w:sz w:val="28"/>
-          <w:szCs w:val="28"/>
-          <w:lang w:val="en-IN"/>
-        </w:rPr>
-      </w:pPr>
-      <w:r>
-        <w:rPr>
-          <w:sz w:val="28"/>
-          <w:szCs w:val="28"/>
-          <w:lang w:val="en-IN"/>
-        </w:rPr>
-        <w:t>The project follows a structured approach:</w:t>
-      </w:r>
-      <w:r>
-        <w:rPr>
-          <w:sz w:val="28"/>
-          <w:szCs w:val="28"/>
-          <w:lang w:val="en-IN"/>
-        </w:rPr>
-        <w:br/>
-        <w:t>1. Data collection from Kaggle dataset</w:t>
-      </w:r>
-      <w:r>
-        <w:rPr>
-          <w:sz w:val="28"/>
-          <w:szCs w:val="28"/>
-          <w:lang w:val="en-IN"/>
-        </w:rPr>
-        <w:br/>
-        <w:t>2. Data preprocessing using Python (Pandas)</w:t>
-      </w:r>
-      <w:r>
-        <w:rPr>
-          <w:sz w:val="28"/>
-          <w:szCs w:val="28"/>
-          <w:lang w:val="en-IN"/>
-        </w:rPr>
-        <w:br/>
-        <w:t>3. Data analysis and visualization using Matplotlib</w:t>
-      </w:r>
-      <w:r>
-        <w:rPr>
-          <w:sz w:val="28"/>
-          <w:szCs w:val="28"/>
-          <w:lang w:val="en-IN"/>
-        </w:rPr>
-        <w:br/>
-        <w:t>4. Dashboard creation using Power BI</w:t>
-      </w:r>
-    </w:p>
-    <w:p>
-      <w:pPr>
-        <w:rPr>
-          <w:sz w:val="28"/>
-          <w:szCs w:val="28"/>
-          <w:lang w:val="en-IN"/>
-        </w:rPr>
-      </w:pPr>
-      <w:r>
-        <w:rPr>
-          <w:sz w:val="28"/>
-          <w:szCs w:val="28"/>
-          <w:lang w:val="en-IN"/>
-        </w:rPr>
-        <w:lastRenderedPageBreak/>
-        <w:pict w14:anchorId="3F216006">
-          <v:rect id="_x0000_i1029" style="width:0;height:1.5pt" o:hralign="center" o:hrstd="t" o:hr="t" fillcolor="#a0a0a0" stroked="f"/>
-        </w:pict>
-      </w:r>
-    </w:p>
-    <w:p>
-      <w:pPr>
+      </w:pPr>
+      <w:r>
         <w:rPr>
           <w:b/>
           <w:bCs/>
@@ -1472,18 +2029,114 @@
           <w:szCs w:val="28"/>
           <w:lang w:val="en-IN"/>
         </w:rPr>
-      </w:pPr>
-      <w:r>
-        <w:rPr>
-          <w:rFonts w:ascii="Segoe UI Emoji" w:hAnsi="Segoe UI Emoji" w:cs="Segoe UI Emoji"/>
+        <w:t xml:space="preserve"> Solution Design</w:t>
+      </w:r>
+    </w:p>
+    <w:p>
+      <w:pPr>
+        <w:rPr>
+          <w:sz w:val="28"/>
+          <w:szCs w:val="28"/>
+          <w:lang w:val="en-IN"/>
+        </w:rPr>
+      </w:pPr>
+      <w:r>
+        <w:rPr>
+          <w:sz w:val="28"/>
+          <w:szCs w:val="28"/>
+          <w:lang w:val="en-IN"/>
+        </w:rPr>
+        <w:t>The system consists of:</w:t>
+      </w:r>
+      <w:r>
+        <w:rPr>
+          <w:sz w:val="28"/>
+          <w:szCs w:val="28"/>
+          <w:lang w:val="en-IN"/>
+        </w:rPr>
+        <w:br/>
+        <w:t>- Data Processing Module (Python)</w:t>
+      </w:r>
+      <w:r>
+        <w:rPr>
+          <w:sz w:val="28"/>
+          <w:szCs w:val="28"/>
+          <w:lang w:val="en-IN"/>
+        </w:rPr>
+        <w:br/>
+        <w:t>- Visualization Module (Matplotlib)</w:t>
+      </w:r>
+      <w:r>
+        <w:rPr>
+          <w:sz w:val="28"/>
+          <w:szCs w:val="28"/>
+          <w:lang w:val="en-IN"/>
+        </w:rPr>
+        <w:br/>
+        <w:t>- Dashboard Module (Power BI)</w:t>
+      </w:r>
+      <w:r>
+        <w:rPr>
+          <w:sz w:val="28"/>
+          <w:szCs w:val="28"/>
+          <w:lang w:val="en-IN"/>
+        </w:rPr>
+        <w:br/>
+      </w:r>
+      <w:r>
+        <w:rPr>
+          <w:sz w:val="28"/>
+          <w:szCs w:val="28"/>
+          <w:lang w:val="en-IN"/>
+        </w:rPr>
+        <w:br/>
+        <w:t>These components work together to provide insights into sales performance.</w:t>
+      </w:r>
+    </w:p>
+    <w:p>
+      <w:pPr>
+        <w:rPr>
+          <w:sz w:val="28"/>
+          <w:szCs w:val="28"/>
+          <w:lang w:val="en-IN"/>
+        </w:rPr>
+      </w:pPr>
+    </w:p>
+    <w:p>
+      <w:pPr>
+        <w:rPr>
+          <w:sz w:val="28"/>
+          <w:szCs w:val="28"/>
+          <w:lang w:val="en-IN"/>
+        </w:rPr>
+      </w:pPr>
+      <w:r>
+        <w:rPr>
+          <w:sz w:val="28"/>
+          <w:szCs w:val="28"/>
+          <w:lang w:val="en-IN"/>
+        </w:rPr>
+        <w:lastRenderedPageBreak/>
+        <w:pict w14:anchorId="5458DAFB">
+          <v:rect id="_x0000_i1035" style="width:0;height:1.5pt" o:hralign="center" o:hrstd="t" o:hr="t" fillcolor="#a0a0a0" stroked="f"/>
+        </w:pict>
+      </w:r>
+    </w:p>
+    <w:p>
+      <w:pPr>
+        <w:pStyle w:val="ListParagraph"/>
+        <w:numPr>
+          <w:ilvl w:val="0"/>
+          <w:numId w:val="27"/>
+        </w:numPr>
+        <w:rPr>
           <w:b/>
           <w:bCs/>
           <w:sz w:val="28"/>
           <w:szCs w:val="28"/>
           <w:lang w:val="en-IN"/>
         </w:rPr>
-        <w:t>🟩</w:t>
-      </w:r>
+      </w:pPr>
       <w:r>
         <w:rPr>
           <w:b/>
@@ -1492,47 +2145,105 @@
           <w:szCs w:val="28"/>
           <w:lang w:val="en-IN"/>
         </w:rPr>
-        <w:t xml:space="preserve"> Workflow</w:t>
-      </w:r>
-    </w:p>
-    <w:p>
-      <w:pPr>
-        <w:rPr>
-          <w:sz w:val="28"/>
-          <w:szCs w:val="28"/>
-          <w:lang w:val="en-IN"/>
-        </w:rPr>
-      </w:pPr>
-      <w:r>
-        <w:rPr>
-          <w:sz w:val="28"/>
-          <w:szCs w:val="28"/>
-          <w:lang w:val="en-IN"/>
-        </w:rPr>
-        <w:t>Dataset → Data Cleaning → Data Analysis → Visualization → Dashboard → Insights</w:t>
-      </w:r>
-    </w:p>
-    <w:p>
-      <w:pPr>
-        <w:rPr>
-          <w:sz w:val="28"/>
-          <w:szCs w:val="28"/>
-          <w:lang w:val="en-IN"/>
-        </w:rPr>
-      </w:pPr>
-      <w:r>
-        <w:rPr>
-          <w:sz w:val="28"/>
-          <w:szCs w:val="28"/>
-          <w:lang w:val="en-IN"/>
-        </w:rPr>
-        <w:pict w14:anchorId="7E6D8A06">
-          <v:rect id="_x0000_i1030" style="width:0;height:1.5pt" o:hralign="center" o:hrstd="t" o:hr="t" fillcolor="#a0a0a0" stroked="f"/>
+        <w:t>Challenges &amp; Opportunities</w:t>
+      </w:r>
+    </w:p>
+    <w:p>
+      <w:pPr>
+        <w:rPr>
+          <w:sz w:val="28"/>
+          <w:szCs w:val="28"/>
+          <w:lang w:val="en-IN"/>
+        </w:rPr>
+      </w:pPr>
+      <w:r>
+        <w:rPr>
+          <w:sz w:val="28"/>
+          <w:szCs w:val="28"/>
+          <w:lang w:val="en-IN"/>
+        </w:rPr>
+        <w:t>Challenges:</w:t>
+      </w:r>
+      <w:r>
+        <w:rPr>
+          <w:sz w:val="28"/>
+          <w:szCs w:val="28"/>
+          <w:lang w:val="en-IN"/>
+        </w:rPr>
+        <w:br/>
+        <w:t>- Data type issues in Power BI</w:t>
+      </w:r>
+      <w:r>
+        <w:rPr>
+          <w:sz w:val="28"/>
+          <w:szCs w:val="28"/>
+          <w:lang w:val="en-IN"/>
+        </w:rPr>
+        <w:br/>
+        <w:t>- Visualization errors</w:t>
+      </w:r>
+      <w:r>
+        <w:rPr>
+          <w:sz w:val="28"/>
+          <w:szCs w:val="28"/>
+          <w:lang w:val="en-IN"/>
+        </w:rPr>
+        <w:br/>
+      </w:r>
+      <w:r>
+        <w:rPr>
+          <w:sz w:val="28"/>
+          <w:szCs w:val="28"/>
+          <w:lang w:val="en-IN"/>
+        </w:rPr>
+        <w:br/>
+        <w:t>Opportunities:</w:t>
+      </w:r>
+      <w:r>
+        <w:rPr>
+          <w:sz w:val="28"/>
+          <w:szCs w:val="28"/>
+          <w:lang w:val="en-IN"/>
+        </w:rPr>
+        <w:br/>
+        <w:t>- Learning real-world data analytics</w:t>
+      </w:r>
+      <w:r>
+        <w:rPr>
+          <w:sz w:val="28"/>
+          <w:szCs w:val="28"/>
+          <w:lang w:val="en-IN"/>
+        </w:rPr>
+        <w:br/>
+        <w:t>- Improving dashboard design skills</w:t>
+      </w:r>
+    </w:p>
+    <w:p>
+      <w:pPr>
+        <w:rPr>
+          <w:sz w:val="28"/>
+          <w:szCs w:val="28"/>
+          <w:lang w:val="en-IN"/>
+        </w:rPr>
+      </w:pPr>
+      <w:r>
+        <w:rPr>
+          <w:sz w:val="28"/>
+          <w:szCs w:val="28"/>
+          <w:lang w:val="en-IN"/>
+        </w:rPr>
+        <w:pict w14:anchorId="6FD5B6A8">
+          <v:rect id="_x0000_i1036" style="width:0;height:1.5pt" o:hralign="center" o:hrstd="t" o:hr="t" fillcolor="#a0a0a0" stroked="f"/>
         </w:pict>
       </w:r>
     </w:p>
     <w:p>
       <w:pPr>
+        <w:pStyle w:val="ListParagraph"/>
+        <w:numPr>
+          <w:ilvl w:val="0"/>
+          <w:numId w:val="27"/>
+        </w:numPr>
         <w:rPr>
           <w:b/>
           <w:bCs/>
@@ -1543,16 +2254,58 @@
       </w:pPr>
       <w:r>
         <w:rPr>
-          <w:rFonts w:ascii="Segoe UI Emoji" w:hAnsi="Segoe UI Emoji" w:cs="Segoe UI Emoji"/>
           <w:b/>
           <w:bCs/>
           <w:sz w:val="28"/>
           <w:szCs w:val="28"/>
           <w:lang w:val="en-IN"/>
         </w:rPr>
-        <w:t>🟩</w:t>
-      </w:r>
-      <w:r>
+        <w:t>Reflections</w:t>
+      </w:r>
+    </w:p>
+    <w:p>
+      <w:pPr>
+        <w:rPr>
+          <w:sz w:val="28"/>
+          <w:szCs w:val="28"/>
+          <w:lang w:val="en-IN"/>
+        </w:rPr>
+      </w:pPr>
+      <w:r>
+        <w:rPr>
+          <w:sz w:val="28"/>
+          <w:szCs w:val="28"/>
+          <w:lang w:val="en-IN"/>
+        </w:rPr>
+        <w:t>This project enhanced my understanding of data analytics, visualization, and business insights. I gained hands-on experience with Python and Power BI.</w:t>
+      </w:r>
+    </w:p>
+    <w:p>
+      <w:pPr>
+        <w:rPr>
+          <w:sz w:val="28"/>
+          <w:szCs w:val="28"/>
+          <w:lang w:val="en-IN"/>
+        </w:rPr>
+      </w:pPr>
+      <w:r>
+        <w:rPr>
+          <w:sz w:val="28"/>
+          <w:szCs w:val="28"/>
+          <w:lang w:val="en-IN"/>
+        </w:rPr>
+        <w:pict w14:anchorId="74CD4550">
+          <v:rect id="_x0000_i1037" style="width:0;height:1.5pt" o:hralign="center" o:hrstd="t" o:hr="t" fillcolor="#a0a0a0" stroked="f"/>
+        </w:pict>
+      </w:r>
+    </w:p>
+    <w:p>
+      <w:pPr>
+        <w:pStyle w:val="ListParagraph"/>
+        <w:numPr>
+          <w:ilvl w:val="0"/>
+          <w:numId w:val="27"/>
+        </w:numPr>
         <w:rPr>
           <w:b/>
           <w:bCs/>
@@ -1560,65 +2313,8 @@
           <w:szCs w:val="28"/>
           <w:lang w:val="en-IN"/>
         </w:rPr>
-        <w:t xml:space="preserve"> Assumptions</w:t>
-      </w:r>
-    </w:p>
-    <w:p>
-      <w:pPr>
-        <w:rPr>
-          <w:sz w:val="28"/>
-          <w:szCs w:val="28"/>
-          <w:lang w:val="en-IN"/>
-        </w:rPr>
-      </w:pPr>
-      <w:r>
-        <w:rPr>
-          <w:sz w:val="28"/>
-          <w:szCs w:val="28"/>
-          <w:lang w:val="en-IN"/>
-        </w:rPr>
-        <w:t>- Dataset is accurate and reliable</w:t>
-      </w:r>
-      <w:r>
-        <w:rPr>
-          <w:sz w:val="28"/>
-          <w:szCs w:val="28"/>
-          <w:lang w:val="en-IN"/>
-        </w:rPr>
-        <w:br/>
-        <w:t>- No missing or corrupted data</w:t>
-      </w:r>
-      <w:r>
-        <w:rPr>
-          <w:sz w:val="28"/>
-          <w:szCs w:val="28"/>
-          <w:lang w:val="en-IN"/>
-        </w:rPr>
-        <w:br/>
-        <w:t>- Sales data represents real-world scenarios</w:t>
-      </w:r>
-    </w:p>
-    <w:p>
-      <w:pPr>
-        <w:rPr>
-          <w:sz w:val="28"/>
-          <w:szCs w:val="28"/>
-          <w:lang w:val="en-IN"/>
-        </w:rPr>
-      </w:pPr>
-      <w:r>
-        <w:rPr>
-          <w:sz w:val="28"/>
-          <w:szCs w:val="28"/>
-          <w:lang w:val="en-IN"/>
-        </w:rPr>
-        <w:pict w14:anchorId="4B550768">
-          <v:rect id="_x0000_i1031" style="width:0;height:1.5pt" o:hralign="center" o:hrstd="t" o:hr="t" fillcolor="#a0a0a0" stroked="f"/>
-        </w:pict>
-      </w:r>
-    </w:p>
-    <w:p>
-      <w:pPr>
+      </w:pPr>
+      <w:r>
         <w:rPr>
           <w:b/>
           <w:bCs/>
@@ -1626,18 +2322,105 @@
           <w:szCs w:val="28"/>
           <w:lang w:val="en-IN"/>
         </w:rPr>
-      </w:pPr>
-      <w:r>
-        <w:rPr>
-          <w:rFonts w:ascii="Segoe UI Emoji" w:hAnsi="Segoe UI Emoji" w:cs="Segoe UI Emoji"/>
+        <w:t>Recommendations</w:t>
+      </w:r>
+    </w:p>
+    <w:p>
+      <w:pPr>
+        <w:rPr>
+          <w:sz w:val="28"/>
+          <w:szCs w:val="28"/>
+          <w:lang w:val="en-IN"/>
+        </w:rPr>
+      </w:pPr>
+      <w:r>
+        <w:rPr>
+          <w:sz w:val="28"/>
+          <w:szCs w:val="28"/>
+          <w:lang w:val="en-IN"/>
+        </w:rPr>
+        <w:t>- Use real-time data for better insights</w:t>
+      </w:r>
+      <w:r>
+        <w:rPr>
+          <w:sz w:val="28"/>
+          <w:szCs w:val="28"/>
+          <w:lang w:val="en-IN"/>
+        </w:rPr>
+        <w:br/>
+        <w:t>- Add region-based analysis</w:t>
+      </w:r>
+      <w:r>
+        <w:rPr>
+          <w:sz w:val="28"/>
+          <w:szCs w:val="28"/>
+          <w:lang w:val="en-IN"/>
+        </w:rPr>
+        <w:br/>
+        <w:t>- Improve dashboard interactivity</w:t>
+      </w:r>
+    </w:p>
+    <w:p>
+      <w:pPr>
+        <w:rPr>
+          <w:sz w:val="28"/>
+          <w:szCs w:val="28"/>
+          <w:lang w:val="en-IN"/>
+        </w:rPr>
+      </w:pPr>
+    </w:p>
+    <w:p>
+      <w:pPr>
+        <w:rPr>
+          <w:sz w:val="28"/>
+          <w:szCs w:val="28"/>
+          <w:lang w:val="en-IN"/>
+        </w:rPr>
+      </w:pPr>
+    </w:p>
+    <w:p>
+      <w:pPr>
+        <w:rPr>
+          <w:sz w:val="28"/>
+          <w:szCs w:val="28"/>
+          <w:lang w:val="en-IN"/>
+        </w:rPr>
+      </w:pPr>
+    </w:p>
+    <w:p>
+      <w:pPr>
+        <w:rPr>
+          <w:sz w:val="28"/>
+          <w:szCs w:val="28"/>
+          <w:lang w:val="en-IN"/>
+        </w:rPr>
+      </w:pPr>
+      <w:r>
+        <w:rPr>
+          <w:sz w:val="28"/>
+          <w:szCs w:val="28"/>
+          <w:lang w:val="en-IN"/>
+        </w:rPr>
+        <w:pict w14:anchorId="01E8F8B1">
+          <v:rect id="_x0000_i1038" style="width:0;height:1.5pt" o:hralign="center" o:hrstd="t" o:hr="t" fillcolor="#a0a0a0" stroked="f"/>
+        </w:pict>
+      </w:r>
+    </w:p>
+    <w:p>
+      <w:pPr>
+        <w:pStyle w:val="ListParagraph"/>
+        <w:numPr>
+          <w:ilvl w:val="0"/>
+          <w:numId w:val="27"/>
+        </w:numPr>
+        <w:rPr>
           <w:b/>
           <w:bCs/>
           <w:sz w:val="28"/>
           <w:szCs w:val="28"/>
           <w:lang w:val="en-IN"/>
         </w:rPr>
-        <w:t>🟩</w:t>
-      </w:r>
+      </w:pPr>
       <w:r>
         <w:rPr>
           <w:b/>
@@ -1646,91 +2429,62 @@
           <w:szCs w:val="28"/>
           <w:lang w:val="en-IN"/>
         </w:rPr>
-        <w:t xml:space="preserve"> Implementation</w:t>
-      </w:r>
-    </w:p>
-    <w:p>
-      <w:pPr>
-        <w:rPr>
-          <w:sz w:val="28"/>
-          <w:szCs w:val="28"/>
-          <w:lang w:val="en-IN"/>
-        </w:rPr>
-      </w:pPr>
-      <w:r>
-        <w:rPr>
-          <w:sz w:val="28"/>
-          <w:szCs w:val="28"/>
-          <w:lang w:val="en-IN"/>
-        </w:rPr>
-        <w:t>The dataset was loaded using Python and cleaned using Pandas. Missing values were checked and data types were corrected. Visualizations like line charts and bar charts were created to analyze trends.</w:t>
-      </w:r>
-      <w:r>
-        <w:rPr>
-          <w:sz w:val="28"/>
-          <w:szCs w:val="28"/>
-          <w:lang w:val="en-IN"/>
-        </w:rPr>
-        <w:br/>
-      </w:r>
-      <w:r>
-        <w:rPr>
-          <w:sz w:val="28"/>
-          <w:szCs w:val="28"/>
-          <w:lang w:val="en-IN"/>
-        </w:rPr>
-        <w:br/>
-        <w:t>Power BI was used to create dashboards including:</w:t>
-      </w:r>
-      <w:r>
-        <w:rPr>
-          <w:sz w:val="28"/>
-          <w:szCs w:val="28"/>
-          <w:lang w:val="en-IN"/>
-        </w:rPr>
-        <w:br/>
-        <w:t>- Monthly sales trends</w:t>
-      </w:r>
-      <w:r>
-        <w:rPr>
-          <w:sz w:val="28"/>
-          <w:szCs w:val="28"/>
-          <w:lang w:val="en-IN"/>
-        </w:rPr>
-        <w:br/>
-        <w:t>- Sales by product category</w:t>
-      </w:r>
-      <w:r>
-        <w:rPr>
-          <w:sz w:val="28"/>
-          <w:szCs w:val="28"/>
-          <w:lang w:val="en-IN"/>
-        </w:rPr>
-        <w:br/>
-        <w:t>- Sales distribution using pie chart</w:t>
-      </w:r>
-    </w:p>
-    <w:p>
-      <w:pPr>
-        <w:rPr>
-          <w:sz w:val="28"/>
-          <w:szCs w:val="28"/>
-          <w:lang w:val="en-IN"/>
-        </w:rPr>
-      </w:pPr>
-      <w:r>
-        <w:rPr>
-          <w:sz w:val="28"/>
-          <w:szCs w:val="28"/>
-          <w:lang w:val="en-IN"/>
-        </w:rPr>
-        <w:pict w14:anchorId="180A0B1B">
-          <v:rect id="_x0000_i1032" style="width:0;height:1.5pt" o:hralign="center" o:hrstd="t" o:hr="t" fillcolor="#a0a0a0" stroked="f"/>
+        <w:t>Outcome / Conclusion</w:t>
+      </w:r>
+    </w:p>
+    <w:p>
+      <w:pPr>
+        <w:jc w:val="both"/>
+        <w:rPr>
+          <w:sz w:val="28"/>
+          <w:szCs w:val="28"/>
+          <w:lang w:val="en-IN"/>
+        </w:rPr>
+      </w:pPr>
+      <w:r>
+        <w:rPr>
+          <w:sz w:val="28"/>
+          <w:szCs w:val="28"/>
+          <w:lang w:val="en-IN"/>
+        </w:rPr>
+        <w:t>The project successfully developed a retail sales monitoring system. It helps in understanding sales trends, product performance, and supports better decision-making.</w:t>
+      </w:r>
+    </w:p>
+    <w:p>
+      <w:pPr>
+        <w:rPr>
+          <w:sz w:val="28"/>
+          <w:szCs w:val="28"/>
+          <w:lang w:val="en-IN"/>
+        </w:rPr>
+      </w:pPr>
+      <w:r>
+        <w:rPr>
+          <w:sz w:val="28"/>
+          <w:szCs w:val="28"/>
+          <w:lang w:val="en-IN"/>
+        </w:rPr>
+        <w:pict w14:anchorId="61993DB2">
+          <v:rect id="_x0000_i1039" style="width:0;height:1.5pt" o:hralign="center" o:hrstd="t" o:hr="t" fillcolor="#a0a0a0" stroked="f"/>
         </w:pict>
       </w:r>
     </w:p>
     <w:p>
       <w:pPr>
+        <w:rPr>
+          <w:sz w:val="28"/>
+          <w:szCs w:val="28"/>
+          <w:lang w:val="en-IN"/>
+        </w:rPr>
+      </w:pPr>
+    </w:p>
+    <w:p>
+      <w:pPr>
+        <w:pStyle w:val="ListParagraph"/>
+        <w:numPr>
+          <w:ilvl w:val="0"/>
+          <w:numId w:val="27"/>
+        </w:numPr>
         <w:rPr>
           <w:b/>
           <w:bCs/>
@@ -1741,16 +2495,77 @@
       </w:pPr>
       <w:r>
         <w:rPr>
-          <w:rFonts w:ascii="Segoe UI Emoji" w:hAnsi="Segoe UI Emoji" w:cs="Segoe UI Emoji"/>
           <w:b/>
           <w:bCs/>
           <w:sz w:val="28"/>
           <w:szCs w:val="28"/>
           <w:lang w:val="en-IN"/>
         </w:rPr>
-        <w:t>🟩</w:t>
-      </w:r>
-      <w:r>
+        <w:lastRenderedPageBreak/>
+        <w:t>Enhancement Scope</w:t>
+      </w:r>
+    </w:p>
+    <w:p>
+      <w:pPr>
+        <w:rPr>
+          <w:sz w:val="28"/>
+          <w:szCs w:val="28"/>
+          <w:lang w:val="en-IN"/>
+        </w:rPr>
+      </w:pPr>
+      <w:r>
+        <w:rPr>
+          <w:sz w:val="28"/>
+          <w:szCs w:val="28"/>
+          <w:lang w:val="en-IN"/>
+        </w:rPr>
+        <w:t>- Add machine learning for prediction</w:t>
+      </w:r>
+      <w:r>
+        <w:rPr>
+          <w:sz w:val="28"/>
+          <w:szCs w:val="28"/>
+          <w:lang w:val="en-IN"/>
+        </w:rPr>
+        <w:br/>
+        <w:t>- Include real-time dashboards</w:t>
+      </w:r>
+      <w:r>
+        <w:rPr>
+          <w:sz w:val="28"/>
+          <w:szCs w:val="28"/>
+          <w:lang w:val="en-IN"/>
+        </w:rPr>
+        <w:br/>
+        <w:t>- Add customer segmentation analysis</w:t>
+      </w:r>
+    </w:p>
+    <w:p>
+      <w:pPr>
+        <w:rPr>
+          <w:sz w:val="28"/>
+          <w:szCs w:val="28"/>
+          <w:lang w:val="en-IN"/>
+        </w:rPr>
+      </w:pPr>
+      <w:r>
+        <w:rPr>
+          <w:sz w:val="28"/>
+          <w:szCs w:val="28"/>
+          <w:lang w:val="en-IN"/>
+        </w:rPr>
+        <w:pict w14:anchorId="4EE0B3A0">
+          <v:rect id="_x0000_i1040" style="width:0;height:1.5pt" o:hralign="center" o:bullet="t" o:hrstd="t" o:hr="t" fillcolor="#a0a0a0" stroked="f"/>
+        </w:pict>
+      </w:r>
+    </w:p>
+    <w:p>
+      <w:pPr>
+        <w:pStyle w:val="ListParagraph"/>
+        <w:numPr>
+          <w:ilvl w:val="0"/>
+          <w:numId w:val="27"/>
+        </w:numPr>
         <w:rPr>
           <w:b/>
           <w:bCs/>
@@ -1758,91 +2573,8 @@
           <w:szCs w:val="28"/>
           <w:lang w:val="en-IN"/>
         </w:rPr>
-        <w:t xml:space="preserve"> Solution Design</w:t>
-      </w:r>
-    </w:p>
-    <w:p>
-      <w:pPr>
-        <w:rPr>
-          <w:sz w:val="28"/>
-          <w:szCs w:val="28"/>
-          <w:lang w:val="en-IN"/>
-        </w:rPr>
-      </w:pPr>
-      <w:r>
-        <w:rPr>
-          <w:sz w:val="28"/>
-          <w:szCs w:val="28"/>
-          <w:lang w:val="en-IN"/>
-        </w:rPr>
-        <w:t>The system consists of:</w:t>
-      </w:r>
-      <w:r>
-        <w:rPr>
-          <w:sz w:val="28"/>
-          <w:szCs w:val="28"/>
-          <w:lang w:val="en-IN"/>
-        </w:rPr>
-        <w:br/>
-        <w:t>- Data Processing Module (Python)</w:t>
-      </w:r>
-      <w:r>
-        <w:rPr>
-          <w:sz w:val="28"/>
-          <w:szCs w:val="28"/>
-          <w:lang w:val="en-IN"/>
-        </w:rPr>
-        <w:br/>
-        <w:t>- Visualization Module (Matplotlib)</w:t>
-      </w:r>
-      <w:r>
-        <w:rPr>
-          <w:sz w:val="28"/>
-          <w:szCs w:val="28"/>
-          <w:lang w:val="en-IN"/>
-        </w:rPr>
-        <w:br/>
-        <w:t>- Dashboard Module (Power BI)</w:t>
-      </w:r>
-      <w:r>
-        <w:rPr>
-          <w:sz w:val="28"/>
-          <w:szCs w:val="28"/>
-          <w:lang w:val="en-IN"/>
-        </w:rPr>
-        <w:br/>
-      </w:r>
-      <w:r>
-        <w:rPr>
-          <w:sz w:val="28"/>
-          <w:szCs w:val="28"/>
-          <w:lang w:val="en-IN"/>
-        </w:rPr>
-        <w:br/>
-        <w:t>These components work together to provide insights into sales performance.</w:t>
-      </w:r>
-    </w:p>
-    <w:p>
-      <w:pPr>
-        <w:rPr>
-          <w:sz w:val="28"/>
-          <w:szCs w:val="28"/>
-          <w:lang w:val="en-IN"/>
-        </w:rPr>
-      </w:pPr>
-      <w:r>
-        <w:rPr>
-          <w:sz w:val="28"/>
-          <w:szCs w:val="28"/>
-          <w:lang w:val="en-IN"/>
-        </w:rPr>
-        <w:pict w14:anchorId="5458DAFB">
-          <v:rect id="_x0000_i1033" style="width:0;height:1.5pt" o:hralign="center" o:hrstd="t" o:hr="t" fillcolor="#a0a0a0" stroked="f"/>
-        </w:pict>
-      </w:r>
-    </w:p>
-    <w:p>
-      <w:pPr>
+      </w:pPr>
+      <w:r>
         <w:rPr>
           <w:b/>
           <w:bCs/>
@@ -1850,18 +2582,60 @@
           <w:szCs w:val="28"/>
           <w:lang w:val="en-IN"/>
         </w:rPr>
-      </w:pPr>
-      <w:r>
-        <w:rPr>
-          <w:rFonts w:ascii="Segoe UI Emoji" w:hAnsi="Segoe UI Emoji" w:cs="Segoe UI Emoji"/>
+        <w:t>Link to Code</w:t>
+      </w:r>
+    </w:p>
+    <w:p>
+      <w:pPr>
+        <w:rPr>
+          <w:sz w:val="28"/>
+          <w:szCs w:val="28"/>
+          <w:lang w:val="en-IN"/>
+        </w:rPr>
+      </w:pPr>
+      <w:r>
+        <w:rPr>
+          <w:sz w:val="28"/>
+          <w:szCs w:val="28"/>
+          <w:lang w:val="en-IN"/>
+        </w:rPr>
+        <w:t xml:space="preserve">GitHub Link: </w:t>
+      </w:r>
+    </w:p>
+    <w:p>
+      <w:pPr>
+        <w:rPr>
+          <w:sz w:val="28"/>
+          <w:szCs w:val="28"/>
+          <w:lang w:val="en-IN"/>
+        </w:rPr>
+      </w:pPr>
+      <w:r>
+        <w:rPr>
+          <w:sz w:val="28"/>
+          <w:szCs w:val="28"/>
+          <w:lang w:val="en-IN"/>
+        </w:rPr>
+        <w:pict w14:anchorId="1D57E96D">
+          <v:rect id="_x0000_i1041" style="width:0;height:1.5pt" o:hralign="center" o:hrstd="t" o:hr="t" fillcolor="#a0a0a0" stroked="f"/>
+        </w:pict>
+      </w:r>
+    </w:p>
+    <w:p>
+      <w:pPr>
+        <w:pStyle w:val="ListParagraph"/>
+        <w:numPr>
+          <w:ilvl w:val="0"/>
+          <w:numId w:val="27"/>
+        </w:numPr>
+        <w:rPr>
           <w:b/>
           <w:bCs/>
           <w:sz w:val="28"/>
           <w:szCs w:val="28"/>
           <w:lang w:val="en-IN"/>
         </w:rPr>
-        <w:t>🟩</w:t>
-      </w:r>
+      </w:pPr>
       <w:r>
         <w:rPr>
           <w:b/>
@@ -1870,101 +2644,9 @@
           <w:szCs w:val="28"/>
           <w:lang w:val="en-IN"/>
         </w:rPr>
-        <w:t xml:space="preserve"> Challenges &amp; Opportunities</w:t>
-      </w:r>
-    </w:p>
-    <w:p>
-      <w:pPr>
-        <w:rPr>
-          <w:sz w:val="28"/>
-          <w:szCs w:val="28"/>
-          <w:lang w:val="en-IN"/>
-        </w:rPr>
-      </w:pPr>
-      <w:r>
-        <w:rPr>
-          <w:sz w:val="28"/>
-          <w:szCs w:val="28"/>
-          <w:lang w:val="en-IN"/>
-        </w:rPr>
-        <w:lastRenderedPageBreak/>
-        <w:t>Challenges:</w:t>
-      </w:r>
-      <w:r>
-        <w:rPr>
-          <w:sz w:val="28"/>
-          <w:szCs w:val="28"/>
-          <w:lang w:val="en-IN"/>
-        </w:rPr>
-        <w:br/>
-        <w:t>- Data type issues in Power BI</w:t>
-      </w:r>
-      <w:r>
-        <w:rPr>
-          <w:sz w:val="28"/>
-          <w:szCs w:val="28"/>
-          <w:lang w:val="en-IN"/>
-        </w:rPr>
-        <w:br/>
-        <w:t>- Visualization errors</w:t>
-      </w:r>
-      <w:r>
-        <w:rPr>
-          <w:sz w:val="28"/>
-          <w:szCs w:val="28"/>
-          <w:lang w:val="en-IN"/>
-        </w:rPr>
-        <w:br/>
-      </w:r>
-      <w:r>
-        <w:rPr>
-          <w:sz w:val="28"/>
-          <w:szCs w:val="28"/>
-          <w:lang w:val="en-IN"/>
-        </w:rPr>
-        <w:br/>
-        <w:t>Opportunities:</w:t>
-      </w:r>
-      <w:r>
-        <w:rPr>
-          <w:sz w:val="28"/>
-          <w:szCs w:val="28"/>
-          <w:lang w:val="en-IN"/>
-        </w:rPr>
-        <w:br/>
-        <w:t>- Learning real-world data analytics</w:t>
-      </w:r>
-      <w:r>
-        <w:rPr>
-          <w:sz w:val="28"/>
-          <w:szCs w:val="28"/>
-          <w:lang w:val="en-IN"/>
-        </w:rPr>
-        <w:br/>
-        <w:t>- Improving dashboard design skills</w:t>
-      </w:r>
-    </w:p>
-    <w:p>
-      <w:pPr>
-        <w:rPr>
-          <w:sz w:val="28"/>
-          <w:szCs w:val="28"/>
-          <w:lang w:val="en-IN"/>
-        </w:rPr>
-      </w:pPr>
-      <w:r>
-        <w:rPr>
-          <w:sz w:val="28"/>
-          <w:szCs w:val="28"/>
-          <w:lang w:val="en-IN"/>
-        </w:rPr>
-        <w:pict w14:anchorId="6FD5B6A8">
-          <v:rect id="_x0000_i1034" style="width:0;height:1.5pt" o:hralign="center" o:hrstd="t" o:hr="t" fillcolor="#a0a0a0" stroked="f"/>
-        </w:pict>
-      </w:r>
-    </w:p>
-    <w:p>
-      <w:pPr>
+        <w:t xml:space="preserve"> </w:t>
+      </w:r>
+      <w:r>
         <w:rPr>
           <w:b/>
           <w:bCs/>
@@ -1972,311 +2654,264 @@
           <w:szCs w:val="28"/>
           <w:lang w:val="en-IN"/>
         </w:rPr>
-      </w:pPr>
-      <w:r>
-        <w:rPr>
-          <w:rFonts w:ascii="Segoe UI Emoji" w:hAnsi="Segoe UI Emoji" w:cs="Segoe UI Emoji"/>
+        <w:t>Research Questions</w:t>
+      </w:r>
+    </w:p>
+    <w:p>
+      <w:pPr>
+        <w:pStyle w:val="NormalWeb"/>
+      </w:pPr>
+      <w:r>
+        <w:rPr>
+          <w:rStyle w:val="Strong"/>
+        </w:rPr>
+        <w:t>Q1:</w:t>
+      </w:r>
+      <w:r>
+        <w:t xml:space="preserve"> Which category generated highest sales?</w:t>
+      </w:r>
+      <w:r>
+        <w:br/>
+      </w:r>
+      <w:r>
+        <w:rPr>
+          <w:rStyle w:val="Strong"/>
+        </w:rPr>
+        <w:t>A:</w:t>
+      </w:r>
+      <w:r>
+        <w:t xml:space="preserve"> Clothing and Electronics contributed the highest total sales.</w:t>
+      </w:r>
+    </w:p>
+    <w:p>
+      <w:pPr>
+        <w:pStyle w:val="NormalWeb"/>
+      </w:pPr>
+      <w:r>
+        <w:rPr>
+          <w:rStyle w:val="Strong"/>
+        </w:rPr>
+        <w:t>Q2:</w:t>
+      </w:r>
+      <w:r>
+        <w:t xml:space="preserve"> How did sales vary over time?</w:t>
+      </w:r>
+      <w:r>
+        <w:br/>
+      </w:r>
+      <w:r>
+        <w:rPr>
+          <w:rStyle w:val="Strong"/>
+        </w:rPr>
+        <w:t>A:</w:t>
+      </w:r>
+      <w:r>
+        <w:t xml:space="preserve"> Sales fluctuated monthly, with peak performance in May and October. </w:t>
+      </w:r>
+    </w:p>
+    <w:p>
+      <w:pPr>
+        <w:rPr>
+          <w:sz w:val="28"/>
+          <w:szCs w:val="28"/>
+          <w:lang w:val="en-IN"/>
+        </w:rPr>
+      </w:pPr>
+      <w:r>
+        <w:rPr>
+          <w:sz w:val="28"/>
+          <w:szCs w:val="28"/>
+          <w:lang w:val="en-IN"/>
+        </w:rPr>
+        <w:pict w14:anchorId="50A2CE71">
+          <v:rect id="_x0000_i1042" style="width:0;height:1.5pt" o:hralign="center" o:hrstd="t" o:hr="t" fillcolor="#a0a0a0" stroked="f"/>
+        </w:pict>
+      </w:r>
+    </w:p>
+    <w:p>
+      <w:pPr>
+        <w:rPr>
+          <w:sz w:val="24"/>
+          <w:szCs w:val="24"/>
+        </w:rPr>
+      </w:pPr>
+      <w:r>
+        <w:rPr>
+          <w:sz w:val="24"/>
+          <w:szCs w:val="24"/>
+        </w:rPr>
+        <w:t>RESULTS</w:t>
+      </w:r>
+    </w:p>
+    <w:p>
+      <w:pPr>
+        <w:rPr>
+          <w:sz w:val="24"/>
+          <w:szCs w:val="24"/>
+        </w:rPr>
+      </w:pPr>
+      <w:r>
+        <w:rPr>
+          <w:noProof/>
+        </w:rPr>
+        <w:lastRenderedPageBreak/>
+        <w:drawing>
+          <wp:inline distT="0" distB="0" distL="0" distR="0" wp14:anchorId="649FD87F" wp14:editId="7AD1E295">
+            <wp:extent cx="5790707" cy="3672840"/>
+            <wp:effectExtent l="0" t="0" r="635" b="3810"/>
+            <wp:docPr id="3" name="Picture 3"/>
+            <wp:cNvGraphicFramePr>
+              <a:graphicFrameLocks xmlns:a="http://schemas.openxmlformats.org/drawingml/2006/main" noChangeAspect="1"/>
+            </wp:cNvGraphicFramePr>
+            <a:graphic xmlns:a="http://schemas.openxmlformats.org/drawingml/2006/main">
+              <a:graphicData uri="http://schemas.openxmlformats.org/drawingml/2006/picture">
+                <pic:pic xmlns:pic="http://schemas.openxmlformats.org/drawingml/2006/picture">
+                  <pic:nvPicPr>
+                    <pic:cNvPr id="0" name="Picture 42"/>
+                    <pic:cNvPicPr>
+                      <a:picLocks noChangeAspect="1" noChangeArrowheads="1"/>
+                    </pic:cNvPicPr>
+                  </pic:nvPicPr>
+                  <pic:blipFill>
+                    <a:blip r:embed="rId9">
+                      <a:extLst>
+                        <a:ext uri="{28A0092B-C50C-407E-A947-70E740481C1C}">
+                          <a14:useLocalDpi xmlns:a14="http://schemas.microsoft.com/office/drawing/2010/main" val="0"/>
+                        </a:ext>
+                      </a:extLst>
+                    </a:blip>
+                    <a:srcRect/>
+                    <a:stretch>
+                      <a:fillRect/>
+                    </a:stretch>
+                  </pic:blipFill>
+                  <pic:spPr bwMode="auto">
+                    <a:xfrm>
+                      <a:off x="0" y="0"/>
+                      <a:ext cx="5806065" cy="3682581"/>
+                    </a:xfrm>
+                    <a:prstGeom prst="rect">
+                      <a:avLst/>
+                    </a:prstGeom>
+                    <a:noFill/>
+                    <a:ln>
+                      <a:noFill/>
+                    </a:ln>
+                  </pic:spPr>
+                </pic:pic>
+              </a:graphicData>
+            </a:graphic>
+          </wp:inline>
+        </w:drawing>
+      </w:r>
+    </w:p>
+    <w:p>
+      <w:pPr>
+        <w:rPr>
           <w:b/>
           <w:bCs/>
-          <w:sz w:val="28"/>
-          <w:szCs w:val="28"/>
-          <w:lang w:val="en-IN"/>
-        </w:rPr>
-        <w:t>🟩</w:t>
-      </w:r>
-      <w:r>
+          <w:sz w:val="24"/>
+          <w:szCs w:val="24"/>
+        </w:rPr>
+      </w:pPr>
+    </w:p>
+    <w:p>
+      <w:pPr>
         <w:rPr>
           <w:b/>
           <w:bCs/>
-          <w:sz w:val="28"/>
-          <w:szCs w:val="28"/>
-          <w:lang w:val="en-IN"/>
-        </w:rPr>
-        <w:t xml:space="preserve"> Reflections</w:t>
-      </w:r>
-    </w:p>
-    <w:p>
-      <w:pPr>
-        <w:rPr>
-          <w:sz w:val="28"/>
-          <w:szCs w:val="28"/>
-          <w:lang w:val="en-IN"/>
-        </w:rPr>
-      </w:pPr>
-      <w:r>
-        <w:rPr>
-          <w:sz w:val="28"/>
-          <w:szCs w:val="28"/>
-          <w:lang w:val="en-IN"/>
-        </w:rPr>
-        <w:t>This project enhanced my understanding of data analytics, visualization, and business insights. I gained hands-on experience with Python and Power BI.</w:t>
-      </w:r>
-    </w:p>
-    <w:p>
-      <w:pPr>
-        <w:rPr>
-          <w:sz w:val="28"/>
-          <w:szCs w:val="28"/>
-          <w:lang w:val="en-IN"/>
-        </w:rPr>
-      </w:pPr>
-      <w:r>
-        <w:rPr>
-          <w:sz w:val="28"/>
-          <w:szCs w:val="28"/>
-          <w:lang w:val="en-IN"/>
-        </w:rPr>
-        <w:pict w14:anchorId="74CD4550">
-          <v:rect id="_x0000_i1035" style="width:0;height:1.5pt" o:hralign="center" o:hrstd="t" o:hr="t" fillcolor="#a0a0a0" stroked="f"/>
-        </w:pict>
-      </w:r>
+          <w:sz w:val="24"/>
+          <w:szCs w:val="24"/>
+        </w:rPr>
+      </w:pPr>
     </w:p>
     <w:p>
       <w:pPr>
         <w:rPr>
           <w:b/>
           <w:bCs/>
-          <w:sz w:val="28"/>
-          <w:szCs w:val="28"/>
-          <w:lang w:val="en-IN"/>
-        </w:rPr>
-      </w:pPr>
-      <w:r>
-        <w:rPr>
-          <w:rFonts w:ascii="Segoe UI Emoji" w:hAnsi="Segoe UI Emoji" w:cs="Segoe UI Emoji"/>
+          <w:sz w:val="24"/>
+          <w:szCs w:val="24"/>
+        </w:rPr>
+      </w:pPr>
+    </w:p>
+    <w:p>
+      <w:pPr>
+        <w:rPr>
           <w:b/>
           <w:bCs/>
-          <w:sz w:val="28"/>
-          <w:szCs w:val="28"/>
-          <w:lang w:val="en-IN"/>
-        </w:rPr>
-        <w:t>🟩</w:t>
-      </w:r>
-      <w:r>
+          <w:sz w:val="24"/>
+          <w:szCs w:val="24"/>
+        </w:rPr>
+      </w:pPr>
+    </w:p>
+    <w:p>
+      <w:pPr>
         <w:rPr>
           <w:b/>
           <w:bCs/>
-          <w:sz w:val="28"/>
-          <w:szCs w:val="28"/>
-          <w:lang w:val="en-IN"/>
-        </w:rPr>
-        <w:t xml:space="preserve"> Recommendations</w:t>
-      </w:r>
-    </w:p>
-    <w:p>
-      <w:pPr>
-        <w:rPr>
-          <w:sz w:val="28"/>
-          <w:szCs w:val="28"/>
-          <w:lang w:val="en-IN"/>
-        </w:rPr>
-      </w:pPr>
-      <w:r>
-        <w:rPr>
-          <w:sz w:val="28"/>
-          <w:szCs w:val="28"/>
-          <w:lang w:val="en-IN"/>
-        </w:rPr>
-        <w:t>- Use real-time data for better insights</w:t>
-      </w:r>
-      <w:r>
-        <w:rPr>
-          <w:sz w:val="28"/>
-          <w:szCs w:val="28"/>
-          <w:lang w:val="en-IN"/>
-        </w:rPr>
-        <w:br/>
-        <w:t>- Add region-based analysis</w:t>
-      </w:r>
-      <w:r>
-        <w:rPr>
-          <w:sz w:val="28"/>
-          <w:szCs w:val="28"/>
-          <w:lang w:val="en-IN"/>
-        </w:rPr>
-        <w:br/>
-        <w:t>- Improve dashboard interactivity</w:t>
-      </w:r>
-    </w:p>
-    <w:p>
-      <w:pPr>
-        <w:rPr>
-          <w:sz w:val="28"/>
-          <w:szCs w:val="28"/>
-          <w:lang w:val="en-IN"/>
-        </w:rPr>
-      </w:pPr>
-      <w:r>
-        <w:rPr>
-          <w:sz w:val="28"/>
-          <w:szCs w:val="28"/>
-          <w:lang w:val="en-IN"/>
-        </w:rPr>
-        <w:pict w14:anchorId="01E8F8B1">
-          <v:rect id="_x0000_i1036" style="width:0;height:1.5pt" o:hralign="center" o:hrstd="t" o:hr="t" fillcolor="#a0a0a0" stroked="f"/>
-        </w:pict>
-      </w:r>
+          <w:sz w:val="24"/>
+          <w:szCs w:val="24"/>
+        </w:rPr>
+      </w:pPr>
     </w:p>
     <w:p>
       <w:pPr>
         <w:rPr>
           <w:b/>
           <w:bCs/>
-          <w:sz w:val="28"/>
-          <w:szCs w:val="28"/>
-          <w:lang w:val="en-IN"/>
-        </w:rPr>
-      </w:pPr>
-      <w:r>
-        <w:rPr>
-          <w:rFonts w:ascii="Segoe UI Emoji" w:hAnsi="Segoe UI Emoji" w:cs="Segoe UI Emoji"/>
+          <w:sz w:val="24"/>
+          <w:szCs w:val="24"/>
+        </w:rPr>
+      </w:pPr>
+    </w:p>
+    <w:p>
+      <w:pPr>
+        <w:rPr>
           <w:b/>
           <w:bCs/>
-          <w:sz w:val="28"/>
-          <w:szCs w:val="28"/>
-          <w:lang w:val="en-IN"/>
-        </w:rPr>
-        <w:t>🟩</w:t>
-      </w:r>
-      <w:r>
+          <w:sz w:val="24"/>
+          <w:szCs w:val="24"/>
+        </w:rPr>
+      </w:pPr>
+    </w:p>
+    <w:p>
+      <w:pPr>
         <w:rPr>
           <w:b/>
           <w:bCs/>
-          <w:sz w:val="28"/>
-          <w:szCs w:val="28"/>
-          <w:lang w:val="en-IN"/>
-        </w:rPr>
-        <w:t xml:space="preserve"> Outcome / Conclusion</w:t>
-      </w:r>
-    </w:p>
-    <w:p>
-      <w:pPr>
-        <w:rPr>
-          <w:sz w:val="28"/>
-          <w:szCs w:val="28"/>
-          <w:lang w:val="en-IN"/>
-        </w:rPr>
-      </w:pPr>
-      <w:r>
-        <w:rPr>
-          <w:sz w:val="28"/>
-          <w:szCs w:val="28"/>
-          <w:lang w:val="en-IN"/>
-        </w:rPr>
-        <w:t>The project successfully developed a retail sales monitoring system. It helps in understanding sales trends, product performance, and supports better decision-making.</w:t>
-      </w:r>
-    </w:p>
-    <w:p>
-      <w:pPr>
-        <w:rPr>
-          <w:sz w:val="28"/>
-          <w:szCs w:val="28"/>
-          <w:lang w:val="en-IN"/>
-        </w:rPr>
-      </w:pPr>
-      <w:r>
-        <w:rPr>
-          <w:sz w:val="28"/>
-          <w:szCs w:val="28"/>
-          <w:lang w:val="en-IN"/>
-        </w:rPr>
-        <w:pict w14:anchorId="61993DB2">
-          <v:rect id="_x0000_i1037" style="width:0;height:1.5pt" o:hralign="center" o:hrstd="t" o:hr="t" fillcolor="#a0a0a0" stroked="f"/>
-        </w:pict>
-      </w:r>
+          <w:sz w:val="24"/>
+          <w:szCs w:val="24"/>
+        </w:rPr>
+      </w:pPr>
     </w:p>
     <w:p>
       <w:pPr>
         <w:rPr>
           <w:b/>
           <w:bCs/>
-          <w:sz w:val="28"/>
-          <w:szCs w:val="28"/>
-          <w:lang w:val="en-IN"/>
-        </w:rPr>
-      </w:pPr>
-      <w:r>
-        <w:rPr>
-          <w:rFonts w:ascii="Segoe UI Emoji" w:hAnsi="Segoe UI Emoji" w:cs="Segoe UI Emoji"/>
+          <w:sz w:val="24"/>
+          <w:szCs w:val="24"/>
+        </w:rPr>
+      </w:pPr>
+    </w:p>
+    <w:p>
+      <w:pPr>
+        <w:rPr>
           <w:b/>
           <w:bCs/>
-          <w:sz w:val="28"/>
-          <w:szCs w:val="28"/>
-          <w:lang w:val="en-IN"/>
-        </w:rPr>
-        <w:t>🟩</w:t>
-      </w:r>
-      <w:r>
+          <w:sz w:val="24"/>
+          <w:szCs w:val="24"/>
+        </w:rPr>
+      </w:pPr>
+    </w:p>
+    <w:p>
+      <w:pPr>
         <w:rPr>
           <w:b/>
           <w:bCs/>
-          <w:sz w:val="28"/>
-          <w:szCs w:val="28"/>
-          <w:lang w:val="en-IN"/>
-        </w:rPr>
-        <w:t xml:space="preserve"> Enhancement Scope</w:t>
-      </w:r>
-    </w:p>
-    <w:p>
-      <w:pPr>
-        <w:rPr>
-          <w:sz w:val="28"/>
-          <w:szCs w:val="28"/>
-          <w:lang w:val="en-IN"/>
-        </w:rPr>
-      </w:pPr>
-      <w:r>
-        <w:rPr>
-          <w:sz w:val="28"/>
-          <w:szCs w:val="28"/>
-          <w:lang w:val="en-IN"/>
-        </w:rPr>
-        <w:t>- Add machine learning for prediction</w:t>
-      </w:r>
-      <w:r>
-        <w:rPr>
-          <w:sz w:val="28"/>
-          <w:szCs w:val="28"/>
-          <w:lang w:val="en-IN"/>
-        </w:rPr>
-        <w:br/>
-        <w:t>- Include real-time dashboards</w:t>
-      </w:r>
-      <w:r>
-        <w:rPr>
-          <w:sz w:val="28"/>
-          <w:szCs w:val="28"/>
-          <w:lang w:val="en-IN"/>
-        </w:rPr>
-        <w:br/>
-        <w:t>- Add customer segmentation analysis</w:t>
-      </w:r>
-    </w:p>
-    <w:p>
-      <w:pPr>
-        <w:rPr>
-          <w:sz w:val="28"/>
-          <w:szCs w:val="28"/>
-          <w:lang w:val="en-IN"/>
-        </w:rPr>
-      </w:pPr>
-      <w:r>
-        <w:rPr>
-          <w:sz w:val="28"/>
-          <w:szCs w:val="28"/>
-          <w:lang w:val="en-IN"/>
-        </w:rPr>
-        <w:pict w14:anchorId="4EE0B3A0">
-          <v:rect id="_x0000_i1395" style="width:0;height:1.5pt" o:hralign="center" o:bullet="t" o:hrstd="t" o:hr="t" fillcolor="#a0a0a0" stroked="f"/>
-        </w:pict>
-      </w:r>
-    </w:p>
-    <w:p>
-      <w:pPr>
-        <w:rPr>
-          <w:sz w:val="28"/>
-          <w:szCs w:val="28"/>
-          <w:lang w:val="en-IN"/>
+          <w:sz w:val="24"/>
+          <w:szCs w:val="24"/>
         </w:rPr>
       </w:pPr>
     </w:p>
@@ -2285,254 +2920,28 @@
         <w:rPr>
           <w:b/>
           <w:bCs/>
-          <w:sz w:val="28"/>
-          <w:szCs w:val="28"/>
-          <w:lang w:val="en-IN"/>
-        </w:rPr>
-      </w:pPr>
-      <w:r>
-        <w:rPr>
-          <w:rFonts w:ascii="Segoe UI Emoji" w:hAnsi="Segoe UI Emoji" w:cs="Segoe UI Emoji"/>
+          <w:sz w:val="24"/>
+          <w:szCs w:val="24"/>
+        </w:rPr>
+      </w:pPr>
+    </w:p>
+    <w:p>
+      <w:pPr>
+        <w:rPr>
           <w:b/>
           <w:bCs/>
-          <w:sz w:val="28"/>
-          <w:szCs w:val="28"/>
-          <w:lang w:val="en-IN"/>
-        </w:rPr>
-        <w:lastRenderedPageBreak/>
-        <w:t>🟩</w:t>
-      </w:r>
+          <w:sz w:val="24"/>
+          <w:szCs w:val="24"/>
+        </w:rPr>
+      </w:pPr>
       <w:r>
         <w:rPr>
           <w:b/>
           <w:bCs/>
-          <w:sz w:val="28"/>
-          <w:szCs w:val="28"/>
-          <w:lang w:val="en-IN"/>
-        </w:rPr>
-        <w:t xml:space="preserve"> Link to Code</w:t>
-      </w:r>
-    </w:p>
-    <w:p>
-      <w:pPr>
-        <w:rPr>
-          <w:sz w:val="28"/>
-          <w:szCs w:val="28"/>
-          <w:lang w:val="en-IN"/>
-        </w:rPr>
-      </w:pPr>
-      <w:r>
-        <w:rPr>
-          <w:sz w:val="28"/>
-          <w:szCs w:val="28"/>
-          <w:lang w:val="en-IN"/>
-        </w:rPr>
-        <w:t xml:space="preserve">GitHub Link: </w:t>
-      </w:r>
-      <w:r>
-        <w:rPr>
-          <w:sz w:val="28"/>
-          <w:szCs w:val="28"/>
-          <w:lang w:val="en-IN"/>
-        </w:rPr>
-        <w:t xml:space="preserve"> </w:t>
-      </w:r>
-      <w:r>
-        <w:rPr>
-          <w:sz w:val="28"/>
-          <w:szCs w:val="28"/>
-          <w:lang w:val="en-IN"/>
-        </w:rPr>
-        <w:t>https://github.com/AMITBAGADE21/TCS-ion-Integrated-Retail-Sales-Performance-Tracking-and-Analysis</w:t>
-      </w:r>
-    </w:p>
-    <w:p>
-      <w:pPr>
-        <w:rPr>
-          <w:sz w:val="28"/>
-          <w:szCs w:val="28"/>
-          <w:lang w:val="en-IN"/>
-        </w:rPr>
-      </w:pPr>
-      <w:r>
-        <w:rPr>
-          <w:sz w:val="28"/>
-          <w:szCs w:val="28"/>
-          <w:lang w:val="en-IN"/>
-        </w:rPr>
-        <w:pict w14:anchorId="1D57E96D">
-          <v:rect id="_x0000_i1039" style="width:0;height:1.5pt" o:hralign="center" o:hrstd="t" o:hr="t" fillcolor="#a0a0a0" stroked="f"/>
-        </w:pict>
-      </w:r>
-    </w:p>
-    <w:p>
-      <w:pPr>
-        <w:rPr>
-          <w:b/>
-          <w:bCs/>
-          <w:sz w:val="28"/>
-          <w:szCs w:val="28"/>
-          <w:lang w:val="en-IN"/>
-        </w:rPr>
-      </w:pPr>
-      <w:r>
-        <w:rPr>
-          <w:rFonts w:ascii="Segoe UI Emoji" w:hAnsi="Segoe UI Emoji" w:cs="Segoe UI Emoji"/>
-          <w:b/>
-          <w:bCs/>
-          <w:sz w:val="28"/>
-          <w:szCs w:val="28"/>
-          <w:lang w:val="en-IN"/>
-        </w:rPr>
-        <w:t>🟩</w:t>
-      </w:r>
-      <w:r>
-        <w:rPr>
-          <w:b/>
-          <w:bCs/>
-          <w:sz w:val="28"/>
-          <w:szCs w:val="28"/>
-          <w:lang w:val="en-IN"/>
-        </w:rPr>
-        <w:t xml:space="preserve"> Research Questions</w:t>
-      </w:r>
-    </w:p>
-    <w:p>
-      <w:pPr>
-        <w:rPr>
-          <w:sz w:val="28"/>
-          <w:szCs w:val="28"/>
-          <w:lang w:val="en-IN"/>
-        </w:rPr>
-      </w:pPr>
-      <w:r>
-        <w:rPr>
-          <w:sz w:val="28"/>
-          <w:szCs w:val="28"/>
-          <w:lang w:val="en-IN"/>
-        </w:rPr>
-        <w:t>Q1: Which product category performs best?</w:t>
-      </w:r>
-      <w:r>
-        <w:rPr>
-          <w:sz w:val="28"/>
-          <w:szCs w:val="28"/>
-          <w:lang w:val="en-IN"/>
-        </w:rPr>
-        <w:br/>
-        <w:t>A: Electronics/Clothing (based on data)</w:t>
-      </w:r>
-      <w:r>
-        <w:rPr>
-          <w:sz w:val="28"/>
-          <w:szCs w:val="28"/>
-          <w:lang w:val="en-IN"/>
-        </w:rPr>
-        <w:br/>
-      </w:r>
-      <w:r>
-        <w:rPr>
-          <w:sz w:val="28"/>
-          <w:szCs w:val="28"/>
-          <w:lang w:val="en-IN"/>
-        </w:rPr>
-        <w:br/>
-        <w:t>Q2: How do sales vary over time?</w:t>
-      </w:r>
-      <w:r>
-        <w:rPr>
-          <w:sz w:val="28"/>
-          <w:szCs w:val="28"/>
-          <w:lang w:val="en-IN"/>
-        </w:rPr>
-        <w:br/>
-        <w:t>A: Monthly trends show fluctuations and growth patterns</w:t>
-      </w:r>
-    </w:p>
-    <w:p>
-      <w:pPr>
-        <w:rPr>
-          <w:sz w:val="28"/>
-          <w:szCs w:val="28"/>
-          <w:lang w:val="en-IN"/>
-        </w:rPr>
-      </w:pPr>
-      <w:r>
-        <w:rPr>
-          <w:sz w:val="28"/>
-          <w:szCs w:val="28"/>
-          <w:lang w:val="en-IN"/>
-        </w:rPr>
-        <w:pict w14:anchorId="50A2CE71">
-          <v:rect id="_x0000_i1040" style="width:0;height:1.5pt" o:hralign="center" o:hrstd="t" o:hr="t" fillcolor="#a0a0a0" stroked="f"/>
-        </w:pict>
-      </w:r>
-    </w:p>
-    <w:p>
-      <w:pPr>
-        <w:rPr>
-          <w:b/>
-          <w:bCs/>
-          <w:sz w:val="28"/>
-          <w:szCs w:val="28"/>
-          <w:lang w:val="en-IN"/>
-        </w:rPr>
-      </w:pPr>
-      <w:r>
-        <w:rPr>
-          <w:rFonts w:ascii="Segoe UI Emoji" w:hAnsi="Segoe UI Emoji" w:cs="Segoe UI Emoji"/>
-          <w:b/>
-          <w:bCs/>
-          <w:sz w:val="28"/>
-          <w:szCs w:val="28"/>
-          <w:lang w:val="en-IN"/>
-        </w:rPr>
-        <w:t>🟩</w:t>
-      </w:r>
-      <w:r>
-        <w:rPr>
-          <w:b/>
-          <w:bCs/>
-          <w:sz w:val="28"/>
-          <w:szCs w:val="28"/>
-          <w:lang w:val="en-IN"/>
-        </w:rPr>
-        <w:t xml:space="preserve"> References</w:t>
-      </w:r>
-    </w:p>
-    <w:p>
-      <w:pPr>
-        <w:rPr>
-          <w:sz w:val="28"/>
-          <w:szCs w:val="28"/>
-          <w:lang w:val="en-IN"/>
-        </w:rPr>
-      </w:pPr>
-      <w:r>
-        <w:rPr>
-          <w:sz w:val="28"/>
-          <w:szCs w:val="28"/>
-          <w:lang w:val="en-IN"/>
-        </w:rPr>
-        <w:t>- Kaggle Dataset</w:t>
-      </w:r>
-      <w:r>
-        <w:rPr>
-          <w:sz w:val="28"/>
-          <w:szCs w:val="28"/>
-          <w:lang w:val="en-IN"/>
-        </w:rPr>
-        <w:br/>
-        <w:t>- Power BI Documentation</w:t>
-      </w:r>
-      <w:r>
-        <w:rPr>
-          <w:sz w:val="28"/>
-          <w:szCs w:val="28"/>
-          <w:lang w:val="en-IN"/>
-        </w:rPr>
-        <w:br/>
-        <w:t>- Python Pandas Documentation</w:t>
+          <w:sz w:val="24"/>
+          <w:szCs w:val="24"/>
+        </w:rPr>
+        <w:t>Highest monthly sales were observed in May, while the lowest sales were observed in September.</w:t>
       </w:r>
     </w:p>
     <w:p>
@@ -2550,8 +2959,8 @@
         </w:rPr>
         <w:lastRenderedPageBreak/>
         <w:drawing>
-          <wp:inline distT="0" distB="0" distL="0" distR="0" wp14:anchorId="7F8796C4" wp14:editId="2CB8ABDB">
-            <wp:extent cx="5852172" cy="4389129"/>
+          <wp:inline distT="0" distB="0" distL="0" distR="0" wp14:anchorId="7F8796C4" wp14:editId="16B2AE02">
+            <wp:extent cx="6141720" cy="3398520"/>
             <wp:effectExtent l="0" t="0" r="0" b="0"/>
             <wp:docPr id="1" name="Picture 1" descr="A graph with blue lines&#10;&#10;AI-generated content may be incorrect."/>
             <wp:cNvGraphicFramePr>
@@ -2565,7 +2974,7 @@
                     <pic:cNvPicPr/>
                   </pic:nvPicPr>
                   <pic:blipFill>
-                    <a:blip r:embed="rId7">
+                    <a:blip r:embed="rId10">
                       <a:extLst>
                         <a:ext uri="{28A0092B-C50C-407E-A947-70E740481C1C}">
                           <a14:useLocalDpi xmlns:a14="http://schemas.microsoft.com/office/drawing/2010/main" val="0"/>
@@ -2579,7 +2988,7 @@
                   <pic:spPr>
                     <a:xfrm>
                       <a:off x="0" y="0"/>
-                      <a:ext cx="5852172" cy="4389129"/>
+                      <a:ext cx="6141738" cy="3398530"/>
                     </a:xfrm>
                     <a:prstGeom prst="rect">
                       <a:avLst/>
@@ -2594,21 +3003,52 @@
     </w:p>
     <w:p>
       <w:pPr>
-        <w:rPr>
-          <w:sz w:val="24"/>
-          <w:szCs w:val="24"/>
-        </w:rPr>
-      </w:pPr>
+        <w:ind w:left="360"/>
+        <w:rPr>
+          <w:b/>
+          <w:bCs/>
+          <w:sz w:val="24"/>
+          <w:szCs w:val="24"/>
+        </w:rPr>
+      </w:pPr>
+    </w:p>
+    <w:p>
+      <w:pPr>
+        <w:ind w:left="360"/>
+        <w:rPr>
+          <w:b/>
+          <w:bCs/>
+          <w:sz w:val="24"/>
+          <w:szCs w:val="24"/>
+        </w:rPr>
+      </w:pPr>
+      <w:r>
+        <w:rPr>
+          <w:b/>
+          <w:bCs/>
+          <w:sz w:val="24"/>
+          <w:szCs w:val="24"/>
+        </w:rPr>
+        <w:t>Electronics and Clothing were the top-performing categories.</w:t>
+      </w:r>
+      <w:r>
+        <w:rPr>
+          <w:b/>
+          <w:bCs/>
+          <w:sz w:val="24"/>
+          <w:szCs w:val="24"/>
+        </w:rPr>
+        <w:br/>
+        <w:t>The dashboard enables faster and better business decision-making.</w:t>
+      </w:r>
       <w:r>
         <w:rPr>
           <w:noProof/>
-          <w:sz w:val="24"/>
-          <w:szCs w:val="24"/>
         </w:rPr>
         <w:drawing>
-          <wp:inline distT="0" distB="0" distL="0" distR="0" wp14:anchorId="00991EC3" wp14:editId="7BC4CC5B">
-            <wp:extent cx="5943600" cy="3341370"/>
-            <wp:effectExtent l="0" t="0" r="0" b="0"/>
+          <wp:inline distT="0" distB="0" distL="0" distR="0" wp14:anchorId="00991EC3" wp14:editId="1026C389">
+            <wp:extent cx="6113029" cy="3436620"/>
+            <wp:effectExtent l="0" t="0" r="2540" b="0"/>
             <wp:docPr id="2" name="Picture 2"/>
             <wp:cNvGraphicFramePr>
               <a:graphicFrameLocks xmlns:a="http://schemas.openxmlformats.org/drawingml/2006/main" noChangeAspect="1"/>
@@ -2629,7 +3069,7 @@
                   <pic:spPr>
                     <a:xfrm>
                       <a:off x="0" y="0"/>
-                      <a:ext cx="5943600" cy="3341370"/>
+                      <a:ext cx="6120552" cy="3440849"/>
                     </a:xfrm>
                     <a:prstGeom prst="rect">
                       <a:avLst/>
@@ -2642,9 +3082,154 @@
         </w:drawing>
       </w:r>
     </w:p>
+    <w:p>
+      <w:pPr>
+        <w:pStyle w:val="ListParagraph"/>
+        <w:rPr>
+          <w:b/>
+          <w:bCs/>
+          <w:sz w:val="28"/>
+          <w:szCs w:val="28"/>
+          <w:lang w:val="en-IN"/>
+        </w:rPr>
+      </w:pPr>
+    </w:p>
+    <w:p>
+      <w:pPr>
+        <w:pStyle w:val="ListParagraph"/>
+        <w:rPr>
+          <w:b/>
+          <w:bCs/>
+          <w:sz w:val="28"/>
+          <w:szCs w:val="28"/>
+          <w:lang w:val="en-IN"/>
+        </w:rPr>
+      </w:pPr>
+      <w:r>
+        <w:rPr>
+          <w:b/>
+          <w:bCs/>
+          <w:sz w:val="28"/>
+          <w:szCs w:val="28"/>
+          <w:lang w:val="en-IN"/>
+        </w:rPr>
+        <w:t xml:space="preserve"> </w:t>
+      </w:r>
+      <w:r>
+        <w:rPr>
+          <w:b/>
+          <w:bCs/>
+          <w:sz w:val="28"/>
+          <w:szCs w:val="28"/>
+          <w:lang w:val="en-IN"/>
+        </w:rPr>
+        <w:t>References</w:t>
+      </w:r>
+    </w:p>
+    <w:p>
+      <w:pPr>
+        <w:numPr>
+          <w:ilvl w:val="0"/>
+          <w:numId w:val="31"/>
+        </w:numPr>
+        <w:rPr>
+          <w:sz w:val="28"/>
+          <w:szCs w:val="28"/>
+          <w:lang w:val="en-IN"/>
+        </w:rPr>
+      </w:pPr>
+      <w:r>
+        <w:rPr>
+          <w:sz w:val="28"/>
+          <w:szCs w:val="28"/>
+          <w:lang w:val="en-IN"/>
+        </w:rPr>
+        <w:lastRenderedPageBreak/>
+        <w:t xml:space="preserve">Kaggle Retail Sales Dataset </w:t>
+      </w:r>
+    </w:p>
+    <w:p>
+      <w:pPr>
+        <w:numPr>
+          <w:ilvl w:val="0"/>
+          <w:numId w:val="31"/>
+        </w:numPr>
+        <w:rPr>
+          <w:sz w:val="28"/>
+          <w:szCs w:val="28"/>
+          <w:lang w:val="en-IN"/>
+        </w:rPr>
+      </w:pPr>
+      <w:r>
+        <w:rPr>
+          <w:sz w:val="28"/>
+          <w:szCs w:val="28"/>
+          <w:lang w:val="en-IN"/>
+        </w:rPr>
+        <w:t xml:space="preserve">Microsoft Power BI Documentation </w:t>
+      </w:r>
+    </w:p>
+    <w:p>
+      <w:pPr>
+        <w:numPr>
+          <w:ilvl w:val="0"/>
+          <w:numId w:val="31"/>
+        </w:numPr>
+        <w:rPr>
+          <w:sz w:val="28"/>
+          <w:szCs w:val="28"/>
+          <w:lang w:val="en-IN"/>
+        </w:rPr>
+      </w:pPr>
+      <w:r>
+        <w:rPr>
+          <w:sz w:val="28"/>
+          <w:szCs w:val="28"/>
+          <w:lang w:val="en-IN"/>
+        </w:rPr>
+        <w:t xml:space="preserve">Pandas Official Documentation </w:t>
+      </w:r>
+    </w:p>
+    <w:p>
+      <w:pPr>
+        <w:numPr>
+          <w:ilvl w:val="0"/>
+          <w:numId w:val="31"/>
+        </w:numPr>
+        <w:rPr>
+          <w:sz w:val="28"/>
+          <w:szCs w:val="28"/>
+          <w:lang w:val="en-IN"/>
+        </w:rPr>
+      </w:pPr>
+      <w:r>
+        <w:rPr>
+          <w:sz w:val="28"/>
+          <w:szCs w:val="28"/>
+          <w:lang w:val="en-IN"/>
+        </w:rPr>
+        <w:t xml:space="preserve">Matplotlib Official Documentation </w:t>
+      </w:r>
+    </w:p>
+    <w:p>
+      <w:pPr>
+        <w:rPr>
+          <w:sz w:val="24"/>
+          <w:szCs w:val="24"/>
+        </w:rPr>
+      </w:pPr>
+    </w:p>
+    <w:p>
+      <w:pPr>
+        <w:rPr>
+          <w:sz w:val="24"/>
+          <w:szCs w:val="24"/>
+        </w:rPr>
+      </w:pPr>
+    </w:p>
     <w:sectPr>
-      <w:headerReference w:type="default" r:id="rId9"/>
-      <w:footerReference w:type="default" r:id="rId10"/>
+      <w:headerReference w:type="default" r:id="rId11"/>
+      <w:footerReference w:type="default" r:id="rId12"/>
       <w:pgSz w:w="12240" w:h="15840"/>
       <w:pgMar w:top="1440" w:right="1440" w:bottom="1440" w:left="1440" w:header="720" w:footer="720" w:gutter="0"/>
       <w:cols w:space="720"/>
@@ -2655,7 +3240,7 @@
 </file>
 
 <file path=word/endnotes.xml><?xml version="1.0" encoding="utf-8"?>
-<w:endnotes xmlns:wpc="http://schemas.microsoft.com/office/word/2010/wordprocessingCanvas" xmlns:cx="http://schemas.microsoft.com/office/drawing/2014/chartex" xmlns:cx1="http://schemas.microsoft.com/office/drawing/2015/9/8/chartex" xmlns:cx2="http://schemas.microsoft.com/office/drawing/2015/10/21/chartex" xmlns:cx3="http://schemas.microsoft.com/office/drawing/2016/5/9/chartex" xmlns:cx4="http://schemas.microsoft.com/office/drawing/2016/5/10/chartex" xmlns:cx5="http://schemas.microsoft.com/office/drawing/2016/5/11/chartex" xmlns:cx6="http://schemas.microsoft.com/office/drawing/2016/5/12/chartex" xmlns:cx7="http://schemas.microsoft.com/office/drawing/2016/5/13/chartex" xmlns:cx8="http://schemas.microsoft.com/office/drawing/2016/5/14/chartex" xmlns:mc="http://schemas.openxmlformats.org/markup-compatibility/2006" xmlns:aink="http://schemas.microsoft.com/office/drawing/2016/ink" xmlns:am3d="http://schemas.microsoft.com/office/drawing/2017/model3d" xmlns:o="urn:schemas-microsoft-com:office:office" xmlns:oel="http://schemas.microsoft.com/office/2019/extlst" xmlns:r="http://schemas.openxmlformats.org/officeDocument/2006/relationships" xmlns:m="http://schemas.openxmlformats.org/officeDocument/2006/math" xmlns:v="urn:schemas-microsoft-com:vml" xmlns:wp14="http://schemas.microsoft.com/office/word/2010/wordprocessingDrawing" xmlns:wp="http://schemas.openxmlformats.org/drawingml/2006/wordprocessingDrawing" xmlns:w10="urn:schemas-microsoft-com:office:word" xmlns:w="http://schemas.openxmlformats.org/wordprocessingml/2006/main" xmlns:w14="http://schemas.microsoft.com/office/word/2010/wordml" xmlns:w15="http://schemas.microsoft.com/office/word/2012/wordml" xmlns:w16cex="http://schemas.microsoft.com/office/word/2018/wordml/cex" xmlns:w16cid="http://schemas.microsoft.com/office/word/2016/wordml/cid" xmlns:w16="http://schemas.microsoft.com/office/word/2018/wordml" xmlns:w16sdtdh="http://schemas.microsoft.com/office/word/2020/wordml/sdtdatahash" xmlns:w16se="http://schemas.microsoft.com/office/word/2015/wordml/symex" xmlns:wpg="http://schemas.microsoft.com/office/word/2010/wordprocessingGroup" xmlns:wpi="http://schemas.microsoft.com/office/word/2010/wordprocessingInk" xmlns:wne="http://schemas.microsoft.com/office/word/2006/wordml" xmlns:wps="http://schemas.microsoft.com/office/word/2010/wordprocessingShape" mc:Ignorable="w14 w15 w16se w16cid w16 w16cex w16sdtdh wp14">
+<w:endnotes xmlns:wpc="http://schemas.microsoft.com/office/word/2010/wordprocessingCanvas" xmlns:cx="http://schemas.microsoft.com/office/drawing/2014/chartex" xmlns:cx1="http://schemas.microsoft.com/office/drawing/2015/9/8/chartex" xmlns:cx2="http://schemas.microsoft.com/office/drawing/2015/10/21/chartex" xmlns:cx3="http://schemas.microsoft.com/office/drawing/2016/5/9/chartex" xmlns:cx4="http://schemas.microsoft.com/office/drawing/2016/5/10/chartex" xmlns:cx5="http://schemas.microsoft.com/office/drawing/2016/5/11/chartex" xmlns:cx6="http://schemas.microsoft.com/office/drawing/2016/5/12/chartex" xmlns:cx7="http://schemas.microsoft.com/office/drawing/2016/5/13/chartex" xmlns:cx8="http://schemas.microsoft.com/office/drawing/2016/5/14/chartex" xmlns:mc="http://schemas.openxmlformats.org/markup-compatibility/2006" xmlns:aink="http://schemas.microsoft.com/office/drawing/2016/ink" xmlns:am3d="http://schemas.microsoft.com/office/drawing/2017/model3d" xmlns:o="urn:schemas-microsoft-com:office:office" xmlns:oel="http://schemas.microsoft.com/office/2019/extlst" xmlns:r="http://schemas.openxmlformats.org/officeDocument/2006/relationships" xmlns:m="http://schemas.openxmlformats.org/officeDocument/2006/math" xmlns:v="urn:schemas-microsoft-com:vml" xmlns:wp14="http://schemas.microsoft.com/office/word/2010/wordprocessingDrawing" xmlns:wp="http://schemas.openxmlformats.org/drawingml/2006/wordprocessingDrawing" xmlns:w10="urn:schemas-microsoft-com:office:word" xmlns:w="http://schemas.openxmlformats.org/wordprocessingml/2006/main" xmlns:w14="http://schemas.microsoft.com/office/word/2010/wordml" xmlns:w15="http://schemas.microsoft.com/office/word/2012/wordml" xmlns:w16cex="http://schemas.microsoft.com/office/word/2018/wordml/cex" xmlns:w16cid="http://schemas.microsoft.com/office/word/2016/wordml/cid" xmlns:w16="http://schemas.microsoft.com/office/word/2018/wordml" xmlns:w16du="http://schemas.microsoft.com/office/word/2023/wordml/word16du" xmlns:w16sdtdh="http://schemas.microsoft.com/office/word/2020/wordml/sdtdatahash" xmlns:w16sdtfl="http://schemas.microsoft.com/office/word/2024/wordml/sdtformatlock" xmlns:w16se="http://schemas.microsoft.com/office/word/2015/wordml/symex" xmlns:wpg="http://schemas.microsoft.com/office/word/2010/wordprocessingGroup" xmlns:wpi="http://schemas.microsoft.com/office/word/2010/wordprocessingInk" xmlns:wne="http://schemas.microsoft.com/office/word/2006/wordml" xmlns:wps="http://schemas.microsoft.com/office/word/2010/wordprocessingShape" mc:Ignorable="w14 w15 w16se w16cid w16 w16cex w16sdtdh w16sdtfl w16du wp14">
   <w:endnote w:type="separator" w:id="-1">
     <w:p>
       <w:pPr>
@@ -2680,7 +3265,7 @@
 </file>
 
 <file path=word/footer1.xml><?xml version="1.0" encoding="utf-8"?>
-<w:ftr xmlns:wpc="http://schemas.microsoft.com/office/word/2010/wordprocessingCanvas" xmlns:cx="http://schemas.microsoft.com/office/drawing/2014/chartex" xmlns:cx1="http://schemas.microsoft.com/office/drawing/2015/9/8/chartex" xmlns:cx2="http://schemas.microsoft.com/office/drawing/2015/10/21/chartex" xmlns:cx3="http://schemas.microsoft.com/office/drawing/2016/5/9/chartex" xmlns:cx4="http://schemas.microsoft.com/office/drawing/2016/5/10/chartex" xmlns:cx5="http://schemas.microsoft.com/office/drawing/2016/5/11/chartex" xmlns:cx6="http://schemas.microsoft.com/office/drawing/2016/5/12/chartex" xmlns:cx7="http://schemas.microsoft.com/office/drawing/2016/5/13/chartex" xmlns:cx8="http://schemas.microsoft.com/office/drawing/2016/5/14/chartex" xmlns:mc="http://schemas.openxmlformats.org/markup-compatibility/2006" xmlns:aink="http://schemas.microsoft.com/office/drawing/2016/ink" xmlns:am3d="http://schemas.microsoft.com/office/drawing/2017/model3d" xmlns:o="urn:schemas-microsoft-com:office:office" xmlns:oel="http://schemas.microsoft.com/office/2019/extlst" xmlns:r="http://schemas.openxmlformats.org/officeDocument/2006/relationships" xmlns:m="http://schemas.openxmlformats.org/officeDocument/2006/math" xmlns:v="urn:schemas-microsoft-com:vml" xmlns:wp14="http://schemas.microsoft.com/office/word/2010/wordprocessingDrawing" xmlns:wp="http://schemas.openxmlformats.org/drawingml/2006/wordprocessingDrawing" xmlns:w10="urn:schemas-microsoft-com:office:word" xmlns:w="http://schemas.openxmlformats.org/wordprocessingml/2006/main" xmlns:w14="http://schemas.microsoft.com/office/word/2010/wordml" xmlns:w15="http://schemas.microsoft.com/office/word/2012/wordml" xmlns:w16cex="http://schemas.microsoft.com/office/word/2018/wordml/cex" xmlns:w16cid="http://schemas.microsoft.com/office/word/2016/wordml/cid" xmlns:w16="http://schemas.microsoft.com/office/word/2018/wordml" xmlns:w16sdtdh="http://schemas.microsoft.com/office/word/2020/wordml/sdtdatahash" xmlns:w16se="http://schemas.microsoft.com/office/word/2015/wordml/symex" xmlns:wpg="http://schemas.microsoft.com/office/word/2010/wordprocessingGroup" xmlns:wpi="http://schemas.microsoft.com/office/word/2010/wordprocessingInk" xmlns:wne="http://schemas.microsoft.com/office/word/2006/wordml" xmlns:wps="http://schemas.microsoft.com/office/word/2010/wordprocessingShape" mc:Ignorable="w14 w15 w16se w16cid w16 w16cex w16sdtdh wp14">
+<w:ftr xmlns:wpc="http://schemas.microsoft.com/office/word/2010/wordprocessingCanvas" xmlns:cx="http://schemas.microsoft.com/office/drawing/2014/chartex" xmlns:cx1="http://schemas.microsoft.com/office/drawing/2015/9/8/chartex" xmlns:cx2="http://schemas.microsoft.com/office/drawing/2015/10/21/chartex" xmlns:cx3="http://schemas.microsoft.com/office/drawing/2016/5/9/chartex" xmlns:cx4="http://schemas.microsoft.com/office/drawing/2016/5/10/chartex" xmlns:cx5="http://schemas.microsoft.com/office/drawing/2016/5/11/chartex" xmlns:cx6="http://schemas.microsoft.com/office/drawing/2016/5/12/chartex" xmlns:cx7="http://schemas.microsoft.com/office/drawing/2016/5/13/chartex" xmlns:cx8="http://schemas.microsoft.com/office/drawing/2016/5/14/chartex" xmlns:mc="http://schemas.openxmlformats.org/markup-compatibility/2006" xmlns:aink="http://schemas.microsoft.com/office/drawing/2016/ink" xmlns:am3d="http://schemas.microsoft.com/office/drawing/2017/model3d" xmlns:o="urn:schemas-microsoft-com:office:office" xmlns:oel="http://schemas.microsoft.com/office/2019/extlst" xmlns:r="http://schemas.openxmlformats.org/officeDocument/2006/relationships" xmlns:m="http://schemas.openxmlformats.org/officeDocument/2006/math" xmlns:v="urn:schemas-microsoft-com:vml" xmlns:wp14="http://schemas.microsoft.com/office/word/2010/wordprocessingDrawing" xmlns:wp="http://schemas.openxmlformats.org/drawingml/2006/wordprocessingDrawing" xmlns:w10="urn:schemas-microsoft-com:office:word" xmlns:w="http://schemas.openxmlformats.org/wordprocessingml/2006/main" xmlns:w14="http://schemas.microsoft.com/office/word/2010/wordml" xmlns:w15="http://schemas.microsoft.com/office/word/2012/wordml" xmlns:w16cex="http://schemas.microsoft.com/office/word/2018/wordml/cex" xmlns:w16cid="http://schemas.microsoft.com/office/word/2016/wordml/cid" xmlns:w16="http://schemas.microsoft.com/office/word/2018/wordml" xmlns:w16du="http://schemas.microsoft.com/office/word/2023/wordml/word16du" xmlns:w16sdtdh="http://schemas.microsoft.com/office/word/2020/wordml/sdtdatahash" xmlns:w16sdtfl="http://schemas.microsoft.com/office/word/2024/wordml/sdtformatlock" xmlns:w16se="http://schemas.microsoft.com/office/word/2015/wordml/symex" xmlns:wpg="http://schemas.microsoft.com/office/word/2010/wordprocessingGroup" xmlns:wpi="http://schemas.microsoft.com/office/word/2010/wordprocessingInk" xmlns:wne="http://schemas.microsoft.com/office/word/2006/wordml" xmlns:wps="http://schemas.microsoft.com/office/word/2010/wordprocessingShape" mc:Ignorable="w14 w15 w16se w16cid w16 w16cex w16sdtdh w16sdtfl w16du wp14">
   <w:sdt>
     <w:sdtPr>
       <w:id w:val="-1954082894"/>
@@ -2733,7 +3318,7 @@
 </file>
 
 <file path=word/footnotes.xml><?xml version="1.0" encoding="utf-8"?>
-<w:footnotes xmlns:wpc="http://schemas.microsoft.com/office/word/2010/wordprocessingCanvas" xmlns:cx="http://schemas.microsoft.com/office/drawing/2014/chartex" xmlns:cx1="http://schemas.microsoft.com/office/drawing/2015/9/8/chartex" xmlns:cx2="http://schemas.microsoft.com/office/drawing/2015/10/21/chartex" xmlns:cx3="http://schemas.microsoft.com/office/drawing/2016/5/9/chartex" xmlns:cx4="http://schemas.microsoft.com/office/drawing/2016/5/10/chartex" xmlns:cx5="http://schemas.microsoft.com/office/drawing/2016/5/11/chartex" xmlns:cx6="http://schemas.microsoft.com/office/drawing/2016/5/12/chartex" xmlns:cx7="http://schemas.microsoft.com/office/drawing/2016/5/13/chartex" xmlns:cx8="http://schemas.microsoft.com/office/drawing/2016/5/14/chartex" xmlns:mc="http://schemas.openxmlformats.org/markup-compatibility/2006" xmlns:aink="http://schemas.microsoft.com/office/drawing/2016/ink" xmlns:am3d="http://schemas.microsoft.com/office/drawing/2017/model3d" xmlns:o="urn:schemas-microsoft-com:office:office" xmlns:oel="http://schemas.microsoft.com/office/2019/extlst" xmlns:r="http://schemas.openxmlformats.org/officeDocument/2006/relationships" xmlns:m="http://schemas.openxmlformats.org/officeDocument/2006/math" xmlns:v="urn:schemas-microsoft-com:vml" xmlns:wp14="http://schemas.microsoft.com/office/word/2010/wordprocessingDrawing" xmlns:wp="http://schemas.openxmlformats.org/drawingml/2006/wordprocessingDrawing" xmlns:w10="urn:schemas-microsoft-com:office:word" xmlns:w="http://schemas.openxmlformats.org/wordprocessingml/2006/main" xmlns:w14="http://schemas.microsoft.com/office/word/2010/wordml" xmlns:w15="http://schemas.microsoft.com/office/word/2012/wordml" xmlns:w16cex="http://schemas.microsoft.com/office/word/2018/wordml/cex" xmlns:w16cid="http://schemas.microsoft.com/office/word/2016/wordml/cid" xmlns:w16="http://schemas.microsoft.com/office/word/2018/wordml" xmlns:w16sdtdh="http://schemas.microsoft.com/office/word/2020/wordml/sdtdatahash" xmlns:w16se="http://schemas.microsoft.com/office/word/2015/wordml/symex" xmlns:wpg="http://schemas.microsoft.com/office/word/2010/wordprocessingGroup" xmlns:wpi="http://schemas.microsoft.com/office/word/2010/wordprocessingInk" xmlns:wne="http://schemas.microsoft.com/office/word/2006/wordml" xmlns:wps="http://schemas.microsoft.com/office/word/2010/wordprocessingShape" mc:Ignorable="w14 w15 w16se w16cid w16 w16cex w16sdtdh wp14">
+<w:footnotes xmlns:wpc="http://schemas.microsoft.com/office/word/2010/wordprocessingCanvas" xmlns:cx="http://schemas.microsoft.com/office/drawing/2014/chartex" xmlns:cx1="http://schemas.microsoft.com/office/drawing/2015/9/8/chartex" xmlns:cx2="http://schemas.microsoft.com/office/drawing/2015/10/21/chartex" xmlns:cx3="http://schemas.microsoft.com/office/drawing/2016/5/9/chartex" xmlns:cx4="http://schemas.microsoft.com/office/drawing/2016/5/10/chartex" xmlns:cx5="http://schemas.microsoft.com/office/drawing/2016/5/11/chartex" xmlns:cx6="http://schemas.microsoft.com/office/drawing/2016/5/12/chartex" xmlns:cx7="http://schemas.microsoft.com/office/drawing/2016/5/13/chartex" xmlns:cx8="http://schemas.microsoft.com/office/drawing/2016/5/14/chartex" xmlns:mc="http://schemas.openxmlformats.org/markup-compatibility/2006" xmlns:aink="http://schemas.microsoft.com/office/drawing/2016/ink" xmlns:am3d="http://schemas.microsoft.com/office/drawing/2017/model3d" xmlns:o="urn:schemas-microsoft-com:office:office" xmlns:oel="http://schemas.microsoft.com/office/2019/extlst" xmlns:r="http://schemas.openxmlformats.org/officeDocument/2006/relationships" xmlns:m="http://schemas.openxmlformats.org/officeDocument/2006/math" xmlns:v="urn:schemas-microsoft-com:vml" xmlns:wp14="http://schemas.microsoft.com/office/word/2010/wordprocessingDrawing" xmlns:wp="http://schemas.openxmlformats.org/drawingml/2006/wordprocessingDrawing" xmlns:w10="urn:schemas-microsoft-com:office:word" xmlns:w="http://schemas.openxmlformats.org/wordprocessingml/2006/main" xmlns:w14="http://schemas.microsoft.com/office/word/2010/wordml" xmlns:w15="http://schemas.microsoft.com/office/word/2012/wordml" xmlns:w16cex="http://schemas.microsoft.com/office/word/2018/wordml/cex" xmlns:w16cid="http://schemas.microsoft.com/office/word/2016/wordml/cid" xmlns:w16="http://schemas.microsoft.com/office/word/2018/wordml" xmlns:w16du="http://schemas.microsoft.com/office/word/2023/wordml/word16du" xmlns:w16sdtdh="http://schemas.microsoft.com/office/word/2020/wordml/sdtdatahash" xmlns:w16sdtfl="http://schemas.microsoft.com/office/word/2024/wordml/sdtformatlock" xmlns:w16se="http://schemas.microsoft.com/office/word/2015/wordml/symex" xmlns:wpg="http://schemas.microsoft.com/office/word/2010/wordprocessingGroup" xmlns:wpi="http://schemas.microsoft.com/office/word/2010/wordprocessingInk" xmlns:wne="http://schemas.microsoft.com/office/word/2006/wordml" xmlns:wps="http://schemas.microsoft.com/office/word/2010/wordprocessingShape" mc:Ignorable="w14 w15 w16se w16cid w16 w16cex w16sdtdh w16sdtfl w16du wp14">
   <w:footnote w:type="separator" w:id="-1">
     <w:p>
       <w:pPr>
@@ -2758,7 +3343,7 @@
 </file>
 
 <file path=word/header1.xml><?xml version="1.0" encoding="utf-8"?>
-<w:hdr xmlns:wpc="http://schemas.microsoft.com/office/word/2010/wordprocessingCanvas" xmlns:cx="http://schemas.microsoft.com/office/drawing/2014/chartex" xmlns:cx1="http://schemas.microsoft.com/office/drawing/2015/9/8/chartex" xmlns:cx2="http://schemas.microsoft.com/office/drawing/2015/10/21/chartex" xmlns:cx3="http://schemas.microsoft.com/office/drawing/2016/5/9/chartex" xmlns:cx4="http://schemas.microsoft.com/office/drawing/2016/5/10/chartex" xmlns:cx5="http://schemas.microsoft.com/office/drawing/2016/5/11/chartex" xmlns:cx6="http://schemas.microsoft.com/office/drawing/2016/5/12/chartex" xmlns:cx7="http://schemas.microsoft.com/office/drawing/2016/5/13/chartex" xmlns:cx8="http://schemas.microsoft.com/office/drawing/2016/5/14/chartex" xmlns:mc="http://schemas.openxmlformats.org/markup-compatibility/2006" xmlns:aink="http://schemas.microsoft.com/office/drawing/2016/ink" xmlns:am3d="http://schemas.microsoft.com/office/drawing/2017/model3d" xmlns:o="urn:schemas-microsoft-com:office:office" xmlns:oel="http://schemas.microsoft.com/office/2019/extlst" xmlns:r="http://schemas.openxmlformats.org/officeDocument/2006/relationships" xmlns:m="http://schemas.openxmlformats.org/officeDocument/2006/math" xmlns:v="urn:schemas-microsoft-com:vml" xmlns:wp14="http://schemas.microsoft.com/office/word/2010/wordprocessingDrawing" xmlns:wp="http://schemas.openxmlformats.org/drawingml/2006/wordprocessingDrawing" xmlns:w10="urn:schemas-microsoft-com:office:word" xmlns:w="http://schemas.openxmlformats.org/wordprocessingml/2006/main" xmlns:w14="http://schemas.microsoft.com/office/word/2010/wordml" xmlns:w15="http://schemas.microsoft.com/office/word/2012/wordml" xmlns:w16cex="http://schemas.microsoft.com/office/word/2018/wordml/cex" xmlns:w16cid="http://schemas.microsoft.com/office/word/2016/wordml/cid" xmlns:w16="http://schemas.microsoft.com/office/word/2018/wordml" xmlns:w16sdtdh="http://schemas.microsoft.com/office/word/2020/wordml/sdtdatahash" xmlns:w16se="http://schemas.microsoft.com/office/word/2015/wordml/symex" xmlns:wpg="http://schemas.microsoft.com/office/word/2010/wordprocessingGroup" xmlns:wpi="http://schemas.microsoft.com/office/word/2010/wordprocessingInk" xmlns:wne="http://schemas.microsoft.com/office/word/2006/wordml" xmlns:wps="http://schemas.microsoft.com/office/word/2010/wordprocessingShape" mc:Ignorable="w14 w15 w16se w16cid w16 w16cex w16sdtdh wp14">
+<w:hdr xmlns:wpc="http://schemas.microsoft.com/office/word/2010/wordprocessingCanvas" xmlns:cx="http://schemas.microsoft.com/office/drawing/2014/chartex" xmlns:cx1="http://schemas.microsoft.com/office/drawing/2015/9/8/chartex" xmlns:cx2="http://schemas.microsoft.com/office/drawing/2015/10/21/chartex" xmlns:cx3="http://schemas.microsoft.com/office/drawing/2016/5/9/chartex" xmlns:cx4="http://schemas.microsoft.com/office/drawing/2016/5/10/chartex" xmlns:cx5="http://schemas.microsoft.com/office/drawing/2016/5/11/chartex" xmlns:cx6="http://schemas.microsoft.com/office/drawing/2016/5/12/chartex" xmlns:cx7="http://schemas.microsoft.com/office/drawing/2016/5/13/chartex" xmlns:cx8="http://schemas.microsoft.com/office/drawing/2016/5/14/chartex" xmlns:mc="http://schemas.openxmlformats.org/markup-compatibility/2006" xmlns:aink="http://schemas.microsoft.com/office/drawing/2016/ink" xmlns:am3d="http://schemas.microsoft.com/office/drawing/2017/model3d" xmlns:o="urn:schemas-microsoft-com:office:office" xmlns:oel="http://schemas.microsoft.com/office/2019/extlst" xmlns:r="http://schemas.openxmlformats.org/officeDocument/2006/relationships" xmlns:m="http://schemas.openxmlformats.org/officeDocument/2006/math" xmlns:v="urn:schemas-microsoft-com:vml" xmlns:wp14="http://schemas.microsoft.com/office/word/2010/wordprocessingDrawing" xmlns:wp="http://schemas.openxmlformats.org/drawingml/2006/wordprocessingDrawing" xmlns:w10="urn:schemas-microsoft-com:office:word" xmlns:w="http://schemas.openxmlformats.org/wordprocessingml/2006/main" xmlns:w14="http://schemas.microsoft.com/office/word/2010/wordml" xmlns:w15="http://schemas.microsoft.com/office/word/2012/wordml" xmlns:w16cex="http://schemas.microsoft.com/office/word/2018/wordml/cex" xmlns:w16cid="http://schemas.microsoft.com/office/word/2016/wordml/cid" xmlns:w16="http://schemas.microsoft.com/office/word/2018/wordml" xmlns:w16du="http://schemas.microsoft.com/office/word/2023/wordml/word16du" xmlns:w16sdtdh="http://schemas.microsoft.com/office/word/2020/wordml/sdtdatahash" xmlns:w16sdtfl="http://schemas.microsoft.com/office/word/2024/wordml/sdtformatlock" xmlns:w16se="http://schemas.microsoft.com/office/word/2015/wordml/symex" xmlns:wpg="http://schemas.microsoft.com/office/word/2010/wordprocessingGroup" xmlns:wpi="http://schemas.microsoft.com/office/word/2010/wordprocessingInk" xmlns:wne="http://schemas.microsoft.com/office/word/2006/wordml" xmlns:wps="http://schemas.microsoft.com/office/word/2010/wordprocessingShape" mc:Ignorable="w14 w15 w16se w16cid w16 w16cex w16sdtdh w16sdtfl w16du wp14">
   <w:p>
     <w:pPr>
       <w:pStyle w:val="Header"/>
@@ -2808,10 +3393,20 @@
 </file>
 
 <file path=word/numbering.xml><?xml version="1.0" encoding="utf-8"?>
-<w:numbering xmlns:wpc="http://schemas.microsoft.com/office/word/2010/wordprocessingCanvas" xmlns:cx="http://schemas.microsoft.com/office/drawing/2014/chartex" xmlns:cx1="http://schemas.microsoft.com/office/drawing/2015/9/8/chartex" xmlns:cx2="http://schemas.microsoft.com/office/drawing/2015/10/21/chartex" xmlns:cx3="http://schemas.microsoft.com/office/drawing/2016/5/9/chartex" xmlns:cx4="http://schemas.microsoft.com/office/drawing/2016/5/10/chartex" xmlns:cx5="http://schemas.microsoft.com/office/drawing/2016/5/11/chartex" xmlns:cx6="http://schemas.microsoft.com/office/drawing/2016/5/12/chartex" xmlns:cx7="http://schemas.microsoft.com/office/drawing/2016/5/13/chartex" xmlns:cx8="http://schemas.microsoft.com/office/drawing/2016/5/14/chartex" xmlns:mc="http://schemas.openxmlformats.org/markup-compatibility/2006" xmlns:aink="http://schemas.microsoft.com/office/drawing/2016/ink" xmlns:am3d="http://schemas.microsoft.com/office/drawing/2017/model3d" xmlns:o="urn:schemas-microsoft-com:office:office" xmlns:oel="http://schemas.microsoft.com/office/2019/extlst" xmlns:r="http://schemas.openxmlformats.org/officeDocument/2006/relationships" xmlns:m="http://schemas.openxmlformats.org/officeDocument/2006/math" xmlns:v="urn:schemas-microsoft-com:vml" xmlns:wp14="http://schemas.microsoft.com/office/word/2010/wordprocessingDrawing" xmlns:wp="http://schemas.openxmlformats.org/drawingml/2006/wordprocessingDrawing" xmlns:w10="urn:schemas-microsoft-com:office:word" xmlns:w="http://schemas.openxmlformats.org/wordprocessingml/2006/main" xmlns:w14="http://schemas.microsoft.com/office/word/2010/wordml" xmlns:w15="http://schemas.microsoft.com/office/word/2012/wordml" xmlns:w16cex="http://schemas.microsoft.com/office/word/2018/wordml/cex" xmlns:w16cid="http://schemas.microsoft.com/office/word/2016/wordml/cid" xmlns:w16="http://schemas.microsoft.com/office/word/2018/wordml" xmlns:w16sdtdh="http://schemas.microsoft.com/office/word/2020/wordml/sdtdatahash" xmlns:w16se="http://schemas.microsoft.com/office/word/2015/wordml/symex" xmlns:wpg="http://schemas.microsoft.com/office/word/2010/wordprocessingGroup" xmlns:wpi="http://schemas.microsoft.com/office/word/2010/wordprocessingInk" xmlns:wne="http://schemas.microsoft.com/office/word/2006/wordml" xmlns:wps="http://schemas.microsoft.com/office/word/2010/wordprocessingShape" mc:Ignorable="w14 w15 w16se w16cid w16 w16cex w16sdtdh wp14">
+<w:numbering xmlns:wpc="http://schemas.microsoft.com/office/word/2010/wordprocessingCanvas" xmlns:cx="http://schemas.microsoft.com/office/drawing/2014/chartex" xmlns:cx1="http://schemas.microsoft.com/office/drawing/2015/9/8/chartex" xmlns:cx2="http://schemas.microsoft.com/office/drawing/2015/10/21/chartex" xmlns:cx3="http://schemas.microsoft.com/office/drawing/2016/5/9/chartex" xmlns:cx4="http://schemas.microsoft.com/office/drawing/2016/5/10/chartex" xmlns:cx5="http://schemas.microsoft.com/office/drawing/2016/5/11/chartex" xmlns:cx6="http://schemas.microsoft.com/office/drawing/2016/5/12/chartex" xmlns:cx7="http://schemas.microsoft.com/office/drawing/2016/5/13/chartex" xmlns:cx8="http://schemas.microsoft.com/office/drawing/2016/5/14/chartex" xmlns:mc="http://schemas.openxmlformats.org/markup-compatibility/2006" xmlns:aink="http://schemas.microsoft.com/office/drawing/2016/ink" xmlns:am3d="http://schemas.microsoft.com/office/drawing/2017/model3d" xmlns:o="urn:schemas-microsoft-com:office:office" xmlns:oel="http://schemas.microsoft.com/office/2019/extlst" xmlns:r="http://schemas.openxmlformats.org/officeDocument/2006/relationships" xmlns:m="http://schemas.openxmlformats.org/officeDocument/2006/math" xmlns:v="urn:schemas-microsoft-com:vml" xmlns:wp14="http://schemas.microsoft.com/office/word/2010/wordprocessingDrawing" xmlns:wp="http://schemas.openxmlformats.org/drawingml/2006/wordprocessingDrawing" xmlns:w10="urn:schemas-microsoft-com:office:word" xmlns:w="http://schemas.openxmlformats.org/wordprocessingml/2006/main" xmlns:w14="http://schemas.microsoft.com/office/word/2010/wordml" xmlns:w15="http://schemas.microsoft.com/office/word/2012/wordml" xmlns:w16cex="http://schemas.microsoft.com/office/word/2018/wordml/cex" xmlns:w16cid="http://schemas.microsoft.com/office/word/2016/wordml/cid" xmlns:w16="http://schemas.microsoft.com/office/word/2018/wordml" xmlns:w16du="http://schemas.microsoft.com/office/word/2023/wordml/word16du" xmlns:w16sdtdh="http://schemas.microsoft.com/office/word/2020/wordml/sdtdatahash" xmlns:w16sdtfl="http://schemas.microsoft.com/office/word/2024/wordml/sdtformatlock" xmlns:w16se="http://schemas.microsoft.com/office/word/2015/wordml/symex" xmlns:wpg="http://schemas.microsoft.com/office/word/2010/wordprocessingGroup" xmlns:wpi="http://schemas.microsoft.com/office/word/2010/wordprocessingInk" xmlns:wne="http://schemas.microsoft.com/office/word/2006/wordml" xmlns:wps="http://schemas.microsoft.com/office/word/2010/wordprocessingShape" mc:Ignorable="w14 w15 w16se w16cid w16 w16cex w16sdtdh w16sdtfl w16du wp14">
   <w:numPicBullet w:numPicBulletId="0">
     <w:pict>
-      <v:rect id="_x0000_i1037" style="width:0;height:1.5pt" o:hralign="center" o:bullet="t" o:hrstd="t" o:hr="t" fillcolor="#a0a0a0" stroked="f"/>
+      <v:rect id="_x0000_i1038" style="width:0;height:1.5pt" o:hralign="center" o:bullet="t" o:hrstd="t" o:hr="t" fillcolor="#a0a0a0" stroked="f"/>
+    </w:pict>
+  </w:numPicBullet>
+  <w:numPicBullet w:numPicBulletId="1">
+    <w:pict>
+      <v:rect id="_x0000_i1039" style="width:0;height:1.5pt" o:hralign="center" o:bullet="t" o:hrstd="t" o:hr="t" fillcolor="#a0a0a0" stroked="f"/>
+    </w:pict>
+  </w:numPicBullet>
+  <w:numPicBullet w:numPicBulletId="2">
+    <w:pict>
+      <v:rect id="_x0000_i1040" style="width:0;height:1.5pt" o:hralign="center" o:bullet="t" o:hrstd="t" o:hr="t" fillcolor="#a0a0a0" stroked="f"/>
     </w:pict>
   </w:numPicBullet>
   <w:abstractNum w:abstractNumId="0" w15:restartNumberingAfterBreak="0">
@@ -3262,9 +3857,158 @@
     </w:lvl>
   </w:abstractNum>
   <w:abstractNum w:abstractNumId="3" w15:restartNumberingAfterBreak="0">
+    <w:nsid w:val="0DF22AC6"/>
+    <w:multiLevelType w:val="multilevel"/>
+    <w:tmpl w:val="443C2FF8"/>
+    <w:lvl w:ilvl="0">
+      <w:start w:val="1"/>
+      <w:numFmt w:val="bullet"/>
+      <w:lvlText w:val=""/>
+      <w:lvlJc w:val="left"/>
+      <w:pPr>
+        <w:tabs>
+          <w:tab w:val="num" w:pos="720"/>
+        </w:tabs>
+        <w:ind w:left="720" w:hanging="360"/>
+      </w:pPr>
+      <w:rPr>
+        <w:rFonts w:ascii="Symbol" w:hAnsi="Symbol" w:hint="default"/>
+        <w:sz w:val="20"/>
+      </w:rPr>
+    </w:lvl>
+    <w:lvl w:ilvl="1" w:tentative="1">
+      <w:start w:val="1"/>
+      <w:numFmt w:val="bullet"/>
+      <w:lvlText w:val="o"/>
+      <w:lvlJc w:val="left"/>
+      <w:pPr>
+        <w:tabs>
+          <w:tab w:val="num" w:pos="1440"/>
+        </w:tabs>
+        <w:ind w:left="1440" w:hanging="360"/>
+      </w:pPr>
+      <w:rPr>
+        <w:rFonts w:ascii="Courier New" w:hAnsi="Courier New" w:hint="default"/>
+        <w:sz w:val="20"/>
+      </w:rPr>
+    </w:lvl>
+    <w:lvl w:ilvl="2" w:tentative="1">
+      <w:start w:val="1"/>
+      <w:numFmt w:val="bullet"/>
+      <w:lvlText w:val=""/>
+      <w:lvlJc w:val="left"/>
+      <w:pPr>
+        <w:tabs>
+          <w:tab w:val="num" w:pos="2160"/>
+        </w:tabs>
+        <w:ind w:left="2160" w:hanging="360"/>
+      </w:pPr>
+      <w:rPr>
+        <w:rFonts w:ascii="Wingdings" w:hAnsi="Wingdings" w:hint="default"/>
+        <w:sz w:val="20"/>
+      </w:rPr>
+    </w:lvl>
+    <w:lvl w:ilvl="3" w:tentative="1">
+      <w:start w:val="1"/>
+      <w:numFmt w:val="bullet"/>
+      <w:lvlText w:val=""/>
+      <w:lvlJc w:val="left"/>
+      <w:pPr>
+        <w:tabs>
+          <w:tab w:val="num" w:pos="2880"/>
+        </w:tabs>
+        <w:ind w:left="2880" w:hanging="360"/>
+      </w:pPr>
+      <w:rPr>
+        <w:rFonts w:ascii="Wingdings" w:hAnsi="Wingdings" w:hint="default"/>
+        <w:sz w:val="20"/>
+      </w:rPr>
+    </w:lvl>
+    <w:lvl w:ilvl="4" w:tentative="1">
+      <w:start w:val="1"/>
+      <w:numFmt w:val="bullet"/>
+      <w:lvlText w:val=""/>
+      <w:lvlJc w:val="left"/>
+      <w:pPr>
+        <w:tabs>
+          <w:tab w:val="num" w:pos="3600"/>
+        </w:tabs>
+        <w:ind w:left="3600" w:hanging="360"/>
+      </w:pPr>
+      <w:rPr>
+        <w:rFonts w:ascii="Wingdings" w:hAnsi="Wingdings" w:hint="default"/>
+        <w:sz w:val="20"/>
+      </w:rPr>
+    </w:lvl>
+    <w:lvl w:ilvl="5" w:tentative="1">
+      <w:start w:val="1"/>
+      <w:numFmt w:val="bullet"/>
+      <w:lvlText w:val=""/>
+      <w:lvlJc w:val="left"/>
+      <w:pPr>
+        <w:tabs>
+          <w:tab w:val="num" w:pos="4320"/>
+        </w:tabs>
+        <w:ind w:left="4320" w:hanging="360"/>
+      </w:pPr>
+      <w:rPr>
+        <w:rFonts w:ascii="Wingdings" w:hAnsi="Wingdings" w:hint="default"/>
+        <w:sz w:val="20"/>
+      </w:rPr>
+    </w:lvl>
+    <w:lvl w:ilvl="6" w:tentative="1">
+      <w:start w:val="1"/>
+      <w:numFmt w:val="bullet"/>
+      <w:lvlText w:val=""/>
+      <w:lvlJc w:val="left"/>
+      <w:pPr>
+        <w:tabs>
+          <w:tab w:val="num" w:pos="5040"/>
+        </w:tabs>
+        <w:ind w:left="5040" w:hanging="360"/>
+      </w:pPr>
+      <w:rPr>
+        <w:rFonts w:ascii="Wingdings" w:hAnsi="Wingdings" w:hint="default"/>
+        <w:sz w:val="20"/>
+      </w:rPr>
+    </w:lvl>
+    <w:lvl w:ilvl="7" w:tentative="1">
+      <w:start w:val="1"/>
+      <w:numFmt w:val="bullet"/>
+      <w:lvlText w:val=""/>
+      <w:lvlJc w:val="left"/>
+      <w:pPr>
+        <w:tabs>
+          <w:tab w:val="num" w:pos="5760"/>
+        </w:tabs>
+        <w:ind w:left="5760" w:hanging="360"/>
+      </w:pPr>
+      <w:rPr>
+        <w:rFonts w:ascii="Wingdings" w:hAnsi="Wingdings" w:hint="default"/>
+        <w:sz w:val="20"/>
+      </w:rPr>
+    </w:lvl>
+    <w:lvl w:ilvl="8" w:tentative="1">
+      <w:start w:val="1"/>
+      <w:numFmt w:val="bullet"/>
+      <w:lvlText w:val=""/>
+      <w:lvlJc w:val="left"/>
+      <w:pPr>
+        <w:tabs>
+          <w:tab w:val="num" w:pos="6480"/>
+        </w:tabs>
+        <w:ind w:left="6480" w:hanging="360"/>
+      </w:pPr>
+      <w:rPr>
+        <w:rFonts w:ascii="Wingdings" w:hAnsi="Wingdings" w:hint="default"/>
+        <w:sz w:val="20"/>
+      </w:rPr>
+    </w:lvl>
+  </w:abstractNum>
+  <w:abstractNum w:abstractNumId="4" w15:restartNumberingAfterBreak="0">
     <w:nsid w:val="147C7E50"/>
     <w:multiLevelType w:val="hybridMultilevel"/>
-    <w:tmpl w:val="209ED9EE"/>
+    <w:tmpl w:val="ED50C2B6"/>
     <w:lvl w:ilvl="0" w:tplc="04090001">
       <w:start w:val="1"/>
       <w:numFmt w:val="bullet"/>
@@ -3374,7 +4118,120 @@
       </w:rPr>
     </w:lvl>
   </w:abstractNum>
-  <w:abstractNum w:abstractNumId="4" w15:restartNumberingAfterBreak="0">
+  <w:abstractNum w:abstractNumId="5" w15:restartNumberingAfterBreak="0">
+    <w:nsid w:val="1BD3121D"/>
+    <w:multiLevelType w:val="hybridMultilevel"/>
+    <w:tmpl w:val="611275BC"/>
+    <w:lvl w:ilvl="0" w:tplc="4009000B">
+      <w:start w:val="1"/>
+      <w:numFmt w:val="bullet"/>
+      <w:lvlText w:val=""/>
+      <w:lvlJc w:val="left"/>
+      <w:pPr>
+        <w:ind w:left="720" w:hanging="360"/>
+      </w:pPr>
+      <w:rPr>
+        <w:rFonts w:ascii="Wingdings" w:hAnsi="Wingdings" w:hint="default"/>
+      </w:rPr>
+    </w:lvl>
+    <w:lvl w:ilvl="1" w:tplc="FFFFFFFF" w:tentative="1">
+      <w:start w:val="1"/>
+      <w:numFmt w:val="bullet"/>
+      <w:lvlText w:val="o"/>
+      <w:lvlJc w:val="left"/>
+      <w:pPr>
+        <w:ind w:left="1440" w:hanging="360"/>
+      </w:pPr>
+      <w:rPr>
+        <w:rFonts w:ascii="Courier New" w:hAnsi="Courier New" w:cs="Courier New" w:hint="default"/>
+      </w:rPr>
+    </w:lvl>
+    <w:lvl w:ilvl="2" w:tplc="FFFFFFFF" w:tentative="1">
+      <w:start w:val="1"/>
+      <w:numFmt w:val="bullet"/>
+      <w:lvlText w:val=""/>
+      <w:lvlJc w:val="left"/>
+      <w:pPr>
+        <w:ind w:left="2160" w:hanging="360"/>
+      </w:pPr>
+      <w:rPr>
+        <w:rFonts w:ascii="Wingdings" w:hAnsi="Wingdings" w:hint="default"/>
+      </w:rPr>
+    </w:lvl>
+    <w:lvl w:ilvl="3" w:tplc="FFFFFFFF" w:tentative="1">
+      <w:start w:val="1"/>
+      <w:numFmt w:val="bullet"/>
+      <w:lvlText w:val=""/>
+      <w:lvlJc w:val="left"/>
+      <w:pPr>
+        <w:ind w:left="2880" w:hanging="360"/>
+      </w:pPr>
+      <w:rPr>
+        <w:rFonts w:ascii="Symbol" w:hAnsi="Symbol" w:hint="default"/>
+      </w:rPr>
+    </w:lvl>
+    <w:lvl w:ilvl="4" w:tplc="FFFFFFFF" w:tentative="1">
+      <w:start w:val="1"/>
+      <w:numFmt w:val="bullet"/>
+      <w:lvlText w:val="o"/>
+      <w:lvlJc w:val="left"/>
+      <w:pPr>
+        <w:ind w:left="3600" w:hanging="360"/>
+      </w:pPr>
+      <w:rPr>
+        <w:rFonts w:ascii="Courier New" w:hAnsi="Courier New" w:cs="Courier New" w:hint="default"/>
+      </w:rPr>
+    </w:lvl>
+    <w:lvl w:ilvl="5" w:tplc="FFFFFFFF" w:tentative="1">
+      <w:start w:val="1"/>
+      <w:numFmt w:val="bullet"/>
+      <w:lvlText w:val=""/>
+      <w:lvlJc w:val="left"/>
+      <w:pPr>
+        <w:ind w:left="4320" w:hanging="360"/>
+      </w:pPr>
+      <w:rPr>
+        <w:rFonts w:ascii="Wingdings" w:hAnsi="Wingdings" w:hint="default"/>
+      </w:rPr>
+    </w:lvl>
+    <w:lvl w:ilvl="6" w:tplc="FFFFFFFF" w:tentative="1">
+      <w:start w:val="1"/>
+      <w:numFmt w:val="bullet"/>
+      <w:lvlText w:val=""/>
+      <w:lvlJc w:val="left"/>
+      <w:pPr>
+        <w:ind w:left="5040" w:hanging="360"/>
+      </w:pPr>
+      <w:rPr>
+        <w:rFonts w:ascii="Symbol" w:hAnsi="Symbol" w:hint="default"/>
+      </w:rPr>
+    </w:lvl>
+    <w:lvl w:ilvl="7" w:tplc="FFFFFFFF" w:tentative="1">
+      <w:start w:val="1"/>
+      <w:numFmt w:val="bullet"/>
+      <w:lvlText w:val="o"/>
+      <w:lvlJc w:val="left"/>
+      <w:pPr>
+        <w:ind w:left="5760" w:hanging="360"/>
+      </w:pPr>
+      <w:rPr>
+        <w:rFonts w:ascii="Courier New" w:hAnsi="Courier New" w:cs="Courier New" w:hint="default"/>
+      </w:rPr>
+    </w:lvl>
+    <w:lvl w:ilvl="8" w:tplc="FFFFFFFF" w:tentative="1">
+      <w:start w:val="1"/>
+      <w:numFmt w:val="bullet"/>
+      <w:lvlText w:val=""/>
+      <w:lvlJc w:val="left"/>
+      <w:pPr>
+        <w:ind w:left="6480" w:hanging="360"/>
+      </w:pPr>
+      <w:rPr>
+        <w:rFonts w:ascii="Wingdings" w:hAnsi="Wingdings" w:hint="default"/>
+      </w:rPr>
+    </w:lvl>
+  </w:abstractNum>
+  <w:abstractNum w:abstractNumId="6" w15:restartNumberingAfterBreak="0">
     <w:nsid w:val="1CB3231A"/>
     <w:multiLevelType w:val="multilevel"/>
     <w:tmpl w:val="B9EC029C"/>
@@ -3523,7 +4380,7 @@
       </w:rPr>
     </w:lvl>
   </w:abstractNum>
-  <w:abstractNum w:abstractNumId="5" w15:restartNumberingAfterBreak="0">
+  <w:abstractNum w:abstractNumId="7" w15:restartNumberingAfterBreak="0">
     <w:nsid w:val="1D8E003F"/>
     <w:multiLevelType w:val="multilevel"/>
     <w:tmpl w:val="21E490A6"/>
@@ -3672,7 +4529,93 @@
       </w:rPr>
     </w:lvl>
   </w:abstractNum>
-  <w:abstractNum w:abstractNumId="6" w15:restartNumberingAfterBreak="0">
+  <w:abstractNum w:abstractNumId="8" w15:restartNumberingAfterBreak="0">
+    <w:nsid w:val="255036E8"/>
+    <w:multiLevelType w:val="hybridMultilevel"/>
+    <w:tmpl w:val="B8F6481C"/>
+    <w:lvl w:ilvl="0" w:tplc="4009000F">
+      <w:start w:val="1"/>
+      <w:numFmt w:val="decimal"/>
+      <w:lvlText w:val="%1."/>
+      <w:lvlJc w:val="left"/>
+      <w:pPr>
+        <w:ind w:left="720" w:hanging="360"/>
+      </w:pPr>
+    </w:lvl>
+    <w:lvl w:ilvl="1" w:tplc="40090019" w:tentative="1">
+      <w:start w:val="1"/>
+      <w:numFmt w:val="lowerLetter"/>
+      <w:lvlText w:val="%2."/>
+      <w:lvlJc w:val="left"/>
+      <w:pPr>
+        <w:ind w:left="1440" w:hanging="360"/>
+      </w:pPr>
+    </w:lvl>
+    <w:lvl w:ilvl="2" w:tplc="4009001B" w:tentative="1">
+      <w:start w:val="1"/>
+      <w:numFmt w:val="lowerRoman"/>
+      <w:lvlText w:val="%3."/>
+      <w:lvlJc w:val="right"/>
+      <w:pPr>
+        <w:ind w:left="2160" w:hanging="180"/>
+      </w:pPr>
+    </w:lvl>
+    <w:lvl w:ilvl="3" w:tplc="4009000F" w:tentative="1">
+      <w:start w:val="1"/>
+      <w:numFmt w:val="decimal"/>
+      <w:lvlText w:val="%4."/>
+      <w:lvlJc w:val="left"/>
+      <w:pPr>
+        <w:ind w:left="2880" w:hanging="360"/>
+      </w:pPr>
+    </w:lvl>
+    <w:lvl w:ilvl="4" w:tplc="40090019" w:tentative="1">
+      <w:start w:val="1"/>
+      <w:numFmt w:val="lowerLetter"/>
+      <w:lvlText w:val="%5."/>
+      <w:lvlJc w:val="left"/>
+      <w:pPr>
+        <w:ind w:left="3600" w:hanging="360"/>
+      </w:pPr>
+    </w:lvl>
+    <w:lvl w:ilvl="5" w:tplc="4009001B" w:tentative="1">
+      <w:start w:val="1"/>
+      <w:numFmt w:val="lowerRoman"/>
+      <w:lvlText w:val="%6."/>
+      <w:lvlJc w:val="right"/>
+      <w:pPr>
+        <w:ind w:left="4320" w:hanging="180"/>
+      </w:pPr>
+    </w:lvl>
+    <w:lvl w:ilvl="6" w:tplc="4009000F" w:tentative="1">
+      <w:start w:val="1"/>
+      <w:numFmt w:val="decimal"/>
+      <w:lvlText w:val="%7."/>
+      <w:lvlJc w:val="left"/>
+      <w:pPr>
+        <w:ind w:left="5040" w:hanging="360"/>
+      </w:pPr>
+    </w:lvl>
+    <w:lvl w:ilvl="7" w:tplc="40090019" w:tentative="1">
+      <w:start w:val="1"/>
+      <w:numFmt w:val="lowerLetter"/>
+      <w:lvlText w:val="%8."/>
+      <w:lvlJc w:val="left"/>
+      <w:pPr>
+        <w:ind w:left="5760" w:hanging="360"/>
+      </w:pPr>
+    </w:lvl>
+    <w:lvl w:ilvl="8" w:tplc="4009001B" w:tentative="1">
+      <w:start w:val="1"/>
+      <w:numFmt w:val="lowerRoman"/>
+      <w:lvlText w:val="%9."/>
+      <w:lvlJc w:val="right"/>
+      <w:pPr>
+        <w:ind w:left="6480" w:hanging="180"/>
+      </w:pPr>
+    </w:lvl>
+  </w:abstractNum>
+  <w:abstractNum w:abstractNumId="9" w15:restartNumberingAfterBreak="0">
     <w:nsid w:val="285A3E6F"/>
     <w:multiLevelType w:val="multilevel"/>
     <w:tmpl w:val="F47E369C"/>
@@ -3821,7 +4764,7 @@
       </w:rPr>
     </w:lvl>
   </w:abstractNum>
-  <w:abstractNum w:abstractNumId="7" w15:restartNumberingAfterBreak="0">
+  <w:abstractNum w:abstractNumId="10" w15:restartNumberingAfterBreak="0">
     <w:nsid w:val="299A3D85"/>
     <w:multiLevelType w:val="multilevel"/>
     <w:tmpl w:val="9A10CDD0"/>
@@ -3970,7 +4913,7 @@
       </w:rPr>
     </w:lvl>
   </w:abstractNum>
-  <w:abstractNum w:abstractNumId="8" w15:restartNumberingAfterBreak="0">
+  <w:abstractNum w:abstractNumId="11" w15:restartNumberingAfterBreak="0">
     <w:nsid w:val="2C3C35D5"/>
     <w:multiLevelType w:val="multilevel"/>
     <w:tmpl w:val="BA32C954"/>
@@ -4119,7 +5062,7 @@
       </w:rPr>
     </w:lvl>
   </w:abstractNum>
-  <w:abstractNum w:abstractNumId="9" w15:restartNumberingAfterBreak="0">
+  <w:abstractNum w:abstractNumId="12" w15:restartNumberingAfterBreak="0">
     <w:nsid w:val="2EAC4A51"/>
     <w:multiLevelType w:val="multilevel"/>
     <w:tmpl w:val="93189B88"/>
@@ -4268,7 +5211,7 @@
       </w:rPr>
     </w:lvl>
   </w:abstractNum>
-  <w:abstractNum w:abstractNumId="10" w15:restartNumberingAfterBreak="0">
+  <w:abstractNum w:abstractNumId="13" w15:restartNumberingAfterBreak="0">
     <w:nsid w:val="32285651"/>
     <w:multiLevelType w:val="multilevel"/>
     <w:tmpl w:val="69AA3136"/>
@@ -4417,7 +5360,7 @@
       </w:rPr>
     </w:lvl>
   </w:abstractNum>
-  <w:abstractNum w:abstractNumId="11" w15:restartNumberingAfterBreak="0">
+  <w:abstractNum w:abstractNumId="14" w15:restartNumberingAfterBreak="0">
     <w:nsid w:val="34747D05"/>
     <w:multiLevelType w:val="multilevel"/>
     <w:tmpl w:val="17403CF8"/>
@@ -4566,7 +5509,7 @@
       </w:rPr>
     </w:lvl>
   </w:abstractNum>
-  <w:abstractNum w:abstractNumId="12" w15:restartNumberingAfterBreak="0">
+  <w:abstractNum w:abstractNumId="15" w15:restartNumberingAfterBreak="0">
     <w:nsid w:val="38751966"/>
     <w:multiLevelType w:val="multilevel"/>
     <w:tmpl w:val="4AC61200"/>
@@ -4715,7 +5658,7 @@
       </w:rPr>
     </w:lvl>
   </w:abstractNum>
-  <w:abstractNum w:abstractNumId="13" w15:restartNumberingAfterBreak="0">
+  <w:abstractNum w:abstractNumId="16" w15:restartNumberingAfterBreak="0">
     <w:nsid w:val="3C1654C0"/>
     <w:multiLevelType w:val="multilevel"/>
     <w:tmpl w:val="2DD483A6"/>
@@ -4864,7 +5807,7 @@
       </w:rPr>
     </w:lvl>
   </w:abstractNum>
-  <w:abstractNum w:abstractNumId="14" w15:restartNumberingAfterBreak="0">
+  <w:abstractNum w:abstractNumId="17" w15:restartNumberingAfterBreak="0">
     <w:nsid w:val="3D244185"/>
     <w:multiLevelType w:val="multilevel"/>
     <w:tmpl w:val="BA18B072"/>
@@ -5013,7 +5956,7 @@
       </w:rPr>
     </w:lvl>
   </w:abstractNum>
-  <w:abstractNum w:abstractNumId="15" w15:restartNumberingAfterBreak="0">
+  <w:abstractNum w:abstractNumId="18" w15:restartNumberingAfterBreak="0">
     <w:nsid w:val="41646928"/>
     <w:multiLevelType w:val="multilevel"/>
     <w:tmpl w:val="072A4C78"/>
@@ -5162,7 +6105,7 @@
       </w:rPr>
     </w:lvl>
   </w:abstractNum>
-  <w:abstractNum w:abstractNumId="16" w15:restartNumberingAfterBreak="0">
+  <w:abstractNum w:abstractNumId="19" w15:restartNumberingAfterBreak="0">
     <w:nsid w:val="588C47E5"/>
     <w:multiLevelType w:val="multilevel"/>
     <w:tmpl w:val="DB142D80"/>
@@ -5311,7 +6254,7 @@
       </w:rPr>
     </w:lvl>
   </w:abstractNum>
-  <w:abstractNum w:abstractNumId="17" w15:restartNumberingAfterBreak="0">
+  <w:abstractNum w:abstractNumId="20" w15:restartNumberingAfterBreak="0">
     <w:nsid w:val="59485BC2"/>
     <w:multiLevelType w:val="multilevel"/>
     <w:tmpl w:val="F1107C7C"/>
@@ -5460,7 +6403,7 @@
       </w:rPr>
     </w:lvl>
   </w:abstractNum>
-  <w:abstractNum w:abstractNumId="18" w15:restartNumberingAfterBreak="0">
+  <w:abstractNum w:abstractNumId="21" w15:restartNumberingAfterBreak="0">
     <w:nsid w:val="5A3A2D73"/>
     <w:multiLevelType w:val="multilevel"/>
     <w:tmpl w:val="98A451FA"/>
@@ -5609,7 +6552,7 @@
       </w:rPr>
     </w:lvl>
   </w:abstractNum>
-  <w:abstractNum w:abstractNumId="19" w15:restartNumberingAfterBreak="0">
+  <w:abstractNum w:abstractNumId="22" w15:restartNumberingAfterBreak="0">
     <w:nsid w:val="5B14520A"/>
     <w:multiLevelType w:val="multilevel"/>
     <w:tmpl w:val="FEA6BF36"/>
@@ -5758,7 +6701,7 @@
       </w:rPr>
     </w:lvl>
   </w:abstractNum>
-  <w:abstractNum w:abstractNumId="20" w15:restartNumberingAfterBreak="0">
+  <w:abstractNum w:abstractNumId="23" w15:restartNumberingAfterBreak="0">
     <w:nsid w:val="5BDD0676"/>
     <w:multiLevelType w:val="multilevel"/>
     <w:tmpl w:val="F6E4433A"/>
@@ -5907,7 +6850,7 @@
       </w:rPr>
     </w:lvl>
   </w:abstractNum>
-  <w:abstractNum w:abstractNumId="21" w15:restartNumberingAfterBreak="0">
+  <w:abstractNum w:abstractNumId="24" w15:restartNumberingAfterBreak="0">
     <w:nsid w:val="64794432"/>
     <w:multiLevelType w:val="multilevel"/>
     <w:tmpl w:val="FBEC20F8"/>
@@ -6056,7 +6999,120 @@
       </w:rPr>
     </w:lvl>
   </w:abstractNum>
-  <w:abstractNum w:abstractNumId="22" w15:restartNumberingAfterBreak="0">
+  <w:abstractNum w:abstractNumId="25" w15:restartNumberingAfterBreak="0">
+    <w:nsid w:val="64AF5E7D"/>
+    <w:multiLevelType w:val="hybridMultilevel"/>
+    <w:tmpl w:val="52C60968"/>
+    <w:lvl w:ilvl="0" w:tplc="40090001">
+      <w:start w:val="1"/>
+      <w:numFmt w:val="bullet"/>
+      <w:lvlText w:val=""/>
+      <w:lvlJc w:val="left"/>
+      <w:pPr>
+        <w:ind w:left="1080" w:hanging="360"/>
+      </w:pPr>
+      <w:rPr>
+        <w:rFonts w:ascii="Symbol" w:hAnsi="Symbol" w:hint="default"/>
+      </w:rPr>
+    </w:lvl>
+    <w:lvl w:ilvl="1" w:tplc="40090003" w:tentative="1">
+      <w:start w:val="1"/>
+      <w:numFmt w:val="bullet"/>
+      <w:lvlText w:val="o"/>
+      <w:lvlJc w:val="left"/>
+      <w:pPr>
+        <w:ind w:left="1800" w:hanging="360"/>
+      </w:pPr>
+      <w:rPr>
+        <w:rFonts w:ascii="Courier New" w:hAnsi="Courier New" w:cs="Courier New" w:hint="default"/>
+      </w:rPr>
+    </w:lvl>
+    <w:lvl w:ilvl="2" w:tplc="40090005" w:tentative="1">
+      <w:start w:val="1"/>
+      <w:numFmt w:val="bullet"/>
+      <w:lvlText w:val=""/>
+      <w:lvlJc w:val="left"/>
+      <w:pPr>
+        <w:ind w:left="2520" w:hanging="360"/>
+      </w:pPr>
+      <w:rPr>
+        <w:rFonts w:ascii="Wingdings" w:hAnsi="Wingdings" w:hint="default"/>
+      </w:rPr>
+    </w:lvl>
+    <w:lvl w:ilvl="3" w:tplc="40090001" w:tentative="1">
+      <w:start w:val="1"/>
+      <w:numFmt w:val="bullet"/>
+      <w:lvlText w:val=""/>
+      <w:lvlJc w:val="left"/>
+      <w:pPr>
+        <w:ind w:left="3240" w:hanging="360"/>
+      </w:pPr>
+      <w:rPr>
+        <w:rFonts w:ascii="Symbol" w:hAnsi="Symbol" w:hint="default"/>
+      </w:rPr>
+    </w:lvl>
+    <w:lvl w:ilvl="4" w:tplc="40090003" w:tentative="1">
+      <w:start w:val="1"/>
+      <w:numFmt w:val="bullet"/>
+      <w:lvlText w:val="o"/>
+      <w:lvlJc w:val="left"/>
+      <w:pPr>
+        <w:ind w:left="3960" w:hanging="360"/>
+      </w:pPr>
+      <w:rPr>
+        <w:rFonts w:ascii="Courier New" w:hAnsi="Courier New" w:cs="Courier New" w:hint="default"/>
+      </w:rPr>
+    </w:lvl>
+    <w:lvl w:ilvl="5" w:tplc="40090005" w:tentative="1">
+      <w:start w:val="1"/>
+      <w:numFmt w:val="bullet"/>
+      <w:lvlText w:val=""/>
+      <w:lvlJc w:val="left"/>
+      <w:pPr>
+        <w:ind w:left="4680" w:hanging="360"/>
+      </w:pPr>
+      <w:rPr>
+        <w:rFonts w:ascii="Wingdings" w:hAnsi="Wingdings" w:hint="default"/>
+      </w:rPr>
+    </w:lvl>
+    <w:lvl w:ilvl="6" w:tplc="40090001" w:tentative="1">
+      <w:start w:val="1"/>
+      <w:numFmt w:val="bullet"/>
+      <w:lvlText w:val=""/>
+      <w:lvlJc w:val="left"/>
+      <w:pPr>
+        <w:ind w:left="5400" w:hanging="360"/>
+      </w:pPr>
+      <w:rPr>
+        <w:rFonts w:ascii="Symbol" w:hAnsi="Symbol" w:hint="default"/>
+      </w:rPr>
+    </w:lvl>
+    <w:lvl w:ilvl="7" w:tplc="40090003" w:tentative="1">
+      <w:start w:val="1"/>
+      <w:numFmt w:val="bullet"/>
+      <w:lvlText w:val="o"/>
+      <w:lvlJc w:val="left"/>
+      <w:pPr>
+        <w:ind w:left="6120" w:hanging="360"/>
+      </w:pPr>
+      <w:rPr>
+        <w:rFonts w:ascii="Courier New" w:hAnsi="Courier New" w:cs="Courier New" w:hint="default"/>
+      </w:rPr>
+    </w:lvl>
+    <w:lvl w:ilvl="8" w:tplc="40090005" w:tentative="1">
+      <w:start w:val="1"/>
+      <w:numFmt w:val="bullet"/>
+      <w:lvlText w:val=""/>
+      <w:lvlJc w:val="left"/>
+      <w:pPr>
+        <w:ind w:left="6840" w:hanging="360"/>
+      </w:pPr>
+      <w:rPr>
+        <w:rFonts w:ascii="Wingdings" w:hAnsi="Wingdings" w:hint="default"/>
+      </w:rPr>
+    </w:lvl>
+  </w:abstractNum>
+  <w:abstractNum w:abstractNumId="26" w15:restartNumberingAfterBreak="0">
     <w:nsid w:val="67E227CE"/>
     <w:multiLevelType w:val="multilevel"/>
     <w:tmpl w:val="61C2BA28"/>
@@ -6205,7 +7261,7 @@
       </w:rPr>
     </w:lvl>
   </w:abstractNum>
-  <w:abstractNum w:abstractNumId="23" w15:restartNumberingAfterBreak="0">
+  <w:abstractNum w:abstractNumId="27" w15:restartNumberingAfterBreak="0">
     <w:nsid w:val="6F880E37"/>
     <w:multiLevelType w:val="multilevel"/>
     <w:tmpl w:val="F49CA570"/>
@@ -6354,7 +7410,7 @@
       </w:rPr>
     </w:lvl>
   </w:abstractNum>
-  <w:abstractNum w:abstractNumId="24" w15:restartNumberingAfterBreak="0">
+  <w:abstractNum w:abstractNumId="28" w15:restartNumberingAfterBreak="0">
     <w:nsid w:val="6FEA282A"/>
     <w:multiLevelType w:val="multilevel"/>
     <w:tmpl w:val="0BC25364"/>
@@ -6503,7 +7559,7 @@
       </w:rPr>
     </w:lvl>
   </w:abstractNum>
-  <w:abstractNum w:abstractNumId="25" w15:restartNumberingAfterBreak="0">
+  <w:abstractNum w:abstractNumId="29" w15:restartNumberingAfterBreak="0">
     <w:nsid w:val="77600155"/>
     <w:multiLevelType w:val="multilevel"/>
     <w:tmpl w:val="9B34A2C8"/>
@@ -6652,89 +7708,217 @@
       </w:rPr>
     </w:lvl>
   </w:abstractNum>
+  <w:abstractNum w:abstractNumId="30" w15:restartNumberingAfterBreak="0">
+    <w:nsid w:val="79766B52"/>
+    <w:multiLevelType w:val="hybridMultilevel"/>
+    <w:tmpl w:val="E42E6348"/>
+    <w:lvl w:ilvl="0" w:tplc="04090001">
+      <w:start w:val="1"/>
+      <w:numFmt w:val="bullet"/>
+      <w:lvlText w:val=""/>
+      <w:lvlJc w:val="left"/>
+      <w:pPr>
+        <w:ind w:left="720" w:hanging="360"/>
+      </w:pPr>
+      <w:rPr>
+        <w:rFonts w:ascii="Symbol" w:hAnsi="Symbol" w:hint="default"/>
+      </w:rPr>
+    </w:lvl>
+    <w:lvl w:ilvl="1" w:tplc="40090003" w:tentative="1">
+      <w:start w:val="1"/>
+      <w:numFmt w:val="bullet"/>
+      <w:lvlText w:val="o"/>
+      <w:lvlJc w:val="left"/>
+      <w:pPr>
+        <w:ind w:left="1440" w:hanging="360"/>
+      </w:pPr>
+      <w:rPr>
+        <w:rFonts w:ascii="Courier New" w:hAnsi="Courier New" w:cs="Courier New" w:hint="default"/>
+      </w:rPr>
+    </w:lvl>
+    <w:lvl w:ilvl="2" w:tplc="40090005" w:tentative="1">
+      <w:start w:val="1"/>
+      <w:numFmt w:val="bullet"/>
+      <w:lvlText w:val=""/>
+      <w:lvlJc w:val="left"/>
+      <w:pPr>
+        <w:ind w:left="2160" w:hanging="360"/>
+      </w:pPr>
+      <w:rPr>
+        <w:rFonts w:ascii="Wingdings" w:hAnsi="Wingdings" w:hint="default"/>
+      </w:rPr>
+    </w:lvl>
+    <w:lvl w:ilvl="3" w:tplc="40090001" w:tentative="1">
+      <w:start w:val="1"/>
+      <w:numFmt w:val="bullet"/>
+      <w:lvlText w:val=""/>
+      <w:lvlJc w:val="left"/>
+      <w:pPr>
+        <w:ind w:left="2880" w:hanging="360"/>
+      </w:pPr>
+      <w:rPr>
+        <w:rFonts w:ascii="Symbol" w:hAnsi="Symbol" w:hint="default"/>
+      </w:rPr>
+    </w:lvl>
+    <w:lvl w:ilvl="4" w:tplc="40090003" w:tentative="1">
+      <w:start w:val="1"/>
+      <w:numFmt w:val="bullet"/>
+      <w:lvlText w:val="o"/>
+      <w:lvlJc w:val="left"/>
+      <w:pPr>
+        <w:ind w:left="3600" w:hanging="360"/>
+      </w:pPr>
+      <w:rPr>
+        <w:rFonts w:ascii="Courier New" w:hAnsi="Courier New" w:cs="Courier New" w:hint="default"/>
+      </w:rPr>
+    </w:lvl>
+    <w:lvl w:ilvl="5" w:tplc="40090005" w:tentative="1">
+      <w:start w:val="1"/>
+      <w:numFmt w:val="bullet"/>
+      <w:lvlText w:val=""/>
+      <w:lvlJc w:val="left"/>
+      <w:pPr>
+        <w:ind w:left="4320" w:hanging="360"/>
+      </w:pPr>
+      <w:rPr>
+        <w:rFonts w:ascii="Wingdings" w:hAnsi="Wingdings" w:hint="default"/>
+      </w:rPr>
+    </w:lvl>
+    <w:lvl w:ilvl="6" w:tplc="40090001" w:tentative="1">
+      <w:start w:val="1"/>
+      <w:numFmt w:val="bullet"/>
+      <w:lvlText w:val=""/>
+      <w:lvlJc w:val="left"/>
+      <w:pPr>
+        <w:ind w:left="5040" w:hanging="360"/>
+      </w:pPr>
+      <w:rPr>
+        <w:rFonts w:ascii="Symbol" w:hAnsi="Symbol" w:hint="default"/>
+      </w:rPr>
+    </w:lvl>
+    <w:lvl w:ilvl="7" w:tplc="40090003" w:tentative="1">
+      <w:start w:val="1"/>
+      <w:numFmt w:val="bullet"/>
+      <w:lvlText w:val="o"/>
+      <w:lvlJc w:val="left"/>
+      <w:pPr>
+        <w:ind w:left="5760" w:hanging="360"/>
+      </w:pPr>
+      <w:rPr>
+        <w:rFonts w:ascii="Courier New" w:hAnsi="Courier New" w:cs="Courier New" w:hint="default"/>
+      </w:rPr>
+    </w:lvl>
+    <w:lvl w:ilvl="8" w:tplc="40090005" w:tentative="1">
+      <w:start w:val="1"/>
+      <w:numFmt w:val="bullet"/>
+      <w:lvlText w:val=""/>
+      <w:lvlJc w:val="left"/>
+      <w:pPr>
+        <w:ind w:left="6480" w:hanging="360"/>
+      </w:pPr>
+      <w:rPr>
+        <w:rFonts w:ascii="Wingdings" w:hAnsi="Wingdings" w:hint="default"/>
+      </w:rPr>
+    </w:lvl>
+  </w:abstractNum>
   <w:num w:numId="1" w16cid:durableId="1804077231">
-    <w:abstractNumId w:val="3"/>
+    <w:abstractNumId w:val="4"/>
   </w:num>
   <w:num w:numId="2" w16cid:durableId="766735145">
-    <w:abstractNumId w:val="11"/>
+    <w:abstractNumId w:val="14"/>
   </w:num>
   <w:num w:numId="3" w16cid:durableId="1998151098">
-    <w:abstractNumId w:val="12"/>
+    <w:abstractNumId w:val="15"/>
   </w:num>
   <w:num w:numId="4" w16cid:durableId="629480864">
-    <w:abstractNumId w:val="25"/>
+    <w:abstractNumId w:val="29"/>
   </w:num>
   <w:num w:numId="5" w16cid:durableId="1119689645">
-    <w:abstractNumId w:val="14"/>
+    <w:abstractNumId w:val="17"/>
   </w:num>
   <w:num w:numId="6" w16cid:durableId="1034228220">
-    <w:abstractNumId w:val="24"/>
+    <w:abstractNumId w:val="28"/>
   </w:num>
   <w:num w:numId="7" w16cid:durableId="954747315">
+    <w:abstractNumId w:val="9"/>
+  </w:num>
+  <w:num w:numId="8" w16cid:durableId="865560883">
     <w:abstractNumId w:val="6"/>
   </w:num>
-  <w:num w:numId="8" w16cid:durableId="865560883">
-    <w:abstractNumId w:val="4"/>
-  </w:num>
   <w:num w:numId="9" w16cid:durableId="1821652664">
-    <w:abstractNumId w:val="5"/>
+    <w:abstractNumId w:val="7"/>
   </w:num>
   <w:num w:numId="10" w16cid:durableId="81463330">
-    <w:abstractNumId w:val="22"/>
+    <w:abstractNumId w:val="26"/>
   </w:num>
   <w:num w:numId="11" w16cid:durableId="298535597">
-    <w:abstractNumId w:val="8"/>
+    <w:abstractNumId w:val="11"/>
   </w:num>
   <w:num w:numId="12" w16cid:durableId="330328770">
     <w:abstractNumId w:val="1"/>
   </w:num>
   <w:num w:numId="13" w16cid:durableId="361244462">
-    <w:abstractNumId w:val="17"/>
+    <w:abstractNumId w:val="20"/>
   </w:num>
   <w:num w:numId="14" w16cid:durableId="365982600">
-    <w:abstractNumId w:val="19"/>
+    <w:abstractNumId w:val="22"/>
   </w:num>
   <w:num w:numId="15" w16cid:durableId="902106892">
     <w:abstractNumId w:val="2"/>
   </w:num>
   <w:num w:numId="16" w16cid:durableId="435833495">
-    <w:abstractNumId w:val="21"/>
+    <w:abstractNumId w:val="24"/>
   </w:num>
   <w:num w:numId="17" w16cid:durableId="1937051770">
+    <w:abstractNumId w:val="16"/>
+  </w:num>
+  <w:num w:numId="18" w16cid:durableId="369501417">
     <w:abstractNumId w:val="13"/>
   </w:num>
-  <w:num w:numId="18" w16cid:durableId="369501417">
-    <w:abstractNumId w:val="10"/>
-  </w:num>
   <w:num w:numId="19" w16cid:durableId="262997199">
-    <w:abstractNumId w:val="15"/>
+    <w:abstractNumId w:val="18"/>
   </w:num>
   <w:num w:numId="20" w16cid:durableId="645281689">
-    <w:abstractNumId w:val="9"/>
+    <w:abstractNumId w:val="12"/>
   </w:num>
   <w:num w:numId="21" w16cid:durableId="270090857">
-    <w:abstractNumId w:val="7"/>
+    <w:abstractNumId w:val="10"/>
   </w:num>
   <w:num w:numId="22" w16cid:durableId="899363878">
     <w:abstractNumId w:val="0"/>
   </w:num>
   <w:num w:numId="23" w16cid:durableId="30502447">
-    <w:abstractNumId w:val="16"/>
+    <w:abstractNumId w:val="19"/>
   </w:num>
   <w:num w:numId="24" w16cid:durableId="1286036665">
-    <w:abstractNumId w:val="20"/>
+    <w:abstractNumId w:val="23"/>
   </w:num>
   <w:num w:numId="25" w16cid:durableId="501700018">
-    <w:abstractNumId w:val="23"/>
+    <w:abstractNumId w:val="27"/>
   </w:num>
   <w:num w:numId="26" w16cid:durableId="472720145">
-    <w:abstractNumId w:val="18"/>
+    <w:abstractNumId w:val="21"/>
+  </w:num>
+  <w:num w:numId="27" w16cid:durableId="240062321">
+    <w:abstractNumId w:val="8"/>
+  </w:num>
+  <w:num w:numId="28" w16cid:durableId="709111833">
+    <w:abstractNumId w:val="30"/>
+  </w:num>
+  <w:num w:numId="29" w16cid:durableId="515271577">
+    <w:abstractNumId w:val="5"/>
+  </w:num>
+  <w:num w:numId="30" w16cid:durableId="2097744665">
+    <w:abstractNumId w:val="25"/>
+  </w:num>
+  <w:num w:numId="31" w16cid:durableId="1263419260">
+    <w:abstractNumId w:val="3"/>
   </w:num>
 </w:numbering>
 </file>
 
 <file path=word/styles.xml><?xml version="1.0" encoding="utf-8"?>
-<w:styles xmlns:mc="http://schemas.openxmlformats.org/markup-compatibility/2006" xmlns:r="http://schemas.openxmlformats.org/officeDocument/2006/relationships" xmlns:w="http://schemas.openxmlformats.org/wordprocessingml/2006/main" xmlns:w14="http://schemas.microsoft.com/office/word/2010/wordml" xmlns:w15="http://schemas.microsoft.com/office/word/2012/wordml" xmlns:w16cex="http://schemas.microsoft.com/office/word/2018/wordml/cex" xmlns:w16cid="http://schemas.microsoft.com/office/word/2016/wordml/cid" xmlns:w16="http://schemas.microsoft.com/office/word/2018/wordml" xmlns:w16sdtdh="http://schemas.microsoft.com/office/word/2020/wordml/sdtdatahash" xmlns:w16se="http://schemas.microsoft.com/office/word/2015/wordml/symex" mc:Ignorable="w14 w15 w16se w16cid w16 w16cex w16sdtdh">
+<w:styles xmlns:mc="http://schemas.openxmlformats.org/markup-compatibility/2006" xmlns:r="http://schemas.openxmlformats.org/officeDocument/2006/relationships" xmlns:w="http://schemas.openxmlformats.org/wordprocessingml/2006/main" xmlns:w14="http://schemas.microsoft.com/office/word/2010/wordml" xmlns:w15="http://schemas.microsoft.com/office/word/2012/wordml" xmlns:w16cex="http://schemas.microsoft.com/office/word/2018/wordml/cex" xmlns:w16cid="http://schemas.microsoft.com/office/word/2016/wordml/cid" xmlns:w16="http://schemas.microsoft.com/office/word/2018/wordml" xmlns:w16du="http://schemas.microsoft.com/office/word/2023/wordml/word16du" xmlns:w16sdtdh="http://schemas.microsoft.com/office/word/2020/wordml/sdtdatahash" xmlns:w16sdtfl="http://schemas.microsoft.com/office/word/2024/wordml/sdtformatlock" xmlns:w16se="http://schemas.microsoft.com/office/word/2015/wordml/symex" mc:Ignorable="w14 w15 w16se w16cid w16 w16cex w16sdtdh w16sdtfl w16du">
   <w:docDefaults>
     <w:rPrDefault>
       <w:rPr>
@@ -7233,6 +8417,69 @@
       <w:contextualSpacing/>
     </w:pPr>
   </w:style>
+  <w:style w:type="character" w:styleId="Hyperlink">
+    <w:name w:val="Hyperlink"/>
+    <w:basedOn w:val="DefaultParagraphFont"/>
+    <w:uiPriority w:val="99"/>
+    <w:unhideWhenUsed/>
+    <w:rsid w:val="00C334DA"/>
+    <w:rPr>
+      <w:color w:val="0563C1" w:themeColor="hyperlink"/>
+      <w:u w:val="single"/>
+    </w:rPr>
+  </w:style>
+  <w:style w:type="character" w:styleId="UnresolvedMention">
+    <w:name w:val="Unresolved Mention"/>
+    <w:basedOn w:val="DefaultParagraphFont"/>
+    <w:uiPriority w:val="99"/>
+    <w:semiHidden/>
+    <w:unhideWhenUsed/>
+    <w:rsid w:val="00C334DA"/>
+    <w:rPr>
+      <w:color w:val="605E5C"/>
+      <w:shd w:val="clear" w:color="auto" w:fill="E1DFDD"/>
+    </w:rPr>
+  </w:style>
+  <w:style w:type="character" w:styleId="FollowedHyperlink">
+    <w:name w:val="FollowedHyperlink"/>
+    <w:basedOn w:val="DefaultParagraphFont"/>
+    <w:uiPriority w:val="99"/>
+    <w:semiHidden/>
+    <w:unhideWhenUsed/>
+    <w:rsid w:val="00C334DA"/>
+    <w:rPr>
+      <w:color w:val="954F72" w:themeColor="followedHyperlink"/>
+      <w:u w:val="single"/>
+    </w:rPr>
+  </w:style>
+  <w:style w:type="paragraph" w:styleId="NormalWeb">
+    <w:name w:val="Normal (Web)"/>
+    <w:basedOn w:val="Normal"/>
+    <w:uiPriority w:val="99"/>
+    <w:semiHidden/>
+    <w:unhideWhenUsed/>
+    <w:rsid w:val="00C334DA"/>
+    <w:pPr>
+      <w:spacing w:before="100" w:beforeAutospacing="1" w:after="100" w:afterAutospacing="1" w:line="240" w:lineRule="auto"/>
+    </w:pPr>
+    <w:rPr>
+      <w:rFonts w:ascii="Times New Roman" w:eastAsia="Times New Roman" w:hAnsi="Times New Roman" w:cs="Times New Roman"/>
+      <w:sz w:val="24"/>
+      <w:szCs w:val="24"/>
+      <w:lang w:val="en-IN" w:eastAsia="en-IN" w:bidi="hi-IN"/>
+    </w:rPr>
+  </w:style>
+  <w:style w:type="character" w:styleId="Strong">
+    <w:name w:val="Strong"/>
+    <w:basedOn w:val="DefaultParagraphFont"/>
+    <w:uiPriority w:val="22"/>
+    <w:qFormat/>
+    <w:rsid w:val="00C334DA"/>
+    <w:rPr>
+      <w:b/>
+      <w:bCs/>
+    </w:rPr>
+  </w:style>
 </w:styles>
 </file>
 
